--- a/resume/Uma_Shankar_Manual_QA_Resume.docx
+++ b/resume/Uma_Shankar_Manual_QA_Resume.docx
@@ -1,145 +1,161 @@
 
 <file path=word/document.xml><?xml version="1.0" encoding="utf-8"?>
-<w:document xmlns:wpc="http://schemas.microsoft.com/office/word/2010/wordprocessingCanvas" xmlns:mc="http://schemas.openxmlformats.org/markup-compatibility/2006" xmlns:o="urn:schemas-microsoft-com:office:office" xmlns:r="http://schemas.openxmlformats.org/officeDocument/2006/relationships" xmlns:m="http://schemas.openxmlformats.org/officeDocument/2006/math" xmlns:v="urn:schemas-microsoft-com:vml" xmlns:wp14="http://schemas.microsoft.com/office/word/2010/wordprocessingDrawing" xmlns:wp="http://schemas.openxmlformats.org/drawingml/2006/wordprocessingDrawing" xmlns:w10="urn:schemas-microsoft-com:office:word" xmlns:w="http://schemas.openxmlformats.org/wordprocessingml/2006/main" xmlns:w14="http://schemas.microsoft.com/office/word/2010/wordml" xmlns:w15="http://schemas.microsoft.com/office/word/2012/wordml" xmlns:wpg="http://schemas.microsoft.com/office/word/2010/wordprocessingGroup" xmlns:wpi="http://schemas.microsoft.com/office/word/2010/wordprocessingInk" xmlns:wne="http://schemas.microsoft.com/office/word/2006/wordml" xmlns:wps="http://schemas.microsoft.com/office/word/2010/wordprocessingShape" xmlns:cx="http://schemas.microsoft.com/office/drawing/2014/chartex" xmlns:cx1="http://schemas.microsoft.com/office/drawing/2015/9/8/chartex" xmlns:cx2="http://schemas.microsoft.com/office/drawing/2015/10/21/chartex" xmlns:cx3="http://schemas.microsoft.com/office/drawing/2016/5/9/chartex" xmlns:cx4="http://schemas.microsoft.com/office/drawing/2016/5/10/chartex" xmlns:cx5="http://schemas.microsoft.com/office/drawing/2016/5/11/chartex" xmlns:cx6="http://schemas.microsoft.com/office/drawing/2016/5/12/chartex" xmlns:cx7="http://schemas.microsoft.com/office/drawing/2016/5/13/chartex" xmlns:cx8="http://schemas.microsoft.com/office/drawing/2016/5/14/chartex" xmlns:aink="http://schemas.microsoft.com/office/drawing/2016/ink" xmlns:am3d="http://schemas.microsoft.com/office/drawing/2017/model3d" xmlns:w16cex="http://schemas.microsoft.com/office/word/2018/wordml/cex" xmlns:w16cid="http://schemas.microsoft.com/office/word/2016/wordml/cid" xmlns:w16="http://schemas.microsoft.com/office/word/2018/wordml" xmlns:w16sdtdh="http://schemas.microsoft.com/office/word/2020/wordml/sdtdatahash" xmlns:w16se="http://schemas.microsoft.com/office/word/2015/wordml/symex" mc:Ignorable="w14 w15 wp14">
+<w:document xmlns:wpc="http://schemas.microsoft.com/office/word/2010/wordprocessingCanvas" xmlns:cx="http://schemas.microsoft.com/office/drawing/2014/chartex" xmlns:cx1="http://schemas.microsoft.com/office/drawing/2015/9/8/chartex" xmlns:cx2="http://schemas.microsoft.com/office/drawing/2015/10/21/chartex" xmlns:cx3="http://schemas.microsoft.com/office/drawing/2016/5/9/chartex" xmlns:cx4="http://schemas.microsoft.com/office/drawing/2016/5/10/chartex" xmlns:cx5="http://schemas.microsoft.com/office/drawing/2016/5/11/chartex" xmlns:cx6="http://schemas.microsoft.com/office/drawing/2016/5/12/chartex" xmlns:cx7="http://schemas.microsoft.com/office/drawing/2016/5/13/chartex" xmlns:cx8="http://schemas.microsoft.com/office/drawing/2016/5/14/chartex" xmlns:mc="http://schemas.openxmlformats.org/markup-compatibility/2006" xmlns:aink="http://schemas.microsoft.com/office/drawing/2016/ink" xmlns:am3d="http://schemas.microsoft.com/office/drawing/2017/model3d" xmlns:o="urn:schemas-microsoft-com:office:office" xmlns:oel="http://schemas.microsoft.com/office/2019/extlst" xmlns:r="http://schemas.openxmlformats.org/officeDocument/2006/relationships" xmlns:m="http://schemas.openxmlformats.org/officeDocument/2006/math" xmlns:v="urn:schemas-microsoft-com:vml" xmlns:wp14="http://schemas.microsoft.com/office/word/2010/wordprocessingDrawing" xmlns:wp="http://schemas.openxmlformats.org/drawingml/2006/wordprocessingDrawing" xmlns:w10="urn:schemas-microsoft-com:office:word" xmlns:w="http://schemas.openxmlformats.org/wordprocessingml/2006/main" xmlns:w14="http://schemas.microsoft.com/office/word/2010/wordml" xmlns:w15="http://schemas.microsoft.com/office/word/2012/wordml" xmlns:w16cex="http://schemas.microsoft.com/office/word/2018/wordml/cex" xmlns:w16cid="http://schemas.microsoft.com/office/word/2016/wordml/cid" xmlns:w16="http://schemas.microsoft.com/office/word/2018/wordml" xmlns:w16du="http://schemas.microsoft.com/office/word/2023/wordml/word16du" xmlns:w16sdtdh="http://schemas.microsoft.com/office/word/2020/wordml/sdtdatahash" xmlns:w16sdtfl="http://schemas.microsoft.com/office/word/2024/wordml/sdtformatlock" xmlns:w16se="http://schemas.microsoft.com/office/word/2015/wordml/symex" xmlns:wpg="http://schemas.microsoft.com/office/word/2010/wordprocessingGroup" xmlns:wpi="http://schemas.microsoft.com/office/word/2010/wordprocessingInk" xmlns:wne="http://schemas.microsoft.com/office/word/2006/wordml" xmlns:wps="http://schemas.microsoft.com/office/word/2010/wordprocessingShape" mc:Ignorable="w14 w15 w16se w16cid w16 w16cex w16sdtdh w16sdtfl w16du wp14">
   <w:body>
     <w:p>
       <w:pPr>
-        <w:spacing w:after="36" w:before="0"/>
+        <w:spacing w:after="36"/>
         <w:jc w:val="center"/>
       </w:pPr>
       <w:r>
         <w:rPr>
-          <w:rFonts w:ascii="Arial" w:cs="Arial" w:eastAsia="Arial" w:hAnsi="Arial"/>
           <w:b/>
           <w:bCs/>
           <w:color w:val="1F4E79"/>
           <w:sz w:val="46"/>
           <w:szCs w:val="46"/>
         </w:rPr>
-        <w:t xml:space="preserve">UMA SHANKAR S</w:t>
-      </w:r>
-    </w:p>
-    <w:p>
-      <w:pPr>
-        <w:spacing w:after="26" w:before="0"/>
+        <w:t>UMA SHANKAR S</w:t>
+      </w:r>
+    </w:p>
+    <w:p>
+      <w:pPr>
+        <w:spacing w:after="26"/>
         <w:jc w:val="center"/>
       </w:pPr>
       <w:r>
         <w:rPr>
-          <w:rFonts w:ascii="Arial" w:cs="Arial" w:eastAsia="Arial" w:hAnsi="Arial"/>
           <w:color w:val="555555"/>
           <w:sz w:val="19"/>
           <w:szCs w:val="19"/>
         </w:rPr>
-        <w:t xml:space="preserve">QA Engineer  |  Manual Testing  |  Software Quality Assurance Specialist</w:t>
-      </w:r>
-    </w:p>
-    <w:p>
-      <w:pPr>
-        <w:spacing w:after="16" w:before="0"/>
+        <w:t xml:space="preserve">QA </w:t>
+      </w:r>
+      <w:proofErr w:type="gramStart"/>
+      <w:r>
+        <w:rPr>
+          <w:color w:val="555555"/>
+          <w:sz w:val="19"/>
+          <w:szCs w:val="19"/>
+        </w:rPr>
+        <w:t>Engineer  |</w:t>
+      </w:r>
+      <w:proofErr w:type="gramEnd"/>
+      <w:r>
+        <w:rPr>
+          <w:color w:val="555555"/>
+          <w:sz w:val="19"/>
+          <w:szCs w:val="19"/>
+        </w:rPr>
+        <w:t xml:space="preserve">  Manual </w:t>
+      </w:r>
+      <w:proofErr w:type="gramStart"/>
+      <w:r>
+        <w:rPr>
+          <w:color w:val="555555"/>
+          <w:sz w:val="19"/>
+          <w:szCs w:val="19"/>
+        </w:rPr>
+        <w:t>Testing  |</w:t>
+      </w:r>
+      <w:proofErr w:type="gramEnd"/>
+      <w:r>
+        <w:rPr>
+          <w:color w:val="555555"/>
+          <w:sz w:val="19"/>
+          <w:szCs w:val="19"/>
+        </w:rPr>
+        <w:t xml:space="preserve">  Software Quality Assurance Specialist</w:t>
+      </w:r>
+    </w:p>
+    <w:p>
+      <w:pPr>
+        <w:spacing w:after="16"/>
         <w:jc w:val="center"/>
       </w:pPr>
       <w:r>
         <w:rPr>
-          <w:rFonts w:ascii="Arial" w:cs="Arial" w:eastAsia="Arial" w:hAnsi="Arial"/>
           <w:color w:val="333333"/>
-          <w:sz w:val="18"/>
-          <w:szCs w:val="18"/>
-        </w:rPr>
-        <w:t xml:space="preserve">s.shankar2905@gmail.com</w:t>
-      </w:r>
-      <w:r>
-        <w:rPr>
-          <w:rFonts w:ascii="Arial" w:cs="Arial" w:eastAsia="Arial" w:hAnsi="Arial"/>
-          <w:color w:val="333333"/>
-          <w:sz w:val="18"/>
-          <w:szCs w:val="18"/>
-        </w:rPr>
-        <w:t xml:space="preserve">   |   +91-7829146600</w:t>
-      </w:r>
-      <w:r>
-        <w:rPr>
-          <w:rFonts w:ascii="Arial" w:cs="Arial" w:eastAsia="Arial" w:hAnsi="Arial"/>
-          <w:color w:val="333333"/>
-          <w:sz w:val="18"/>
-          <w:szCs w:val="18"/>
-        </w:rPr>
-        <w:t xml:space="preserve">   |   Bangalore, Karnataka</w:t>
+        </w:rPr>
+        <w:t>s.shankar2905@gmail.com   |   +91-7829146600   |   Bangalore, Karnataka</w:t>
       </w:r>
     </w:p>
     <w:p>
       <w:pPr>
         <w:pBdr>
-          <w:bottom w:val="single" w:color="1F4E79" w:sz="12" w:space="1"/>
+          <w:bottom w:val="single" w:sz="12" w:space="1" w:color="1F4E79"/>
         </w:pBdr>
-        <w:spacing w:after="55" w:before="55"/>
-      </w:pPr>
-      <w:r>
-        <w:t xml:space="preserve"/>
-      </w:r>
+        <w:spacing w:before="55" w:after="55"/>
+      </w:pPr>
     </w:p>
     <w:p>
       <w:pPr>
         <w:pBdr>
-          <w:bottom w:val="single" w:color="2E75B6" w:sz="8" w:space="3"/>
+          <w:bottom w:val="single" w:sz="8" w:space="3" w:color="2E75B6"/>
         </w:pBdr>
-        <w:spacing w:after="50" w:before="160"/>
-      </w:pPr>
-      <w:r>
-        <w:rPr>
-          <w:rFonts w:ascii="Arial" w:cs="Arial" w:eastAsia="Arial" w:hAnsi="Arial"/>
+        <w:spacing w:before="160" w:after="50"/>
+      </w:pPr>
+      <w:r>
+        <w:rPr>
           <w:b/>
           <w:bCs/>
           <w:color w:val="1F4E79"/>
           <w:sz w:val="20"/>
           <w:szCs w:val="20"/>
         </w:rPr>
-        <w:t xml:space="preserve">PROFESSIONAL SUMMARY</w:t>
-      </w:r>
-    </w:p>
-    <w:p>
-      <w:pPr>
-        <w:spacing w:after="45" w:before="55"/>
-      </w:pPr>
-      <w:r>
-        <w:rPr>
-          <w:rFonts w:ascii="Arial" w:cs="Arial" w:eastAsia="Arial" w:hAnsi="Arial"/>
-          <w:sz w:val="18"/>
-          <w:szCs w:val="18"/>
-        </w:rPr>
-        <w:t xml:space="preserve">Detail-oriented QA Engineer with 1+ year of hands-on experience in Manual Testing, Functional Testing, Regression Testing, API Testing, and defect lifecycle management across web applications. Proficient in test case design using techniques such as Boundary Value Analysis (BVA), Equivalence Partitioning (EP), and Decision Table Testing. Skilled in Postman for REST API validation, SQL for backend testing, and LambdaTest for cross-browser compatibility testing. Experienced with Jira for defect tracking and Git/GitHub for test repository management. Strong working knowledge of STLC, SDLC, Agile/Scrum, and exposure to Selenium automation. Committed to enforcing quality standards and enabling faster, defect-free releases.</w:t>
+        <w:t>PROFESSIONAL SUMMARY</w:t>
+      </w:r>
+    </w:p>
+    <w:p>
+      <w:pPr>
+        <w:spacing w:before="55" w:after="45"/>
+      </w:pPr>
+      <w:r>
+        <w:t xml:space="preserve">Detail-oriented QA Engineer with 1+ year of hands-on experience in Manual Testing, Functional Testing, Regression Testing, API Testing, and defect lifecycle management across web applications. Proficient in test case design using techniques such as Boundary Value Analysis (BVA), Equivalence Partitioning (EP), and Decision Table Testing. Skilled in Postman for REST API validation, SQL for backend testing, and </w:t>
+      </w:r>
+      <w:proofErr w:type="spellStart"/>
+      <w:r>
+        <w:t>LambdaTest</w:t>
+      </w:r>
+      <w:proofErr w:type="spellEnd"/>
+      <w:r>
+        <w:t xml:space="preserve"> for cross-browser compatibility testing. Experienced with Jira for defect tracking and Git/GitHub for test repository management. Strong working knowledge of STLC, SDLC, Agile/Scrum, and exposure to Selenium automation. Committed to enforcing quality standards and enabling faster, defect-free releases.</w:t>
       </w:r>
     </w:p>
     <w:p>
       <w:pPr>
         <w:pBdr>
-          <w:bottom w:val="single" w:color="2E75B6" w:sz="8" w:space="3"/>
+          <w:bottom w:val="single" w:sz="8" w:space="3" w:color="2E75B6"/>
         </w:pBdr>
-        <w:spacing w:after="50" w:before="160"/>
-      </w:pPr>
-      <w:r>
-        <w:rPr>
-          <w:rFonts w:ascii="Arial" w:cs="Arial" w:eastAsia="Arial" w:hAnsi="Arial"/>
+        <w:spacing w:before="160" w:after="50"/>
+      </w:pPr>
+      <w:r>
+        <w:rPr>
           <w:b/>
           <w:bCs/>
           <w:color w:val="1F4E79"/>
           <w:sz w:val="20"/>
           <w:szCs w:val="20"/>
         </w:rPr>
-        <w:t xml:space="preserve">CORE COMPETENCIES</w:t>
+        <w:t>CORE COMPETENCIES</w:t>
       </w:r>
     </w:p>
     <w:tbl>
       <w:tblPr>
-        <w:tblW w:type="dxa" w:w="9360"/>
+        <w:tblW w:w="9360" w:type="dxa"/>
         <w:tblBorders>
-          <w:top w:val="single" w:color="auto" w:sz="4"/>
-          <w:left w:val="single" w:color="auto" w:sz="4"/>
-          <w:bottom w:val="single" w:color="auto" w:sz="4"/>
-          <w:right w:val="single" w:color="auto" w:sz="4"/>
-          <w:insideH w:val="single" w:color="auto" w:sz="4"/>
-          <w:insideV w:val="single" w:color="auto" w:sz="4"/>
+          <w:top w:val="single" w:sz="4" w:space="0" w:color="auto"/>
+          <w:left w:val="single" w:sz="4" w:space="0" w:color="auto"/>
+          <w:bottom w:val="single" w:sz="4" w:space="0" w:color="auto"/>
+          <w:right w:val="single" w:sz="4" w:space="0" w:color="auto"/>
+          <w:insideH w:val="single" w:sz="4" w:space="0" w:color="auto"/>
+          <w:insideV w:val="single" w:sz="4" w:space="0" w:color="auto"/>
         </w:tblBorders>
+        <w:tblCellMar>
+          <w:left w:w="10" w:type="dxa"/>
+          <w:right w:w="10" w:type="dxa"/>
+        </w:tblCellMar>
+        <w:tblLook w:val="0000" w:firstRow="0" w:lastRow="0" w:firstColumn="0" w:lastColumn="0" w:noHBand="0" w:noVBand="0"/>
       </w:tblPr>
       <w:tblGrid>
         <w:gridCol w:w="3120"/>
@@ -147,21 +163,27 @@
         <w:gridCol w:w="3120"/>
       </w:tblGrid>
       <w:tr>
+        <w:tblPrEx>
+          <w:tblCellMar>
+            <w:top w:w="0" w:type="dxa"/>
+            <w:bottom w:w="0" w:type="dxa"/>
+          </w:tblCellMar>
+        </w:tblPrEx>
         <w:tc>
           <w:tcPr>
-            <w:tcW w:type="dxa" w:w="3120"/>
+            <w:tcW w:w="3120" w:type="dxa"/>
             <w:tcBorders>
-              <w:top w:val="single" w:color="CCDDEE" w:sz="1"/>
-              <w:left w:val="single" w:color="CCDDEE" w:sz="1"/>
-              <w:bottom w:val="single" w:color="CCDDEE" w:sz="1"/>
-              <w:right w:val="single" w:color="CCDDEE" w:sz="1"/>
+              <w:top w:val="single" w:sz="1" w:space="0" w:color="CCDDEE"/>
+              <w:left w:val="single" w:sz="1" w:space="0" w:color="CCDDEE"/>
+              <w:bottom w:val="single" w:sz="1" w:space="0" w:color="CCDDEE"/>
+              <w:right w:val="single" w:sz="1" w:space="0" w:color="CCDDEE"/>
             </w:tcBorders>
-            <w:shd w:fill="EBF3FB" w:val="clear"/>
+            <w:shd w:val="clear" w:color="auto" w:fill="EBF3FB"/>
             <w:tcMar>
-              <w:top w:type="dxa" w:w="55"/>
-              <w:left w:type="dxa" w:w="100"/>
-              <w:bottom w:type="dxa" w:w="55"/>
-              <w:right w:type="dxa" w:w="100"/>
+              <w:top w:w="55" w:type="dxa"/>
+              <w:left w:w="100" w:type="dxa"/>
+              <w:bottom w:w="55" w:type="dxa"/>
+              <w:right w:w="100" w:type="dxa"/>
             </w:tcMar>
             <w:vAlign w:val="center"/>
           </w:tcPr>
@@ -171,32 +193,31 @@
             </w:pPr>
             <w:r>
               <w:rPr>
-                <w:rFonts w:ascii="Arial" w:cs="Arial" w:eastAsia="Arial" w:hAnsi="Arial"/>
                 <w:b/>
                 <w:bCs/>
                 <w:color w:val="1F4E79"/>
                 <w:sz w:val="17"/>
                 <w:szCs w:val="17"/>
               </w:rPr>
-              <w:t xml:space="preserve">Manual &amp; Functional Testing</w:t>
+              <w:t>Manual &amp; Functional Testing</w:t>
             </w:r>
           </w:p>
         </w:tc>
         <w:tc>
           <w:tcPr>
-            <w:tcW w:type="dxa" w:w="3120"/>
+            <w:tcW w:w="3120" w:type="dxa"/>
             <w:tcBorders>
-              <w:top w:val="single" w:color="CCDDEE" w:sz="1"/>
-              <w:left w:val="single" w:color="CCDDEE" w:sz="1"/>
-              <w:bottom w:val="single" w:color="CCDDEE" w:sz="1"/>
-              <w:right w:val="single" w:color="CCDDEE" w:sz="1"/>
+              <w:top w:val="single" w:sz="1" w:space="0" w:color="CCDDEE"/>
+              <w:left w:val="single" w:sz="1" w:space="0" w:color="CCDDEE"/>
+              <w:bottom w:val="single" w:sz="1" w:space="0" w:color="CCDDEE"/>
+              <w:right w:val="single" w:sz="1" w:space="0" w:color="CCDDEE"/>
             </w:tcBorders>
-            <w:shd w:fill="EBF3FB" w:val="clear"/>
+            <w:shd w:val="clear" w:color="auto" w:fill="EBF3FB"/>
             <w:tcMar>
-              <w:top w:type="dxa" w:w="55"/>
-              <w:left w:type="dxa" w:w="100"/>
-              <w:bottom w:type="dxa" w:w="55"/>
-              <w:right w:type="dxa" w:w="100"/>
+              <w:top w:w="55" w:type="dxa"/>
+              <w:left w:w="100" w:type="dxa"/>
+              <w:bottom w:w="55" w:type="dxa"/>
+              <w:right w:w="100" w:type="dxa"/>
             </w:tcMar>
             <w:vAlign w:val="center"/>
           </w:tcPr>
@@ -206,32 +227,31 @@
             </w:pPr>
             <w:r>
               <w:rPr>
-                <w:rFonts w:ascii="Arial" w:cs="Arial" w:eastAsia="Arial" w:hAnsi="Arial"/>
                 <w:b/>
                 <w:bCs/>
                 <w:color w:val="1F4E79"/>
                 <w:sz w:val="17"/>
                 <w:szCs w:val="17"/>
               </w:rPr>
-              <w:t xml:space="preserve">Regression &amp; Smoke Testing</w:t>
+              <w:t>Regression &amp; Smoke Testing</w:t>
             </w:r>
           </w:p>
         </w:tc>
         <w:tc>
           <w:tcPr>
-            <w:tcW w:type="dxa" w:w="3120"/>
+            <w:tcW w:w="3120" w:type="dxa"/>
             <w:tcBorders>
-              <w:top w:val="single" w:color="CCDDEE" w:sz="1"/>
-              <w:left w:val="single" w:color="CCDDEE" w:sz="1"/>
-              <w:bottom w:val="single" w:color="CCDDEE" w:sz="1"/>
-              <w:right w:val="single" w:color="CCDDEE" w:sz="1"/>
+              <w:top w:val="single" w:sz="1" w:space="0" w:color="CCDDEE"/>
+              <w:left w:val="single" w:sz="1" w:space="0" w:color="CCDDEE"/>
+              <w:bottom w:val="single" w:sz="1" w:space="0" w:color="CCDDEE"/>
+              <w:right w:val="single" w:sz="1" w:space="0" w:color="CCDDEE"/>
             </w:tcBorders>
-            <w:shd w:fill="EBF3FB" w:val="clear"/>
+            <w:shd w:val="clear" w:color="auto" w:fill="EBF3FB"/>
             <w:tcMar>
-              <w:top w:type="dxa" w:w="55"/>
-              <w:left w:type="dxa" w:w="100"/>
-              <w:bottom w:type="dxa" w:w="55"/>
-              <w:right w:type="dxa" w:w="100"/>
+              <w:top w:w="55" w:type="dxa"/>
+              <w:left w:w="100" w:type="dxa"/>
+              <w:bottom w:w="55" w:type="dxa"/>
+              <w:right w:w="100" w:type="dxa"/>
             </w:tcMar>
             <w:vAlign w:val="center"/>
           </w:tcPr>
@@ -241,34 +261,39 @@
             </w:pPr>
             <w:r>
               <w:rPr>
-                <w:rFonts w:ascii="Arial" w:cs="Arial" w:eastAsia="Arial" w:hAnsi="Arial"/>
                 <w:b/>
                 <w:bCs/>
                 <w:color w:val="1F4E79"/>
                 <w:sz w:val="17"/>
                 <w:szCs w:val="17"/>
               </w:rPr>
-              <w:t xml:space="preserve">API Testing – Postman / REST</w:t>
+              <w:t>API Testing – Postman / REST</w:t>
             </w:r>
           </w:p>
         </w:tc>
       </w:tr>
       <w:tr>
+        <w:tblPrEx>
+          <w:tblCellMar>
+            <w:top w:w="0" w:type="dxa"/>
+            <w:bottom w:w="0" w:type="dxa"/>
+          </w:tblCellMar>
+        </w:tblPrEx>
         <w:tc>
           <w:tcPr>
-            <w:tcW w:type="dxa" w:w="3120"/>
+            <w:tcW w:w="3120" w:type="dxa"/>
             <w:tcBorders>
-              <w:top w:val="single" w:color="CCDDEE" w:sz="1"/>
-              <w:left w:val="single" w:color="CCDDEE" w:sz="1"/>
-              <w:bottom w:val="single" w:color="CCDDEE" w:sz="1"/>
-              <w:right w:val="single" w:color="CCDDEE" w:sz="1"/>
+              <w:top w:val="single" w:sz="1" w:space="0" w:color="CCDDEE"/>
+              <w:left w:val="single" w:sz="1" w:space="0" w:color="CCDDEE"/>
+              <w:bottom w:val="single" w:sz="1" w:space="0" w:color="CCDDEE"/>
+              <w:right w:val="single" w:sz="1" w:space="0" w:color="CCDDEE"/>
             </w:tcBorders>
-            <w:shd w:fill="EBF3FB" w:val="clear"/>
+            <w:shd w:val="clear" w:color="auto" w:fill="EBF3FB"/>
             <w:tcMar>
-              <w:top w:type="dxa" w:w="55"/>
-              <w:left w:type="dxa" w:w="100"/>
-              <w:bottom w:type="dxa" w:w="55"/>
-              <w:right w:type="dxa" w:w="100"/>
+              <w:top w:w="55" w:type="dxa"/>
+              <w:left w:w="100" w:type="dxa"/>
+              <w:bottom w:w="55" w:type="dxa"/>
+              <w:right w:w="100" w:type="dxa"/>
             </w:tcMar>
             <w:vAlign w:val="center"/>
           </w:tcPr>
@@ -278,32 +303,31 @@
             </w:pPr>
             <w:r>
               <w:rPr>
-                <w:rFonts w:ascii="Arial" w:cs="Arial" w:eastAsia="Arial" w:hAnsi="Arial"/>
                 <w:b/>
                 <w:bCs/>
                 <w:color w:val="1F4E79"/>
                 <w:sz w:val="17"/>
                 <w:szCs w:val="17"/>
               </w:rPr>
-              <w:t xml:space="preserve">Test Case Design &amp; Execution</w:t>
+              <w:t>Test Case Design &amp; Execution</w:t>
             </w:r>
           </w:p>
         </w:tc>
         <w:tc>
           <w:tcPr>
-            <w:tcW w:type="dxa" w:w="3120"/>
+            <w:tcW w:w="3120" w:type="dxa"/>
             <w:tcBorders>
-              <w:top w:val="single" w:color="CCDDEE" w:sz="1"/>
-              <w:left w:val="single" w:color="CCDDEE" w:sz="1"/>
-              <w:bottom w:val="single" w:color="CCDDEE" w:sz="1"/>
-              <w:right w:val="single" w:color="CCDDEE" w:sz="1"/>
+              <w:top w:val="single" w:sz="1" w:space="0" w:color="CCDDEE"/>
+              <w:left w:val="single" w:sz="1" w:space="0" w:color="CCDDEE"/>
+              <w:bottom w:val="single" w:sz="1" w:space="0" w:color="CCDDEE"/>
+              <w:right w:val="single" w:sz="1" w:space="0" w:color="CCDDEE"/>
             </w:tcBorders>
-            <w:shd w:fill="EBF3FB" w:val="clear"/>
+            <w:shd w:val="clear" w:color="auto" w:fill="EBF3FB"/>
             <w:tcMar>
-              <w:top w:type="dxa" w:w="55"/>
-              <w:left w:type="dxa" w:w="100"/>
-              <w:bottom w:type="dxa" w:w="55"/>
-              <w:right w:type="dxa" w:w="100"/>
+              <w:top w:w="55" w:type="dxa"/>
+              <w:left w:w="100" w:type="dxa"/>
+              <w:bottom w:w="55" w:type="dxa"/>
+              <w:right w:w="100" w:type="dxa"/>
             </w:tcMar>
             <w:vAlign w:val="center"/>
           </w:tcPr>
@@ -313,32 +337,31 @@
             </w:pPr>
             <w:r>
               <w:rPr>
-                <w:rFonts w:ascii="Arial" w:cs="Arial" w:eastAsia="Arial" w:hAnsi="Arial"/>
                 <w:b/>
                 <w:bCs/>
                 <w:color w:val="1F4E79"/>
                 <w:sz w:val="17"/>
                 <w:szCs w:val="17"/>
               </w:rPr>
-              <w:t xml:space="preserve">Defect Lifecycle Management</w:t>
+              <w:t>Defect Lifecycle Management</w:t>
             </w:r>
           </w:p>
         </w:tc>
         <w:tc>
           <w:tcPr>
-            <w:tcW w:type="dxa" w:w="3120"/>
+            <w:tcW w:w="3120" w:type="dxa"/>
             <w:tcBorders>
-              <w:top w:val="single" w:color="CCDDEE" w:sz="1"/>
-              <w:left w:val="single" w:color="CCDDEE" w:sz="1"/>
-              <w:bottom w:val="single" w:color="CCDDEE" w:sz="1"/>
-              <w:right w:val="single" w:color="CCDDEE" w:sz="1"/>
+              <w:top w:val="single" w:sz="1" w:space="0" w:color="CCDDEE"/>
+              <w:left w:val="single" w:sz="1" w:space="0" w:color="CCDDEE"/>
+              <w:bottom w:val="single" w:sz="1" w:space="0" w:color="CCDDEE"/>
+              <w:right w:val="single" w:sz="1" w:space="0" w:color="CCDDEE"/>
             </w:tcBorders>
-            <w:shd w:fill="EBF3FB" w:val="clear"/>
+            <w:shd w:val="clear" w:color="auto" w:fill="EBF3FB"/>
             <w:tcMar>
-              <w:top w:type="dxa" w:w="55"/>
-              <w:left w:type="dxa" w:w="100"/>
-              <w:bottom w:type="dxa" w:w="55"/>
-              <w:right w:type="dxa" w:w="100"/>
+              <w:top w:w="55" w:type="dxa"/>
+              <w:left w:w="100" w:type="dxa"/>
+              <w:bottom w:w="55" w:type="dxa"/>
+              <w:right w:w="100" w:type="dxa"/>
             </w:tcMar>
             <w:vAlign w:val="center"/>
           </w:tcPr>
@@ -348,34 +371,39 @@
             </w:pPr>
             <w:r>
               <w:rPr>
-                <w:rFonts w:ascii="Arial" w:cs="Arial" w:eastAsia="Arial" w:hAnsi="Arial"/>
                 <w:b/>
                 <w:bCs/>
                 <w:color w:val="1F4E79"/>
                 <w:sz w:val="17"/>
                 <w:szCs w:val="17"/>
               </w:rPr>
-              <w:t xml:space="preserve">SQL &amp; Backend Testing</w:t>
+              <w:t>SQL &amp; Backend Testing</w:t>
             </w:r>
           </w:p>
         </w:tc>
       </w:tr>
       <w:tr>
+        <w:tblPrEx>
+          <w:tblCellMar>
+            <w:top w:w="0" w:type="dxa"/>
+            <w:bottom w:w="0" w:type="dxa"/>
+          </w:tblCellMar>
+        </w:tblPrEx>
         <w:tc>
           <w:tcPr>
-            <w:tcW w:type="dxa" w:w="3120"/>
+            <w:tcW w:w="3120" w:type="dxa"/>
             <w:tcBorders>
-              <w:top w:val="single" w:color="CCDDEE" w:sz="1"/>
-              <w:left w:val="single" w:color="CCDDEE" w:sz="1"/>
-              <w:bottom w:val="single" w:color="CCDDEE" w:sz="1"/>
-              <w:right w:val="single" w:color="CCDDEE" w:sz="1"/>
+              <w:top w:val="single" w:sz="1" w:space="0" w:color="CCDDEE"/>
+              <w:left w:val="single" w:sz="1" w:space="0" w:color="CCDDEE"/>
+              <w:bottom w:val="single" w:sz="1" w:space="0" w:color="CCDDEE"/>
+              <w:right w:val="single" w:sz="1" w:space="0" w:color="CCDDEE"/>
             </w:tcBorders>
-            <w:shd w:fill="EBF3FB" w:val="clear"/>
+            <w:shd w:val="clear" w:color="auto" w:fill="EBF3FB"/>
             <w:tcMar>
-              <w:top w:type="dxa" w:w="55"/>
-              <w:left w:type="dxa" w:w="100"/>
-              <w:bottom w:type="dxa" w:w="55"/>
-              <w:right w:type="dxa" w:w="100"/>
+              <w:top w:w="55" w:type="dxa"/>
+              <w:left w:w="100" w:type="dxa"/>
+              <w:bottom w:w="55" w:type="dxa"/>
+              <w:right w:w="100" w:type="dxa"/>
             </w:tcMar>
             <w:vAlign w:val="center"/>
           </w:tcPr>
@@ -385,32 +413,31 @@
             </w:pPr>
             <w:r>
               <w:rPr>
-                <w:rFonts w:ascii="Arial" w:cs="Arial" w:eastAsia="Arial" w:hAnsi="Arial"/>
                 <w:b/>
                 <w:bCs/>
                 <w:color w:val="1F4E79"/>
                 <w:sz w:val="17"/>
                 <w:szCs w:val="17"/>
               </w:rPr>
-              <w:t xml:space="preserve">STLC / SDLC / Agile / Scrum</w:t>
+              <w:t>STLC / SDLC / Agile / Scrum</w:t>
             </w:r>
           </w:p>
         </w:tc>
         <w:tc>
           <w:tcPr>
-            <w:tcW w:type="dxa" w:w="3120"/>
+            <w:tcW w:w="3120" w:type="dxa"/>
             <w:tcBorders>
-              <w:top w:val="single" w:color="CCDDEE" w:sz="1"/>
-              <w:left w:val="single" w:color="CCDDEE" w:sz="1"/>
-              <w:bottom w:val="single" w:color="CCDDEE" w:sz="1"/>
-              <w:right w:val="single" w:color="CCDDEE" w:sz="1"/>
+              <w:top w:val="single" w:sz="1" w:space="0" w:color="CCDDEE"/>
+              <w:left w:val="single" w:sz="1" w:space="0" w:color="CCDDEE"/>
+              <w:bottom w:val="single" w:sz="1" w:space="0" w:color="CCDDEE"/>
+              <w:right w:val="single" w:sz="1" w:space="0" w:color="CCDDEE"/>
             </w:tcBorders>
-            <w:shd w:fill="EBF3FB" w:val="clear"/>
+            <w:shd w:val="clear" w:color="auto" w:fill="EBF3FB"/>
             <w:tcMar>
-              <w:top w:type="dxa" w:w="55"/>
-              <w:left w:type="dxa" w:w="100"/>
-              <w:bottom w:type="dxa" w:w="55"/>
-              <w:right w:type="dxa" w:w="100"/>
+              <w:top w:w="55" w:type="dxa"/>
+              <w:left w:w="100" w:type="dxa"/>
+              <w:bottom w:w="55" w:type="dxa"/>
+              <w:right w:w="100" w:type="dxa"/>
             </w:tcMar>
             <w:vAlign w:val="center"/>
           </w:tcPr>
@@ -420,32 +447,43 @@
             </w:pPr>
             <w:r>
               <w:rPr>
-                <w:rFonts w:ascii="Arial" w:cs="Arial" w:eastAsia="Arial" w:hAnsi="Arial"/>
                 <w:b/>
                 <w:bCs/>
                 <w:color w:val="1F4E79"/>
                 <w:sz w:val="17"/>
                 <w:szCs w:val="17"/>
               </w:rPr>
-              <w:t xml:space="preserve">Cross-Browser – LambdaTest</w:t>
-            </w:r>
+              <w:t xml:space="preserve">Cross-Browser – </w:t>
+            </w:r>
+            <w:proofErr w:type="spellStart"/>
+            <w:r>
+              <w:rPr>
+                <w:b/>
+                <w:bCs/>
+                <w:color w:val="1F4E79"/>
+                <w:sz w:val="17"/>
+                <w:szCs w:val="17"/>
+              </w:rPr>
+              <w:t>LambdaTest</w:t>
+            </w:r>
+            <w:proofErr w:type="spellEnd"/>
           </w:p>
         </w:tc>
         <w:tc>
           <w:tcPr>
-            <w:tcW w:type="dxa" w:w="3120"/>
+            <w:tcW w:w="3120" w:type="dxa"/>
             <w:tcBorders>
-              <w:top w:val="single" w:color="CCDDEE" w:sz="1"/>
-              <w:left w:val="single" w:color="CCDDEE" w:sz="1"/>
-              <w:bottom w:val="single" w:color="CCDDEE" w:sz="1"/>
-              <w:right w:val="single" w:color="CCDDEE" w:sz="1"/>
+              <w:top w:val="single" w:sz="1" w:space="0" w:color="CCDDEE"/>
+              <w:left w:val="single" w:sz="1" w:space="0" w:color="CCDDEE"/>
+              <w:bottom w:val="single" w:sz="1" w:space="0" w:color="CCDDEE"/>
+              <w:right w:val="single" w:sz="1" w:space="0" w:color="CCDDEE"/>
             </w:tcBorders>
-            <w:shd w:fill="EBF3FB" w:val="clear"/>
+            <w:shd w:val="clear" w:color="auto" w:fill="EBF3FB"/>
             <w:tcMar>
-              <w:top w:type="dxa" w:w="55"/>
-              <w:left w:type="dxa" w:w="100"/>
-              <w:bottom w:type="dxa" w:w="55"/>
-              <w:right w:type="dxa" w:w="100"/>
+              <w:top w:w="55" w:type="dxa"/>
+              <w:left w:w="100" w:type="dxa"/>
+              <w:bottom w:w="55" w:type="dxa"/>
+              <w:right w:w="100" w:type="dxa"/>
             </w:tcMar>
             <w:vAlign w:val="center"/>
           </w:tcPr>
@@ -455,34 +493,39 @@
             </w:pPr>
             <w:r>
               <w:rPr>
-                <w:rFonts w:ascii="Arial" w:cs="Arial" w:eastAsia="Arial" w:hAnsi="Arial"/>
                 <w:b/>
                 <w:bCs/>
                 <w:color w:val="1F4E79"/>
                 <w:sz w:val="17"/>
                 <w:szCs w:val="17"/>
               </w:rPr>
-              <w:t xml:space="preserve">Jira &amp; Git / GitHub</w:t>
+              <w:t>Jira &amp; Git / GitHub</w:t>
             </w:r>
           </w:p>
         </w:tc>
       </w:tr>
       <w:tr>
+        <w:tblPrEx>
+          <w:tblCellMar>
+            <w:top w:w="0" w:type="dxa"/>
+            <w:bottom w:w="0" w:type="dxa"/>
+          </w:tblCellMar>
+        </w:tblPrEx>
         <w:tc>
           <w:tcPr>
-            <w:tcW w:type="dxa" w:w="3120"/>
+            <w:tcW w:w="3120" w:type="dxa"/>
             <w:tcBorders>
-              <w:top w:val="single" w:color="CCDDEE" w:sz="1"/>
-              <w:left w:val="single" w:color="CCDDEE" w:sz="1"/>
-              <w:bottom w:val="single" w:color="CCDDEE" w:sz="1"/>
-              <w:right w:val="single" w:color="CCDDEE" w:sz="1"/>
+              <w:top w:val="single" w:sz="1" w:space="0" w:color="CCDDEE"/>
+              <w:left w:val="single" w:sz="1" w:space="0" w:color="CCDDEE"/>
+              <w:bottom w:val="single" w:sz="1" w:space="0" w:color="CCDDEE"/>
+              <w:right w:val="single" w:sz="1" w:space="0" w:color="CCDDEE"/>
             </w:tcBorders>
-            <w:shd w:fill="EBF3FB" w:val="clear"/>
+            <w:shd w:val="clear" w:color="auto" w:fill="EBF3FB"/>
             <w:tcMar>
-              <w:top w:type="dxa" w:w="55"/>
-              <w:left w:type="dxa" w:w="100"/>
-              <w:bottom w:type="dxa" w:w="55"/>
-              <w:right w:type="dxa" w:w="100"/>
+              <w:top w:w="55" w:type="dxa"/>
+              <w:left w:w="100" w:type="dxa"/>
+              <w:bottom w:w="55" w:type="dxa"/>
+              <w:right w:w="100" w:type="dxa"/>
             </w:tcMar>
             <w:vAlign w:val="center"/>
           </w:tcPr>
@@ -492,32 +535,31 @@
             </w:pPr>
             <w:r>
               <w:rPr>
-                <w:rFonts w:ascii="Arial" w:cs="Arial" w:eastAsia="Arial" w:hAnsi="Arial"/>
                 <w:b/>
                 <w:bCs/>
                 <w:color w:val="1F4E79"/>
                 <w:sz w:val="17"/>
                 <w:szCs w:val="17"/>
               </w:rPr>
-              <w:t xml:space="preserve">BVA / EP / Black Box Testing</w:t>
+              <w:t>BVA / EP / Black Box Testing</w:t>
             </w:r>
           </w:p>
         </w:tc>
         <w:tc>
           <w:tcPr>
-            <w:tcW w:type="dxa" w:w="3120"/>
+            <w:tcW w:w="3120" w:type="dxa"/>
             <w:tcBorders>
-              <w:top w:val="single" w:color="CCDDEE" w:sz="1"/>
-              <w:left w:val="single" w:color="CCDDEE" w:sz="1"/>
-              <w:bottom w:val="single" w:color="CCDDEE" w:sz="1"/>
-              <w:right w:val="single" w:color="CCDDEE" w:sz="1"/>
+              <w:top w:val="single" w:sz="1" w:space="0" w:color="CCDDEE"/>
+              <w:left w:val="single" w:sz="1" w:space="0" w:color="CCDDEE"/>
+              <w:bottom w:val="single" w:sz="1" w:space="0" w:color="CCDDEE"/>
+              <w:right w:val="single" w:sz="1" w:space="0" w:color="CCDDEE"/>
             </w:tcBorders>
-            <w:shd w:fill="EBF3FB" w:val="clear"/>
+            <w:shd w:val="clear" w:color="auto" w:fill="EBF3FB"/>
             <w:tcMar>
-              <w:top w:type="dxa" w:w="55"/>
-              <w:left w:type="dxa" w:w="100"/>
-              <w:bottom w:type="dxa" w:w="55"/>
-              <w:right w:type="dxa" w:w="100"/>
+              <w:top w:w="55" w:type="dxa"/>
+              <w:left w:w="100" w:type="dxa"/>
+              <w:bottom w:w="55" w:type="dxa"/>
+              <w:right w:w="100" w:type="dxa"/>
             </w:tcMar>
             <w:vAlign w:val="center"/>
           </w:tcPr>
@@ -527,32 +569,31 @@
             </w:pPr>
             <w:r>
               <w:rPr>
-                <w:rFonts w:ascii="Arial" w:cs="Arial" w:eastAsia="Arial" w:hAnsi="Arial"/>
                 <w:b/>
                 <w:bCs/>
                 <w:color w:val="1F4E79"/>
                 <w:sz w:val="17"/>
                 <w:szCs w:val="17"/>
               </w:rPr>
-              <w:t xml:space="preserve">UAT &amp; Release Sign-off</w:t>
+              <w:t>UAT &amp; Release Sign-off</w:t>
             </w:r>
           </w:p>
         </w:tc>
         <w:tc>
           <w:tcPr>
-            <w:tcW w:type="dxa" w:w="3120"/>
+            <w:tcW w:w="3120" w:type="dxa"/>
             <w:tcBorders>
-              <w:top w:val="single" w:color="CCDDEE" w:sz="1"/>
-              <w:left w:val="single" w:color="CCDDEE" w:sz="1"/>
-              <w:bottom w:val="single" w:color="CCDDEE" w:sz="1"/>
-              <w:right w:val="single" w:color="CCDDEE" w:sz="1"/>
+              <w:top w:val="single" w:sz="1" w:space="0" w:color="CCDDEE"/>
+              <w:left w:val="single" w:sz="1" w:space="0" w:color="CCDDEE"/>
+              <w:bottom w:val="single" w:sz="1" w:space="0" w:color="CCDDEE"/>
+              <w:right w:val="single" w:sz="1" w:space="0" w:color="CCDDEE"/>
             </w:tcBorders>
-            <w:shd w:fill="EBF3FB" w:val="clear"/>
+            <w:shd w:val="clear" w:color="auto" w:fill="EBF3FB"/>
             <w:tcMar>
-              <w:top w:type="dxa" w:w="55"/>
-              <w:left w:type="dxa" w:w="100"/>
-              <w:bottom w:type="dxa" w:w="55"/>
-              <w:right w:type="dxa" w:w="100"/>
+              <w:top w:w="55" w:type="dxa"/>
+              <w:left w:w="100" w:type="dxa"/>
+              <w:bottom w:w="55" w:type="dxa"/>
+              <w:right w:w="100" w:type="dxa"/>
             </w:tcMar>
             <w:vAlign w:val="center"/>
           </w:tcPr>
@@ -562,14 +603,35 @@
             </w:pPr>
             <w:r>
               <w:rPr>
-                <w:rFonts w:ascii="Arial" w:cs="Arial" w:eastAsia="Arial" w:hAnsi="Arial"/>
                 <w:b/>
                 <w:bCs/>
                 <w:color w:val="1F4E79"/>
                 <w:sz w:val="17"/>
                 <w:szCs w:val="17"/>
               </w:rPr>
-              <w:t xml:space="preserve">Selenium &amp; FireFlink Exposure</w:t>
+              <w:t xml:space="preserve">Selenium &amp; </w:t>
+            </w:r>
+            <w:proofErr w:type="spellStart"/>
+            <w:r>
+              <w:rPr>
+                <w:b/>
+                <w:bCs/>
+                <w:color w:val="1F4E79"/>
+                <w:sz w:val="17"/>
+                <w:szCs w:val="17"/>
+              </w:rPr>
+              <w:t>FireFlink</w:t>
+            </w:r>
+            <w:proofErr w:type="spellEnd"/>
+            <w:r>
+              <w:rPr>
+                <w:b/>
+                <w:bCs/>
+                <w:color w:val="1F4E79"/>
+                <w:sz w:val="17"/>
+                <w:szCs w:val="17"/>
+              </w:rPr>
+              <w:t xml:space="preserve"> Exposure</w:t>
             </w:r>
           </w:p>
         </w:tc>
@@ -578,20 +640,19 @@
     <w:p>
       <w:pPr>
         <w:pBdr>
-          <w:bottom w:val="single" w:color="2E75B6" w:sz="8" w:space="3"/>
+          <w:bottom w:val="single" w:sz="8" w:space="3" w:color="2E75B6"/>
         </w:pBdr>
-        <w:spacing w:after="50" w:before="160"/>
-      </w:pPr>
-      <w:r>
-        <w:rPr>
-          <w:rFonts w:ascii="Arial" w:cs="Arial" w:eastAsia="Arial" w:hAnsi="Arial"/>
+        <w:spacing w:before="160" w:after="50"/>
+      </w:pPr>
+      <w:r>
+        <w:rPr>
           <w:b/>
           <w:bCs/>
           <w:color w:val="1F4E79"/>
           <w:sz w:val="20"/>
           <w:szCs w:val="20"/>
         </w:rPr>
-        <w:t xml:space="preserve">PROFESSIONAL EXPERIENCE</w:t>
+        <w:t>PROFESSIONAL EXPERIENCE</w:t>
       </w:r>
     </w:p>
     <w:p>
@@ -599,48 +660,78 @@
         <w:tabs>
           <w:tab w:val="right" w:pos="9360"/>
         </w:tabs>
-        <w:spacing w:after="18" w:before="110"/>
-      </w:pPr>
-      <w:r>
-        <w:rPr>
-          <w:rFonts w:ascii="Arial" w:cs="Arial" w:eastAsia="Arial" w:hAnsi="Arial"/>
+        <w:spacing w:before="110" w:after="18"/>
+      </w:pPr>
+      <w:r>
+        <w:rPr>
           <w:b/>
           <w:bCs/>
           <w:sz w:val="20"/>
           <w:szCs w:val="20"/>
         </w:rPr>
-        <w:t xml:space="preserve">QA Engineer</w:t>
-      </w:r>
-      <w:r>
-        <w:rPr>
-          <w:rFonts w:ascii="Arial" w:cs="Arial" w:eastAsia="Arial" w:hAnsi="Arial"/>
+        <w:t xml:space="preserve">QA </w:t>
+      </w:r>
+      <w:proofErr w:type="gramStart"/>
+      <w:r>
+        <w:rPr>
+          <w:b/>
+          <w:bCs/>
+          <w:sz w:val="20"/>
+          <w:szCs w:val="20"/>
+        </w:rPr>
+        <w:t>Engineer</w:t>
+      </w:r>
+      <w:r>
+        <w:rPr>
           <w:color w:val="888888"/>
-          <w:sz w:val="18"/>
-          <w:szCs w:val="18"/>
-        </w:rPr>
-        <w:t xml:space="preserve">  |  </w:t>
-      </w:r>
-      <w:r>
-        <w:rPr>
-          <w:rFonts w:ascii="Arial" w:cs="Arial" w:eastAsia="Arial" w:hAnsi="Arial"/>
+        </w:rPr>
+        <w:t xml:space="preserve">  |</w:t>
+      </w:r>
+      <w:proofErr w:type="gramEnd"/>
+      <w:r>
+        <w:rPr>
+          <w:color w:val="888888"/>
+        </w:rPr>
+        <w:t xml:space="preserve">  </w:t>
+      </w:r>
+      <w:proofErr w:type="spellStart"/>
+      <w:r>
+        <w:rPr>
           <w:b/>
           <w:bCs/>
           <w:color w:val="2E75B6"/>
           <w:sz w:val="19"/>
           <w:szCs w:val="19"/>
         </w:rPr>
-        <w:t xml:space="preserve">FireFlink Extreme Automation</w:t>
-      </w:r>
-      <w:r>
-        <w:rPr>
-          <w:rFonts w:ascii="Arial" w:cs="Arial" w:eastAsia="Arial" w:hAnsi="Arial"/>
+        <w:t>FireFlink</w:t>
+      </w:r>
+      <w:proofErr w:type="spellEnd"/>
+      <w:r>
+        <w:rPr>
+          <w:b/>
+          <w:bCs/>
+          <w:color w:val="2E75B6"/>
+          <w:sz w:val="19"/>
+          <w:szCs w:val="19"/>
+        </w:rPr>
+        <w:t xml:space="preserve"> Extreme Automation</w:t>
+      </w:r>
+      <w:r>
+        <w:rPr>
           <w:i/>
           <w:iCs/>
           <w:color w:val="666666"/>
-          <w:sz w:val="18"/>
-          <w:szCs w:val="18"/>
-        </w:rPr>
-        <w:t xml:space="preserve">	Jan 2025 – Present</w:t>
+        </w:rPr>
+        <w:tab/>
+        <w:t xml:space="preserve">Jan 2025 – </w:t>
+      </w:r>
+      <w:r>
+        <w:rPr>
+          <w:i/>
+          <w:iCs/>
+          <w:color w:val="666666"/>
+        </w:rPr>
+        <w:t>May 2026</w:t>
       </w:r>
     </w:p>
     <w:p>
@@ -650,15 +741,15 @@
           <w:ilvl w:val="0"/>
           <w:numId w:val="2"/>
         </w:numPr>
-        <w:spacing w:after="28" w:before="28"/>
-      </w:pPr>
-      <w:r>
-        <w:rPr>
-          <w:rFonts w:ascii="Arial" w:cs="Arial" w:eastAsia="Arial" w:hAnsi="Arial"/>
-          <w:sz w:val="18"/>
-          <w:szCs w:val="18"/>
-        </w:rPr>
-        <w:t xml:space="preserve">Analyzed functional and non-functional requirements, user stories, and acceptance criteria to prepare comprehensive test plans, test strategies, and test scenarios aligned with business objectives.</w:t>
+        <w:spacing w:before="28" w:after="28"/>
+      </w:pPr>
+      <w:proofErr w:type="spellStart"/>
+      <w:r>
+        <w:t>Analyzed</w:t>
+      </w:r>
+      <w:proofErr w:type="spellEnd"/>
+      <w:r>
+        <w:t xml:space="preserve"> functional and non-functional requirements, user stories, and acceptance criteria to prepare comprehensive test plans, test strategies, and test scenarios aligned with business objectives.</w:t>
       </w:r>
     </w:p>
     <w:p>
@@ -668,15 +759,10 @@
           <w:ilvl w:val="0"/>
           <w:numId w:val="2"/>
         </w:numPr>
-        <w:spacing w:after="28" w:before="28"/>
-      </w:pPr>
-      <w:r>
-        <w:rPr>
-          <w:rFonts w:ascii="Arial" w:cs="Arial" w:eastAsia="Arial" w:hAnsi="Arial"/>
-          <w:sz w:val="18"/>
-          <w:szCs w:val="18"/>
-        </w:rPr>
-        <w:t xml:space="preserve">Designed detailed test cases using industry-standard techniques including Boundary Value Analysis (BVA), Equivalence Partitioning (EP), Decision Table Testing, and State Transition Testing.</w:t>
+        <w:spacing w:before="28" w:after="28"/>
+      </w:pPr>
+      <w:r>
+        <w:t>Designed detailed test cases using industry-standard techniques including Boundary Value Analysis (BVA), Equivalence Partitioning (EP), Decision Table Testing, and State Transition Testing.</w:t>
       </w:r>
     </w:p>
     <w:p>
@@ -686,15 +772,10 @@
           <w:ilvl w:val="0"/>
           <w:numId w:val="2"/>
         </w:numPr>
-        <w:spacing w:after="28" w:before="28"/>
-      </w:pPr>
-      <w:r>
-        <w:rPr>
-          <w:rFonts w:ascii="Arial" w:cs="Arial" w:eastAsia="Arial" w:hAnsi="Arial"/>
-          <w:sz w:val="18"/>
-          <w:szCs w:val="18"/>
-        </w:rPr>
-        <w:t xml:space="preserve">Executed end-to-end manual testing covering Functional, Integration, System, Regression, Smoke, Sanity, Exploratory, and User Acceptance Testing (UAT) for web-based applications.</w:t>
+        <w:spacing w:before="28" w:after="28"/>
+      </w:pPr>
+      <w:r>
+        <w:t>Executed end-to-end manual testing covering Functional, Integration, System, Regression, Smoke, Sanity, Exploratory, and User Acceptance Testing (UAT) for web-based applications.</w:t>
       </w:r>
     </w:p>
     <w:p>
@@ -704,15 +785,10 @@
           <w:ilvl w:val="0"/>
           <w:numId w:val="2"/>
         </w:numPr>
-        <w:spacing w:after="28" w:before="28"/>
-      </w:pPr>
-      <w:r>
-        <w:rPr>
-          <w:rFonts w:ascii="Arial" w:cs="Arial" w:eastAsia="Arial" w:hAnsi="Arial"/>
-          <w:sz w:val="18"/>
-          <w:szCs w:val="18"/>
-        </w:rPr>
-        <w:t xml:space="preserve">Built and maintained Requirements Traceability Matrix (RTM) to ensure 100% test coverage against business requirements and acceptance criteria.</w:t>
+        <w:spacing w:before="28" w:after="28"/>
+      </w:pPr>
+      <w:r>
+        <w:t>Built and maintained Requirements Traceability Matrix (RTM) to ensure 100% test coverage against business requirements and acceptance criteria.</w:t>
       </w:r>
     </w:p>
     <w:p>
@@ -722,15 +798,10 @@
           <w:ilvl w:val="0"/>
           <w:numId w:val="2"/>
         </w:numPr>
-        <w:spacing w:after="28" w:before="28"/>
-      </w:pPr>
-      <w:r>
-        <w:rPr>
-          <w:rFonts w:ascii="Arial" w:cs="Arial" w:eastAsia="Arial" w:hAnsi="Arial"/>
-          <w:sz w:val="18"/>
-          <w:szCs w:val="18"/>
-        </w:rPr>
-        <w:t xml:space="preserve">Performed REST API testing using Postman, validating request/response payloads, HTTP status codes, authentication flows, negative scenarios, and edge cases.</w:t>
+        <w:spacing w:before="28" w:after="28"/>
+      </w:pPr>
+      <w:r>
+        <w:t>Performed REST API testing using Postman, validating request/response payloads, HTTP status codes, authentication flows, negative scenarios, and edge cases.</w:t>
       </w:r>
     </w:p>
     <w:p>
@@ -740,15 +811,10 @@
           <w:ilvl w:val="0"/>
           <w:numId w:val="2"/>
         </w:numPr>
-        <w:spacing w:after="28" w:before="28"/>
-      </w:pPr>
-      <w:r>
-        <w:rPr>
-          <w:rFonts w:ascii="Arial" w:cs="Arial" w:eastAsia="Arial" w:hAnsi="Arial"/>
-          <w:sz w:val="18"/>
-          <w:szCs w:val="18"/>
-        </w:rPr>
-        <w:t xml:space="preserve">Validated data accuracy and business rules through SQL queries for backend and database testing, ensuring consistency between the application UI and underlying data.</w:t>
+        <w:spacing w:before="28" w:after="28"/>
+      </w:pPr>
+      <w:r>
+        <w:t>Validated data accuracy and business rules through SQL queries for backend and database testing, ensuring consistency between the application UI and underlying data.</w:t>
       </w:r>
     </w:p>
     <w:p>
@@ -758,15 +824,18 @@
           <w:ilvl w:val="0"/>
           <w:numId w:val="2"/>
         </w:numPr>
-        <w:spacing w:after="28" w:before="28"/>
-      </w:pPr>
-      <w:r>
-        <w:rPr>
-          <w:rFonts w:ascii="Arial" w:cs="Arial" w:eastAsia="Arial" w:hAnsi="Arial"/>
-          <w:sz w:val="18"/>
-          <w:szCs w:val="18"/>
-        </w:rPr>
-        <w:t xml:space="preserve">Conducted cross-browser and cross-device compatibility testing using LambdaTest across Chrome, Firefox, Safari, Edge, and multiple OS/device combinations.</w:t>
+        <w:spacing w:before="28" w:after="28"/>
+      </w:pPr>
+      <w:r>
+        <w:t xml:space="preserve">Conducted cross-browser and cross-device compatibility testing using </w:t>
+      </w:r>
+      <w:proofErr w:type="spellStart"/>
+      <w:r>
+        <w:t>LambdaTest</w:t>
+      </w:r>
+      <w:proofErr w:type="spellEnd"/>
+      <w:r>
+        <w:t xml:space="preserve"> across Chrome, Firefox, Safari, Edge, and multiple OS/device combinations.</w:t>
       </w:r>
     </w:p>
     <w:p>
@@ -776,15 +845,10 @@
           <w:ilvl w:val="0"/>
           <w:numId w:val="2"/>
         </w:numPr>
-        <w:spacing w:after="28" w:before="28"/>
-      </w:pPr>
-      <w:r>
-        <w:rPr>
-          <w:rFonts w:ascii="Arial" w:cs="Arial" w:eastAsia="Arial" w:hAnsi="Arial"/>
-          <w:sz w:val="18"/>
-          <w:szCs w:val="18"/>
-        </w:rPr>
-        <w:t xml:space="preserve">Managed the complete defect lifecycle in Jira — logging, triaging, assigning severity and priority, tracking resolution, and retesting to ensure proper closure.</w:t>
+        <w:spacing w:before="28" w:after="28"/>
+      </w:pPr>
+      <w:r>
+        <w:t>Managed the complete defect lifecycle in Jira — logging, triaging, assigning severity and priority, tracking resolution, and retesting to ensure proper closure.</w:t>
       </w:r>
     </w:p>
     <w:p>
@@ -794,15 +858,10 @@
           <w:ilvl w:val="0"/>
           <w:numId w:val="2"/>
         </w:numPr>
-        <w:spacing w:after="28" w:before="28"/>
-      </w:pPr>
-      <w:r>
-        <w:rPr>
-          <w:rFonts w:ascii="Arial" w:cs="Arial" w:eastAsia="Arial" w:hAnsi="Arial"/>
-          <w:sz w:val="18"/>
-          <w:szCs w:val="18"/>
-        </w:rPr>
-        <w:t xml:space="preserve">Performed root cause analysis (RCA) on critical defects to identify patterns, prevent regression, and recommend process improvements.</w:t>
+        <w:spacing w:before="28" w:after="28"/>
+      </w:pPr>
+      <w:r>
+        <w:t>Performed root cause analysis (RCA) on critical defects to identify patterns, prevent regression, and recommend process improvements.</w:t>
       </w:r>
     </w:p>
     <w:p>
@@ -812,15 +871,10 @@
           <w:ilvl w:val="0"/>
           <w:numId w:val="2"/>
         </w:numPr>
-        <w:spacing w:after="28" w:before="28"/>
-      </w:pPr>
-      <w:r>
-        <w:rPr>
-          <w:rFonts w:ascii="Arial" w:cs="Arial" w:eastAsia="Arial" w:hAnsi="Arial"/>
-          <w:sz w:val="18"/>
-          <w:szCs w:val="18"/>
-        </w:rPr>
-        <w:t xml:space="preserve">Worked with Git and GitHub for version control of test scripts and automation repositories, including branching, merging, and conflict resolution.</w:t>
+        <w:spacing w:before="28" w:after="28"/>
+      </w:pPr>
+      <w:r>
+        <w:t>Worked with Git and GitHub for version control of test scripts and automation repositories, including branching, merging, and conflict resolution.</w:t>
       </w:r>
     </w:p>
     <w:p>
@@ -830,15 +884,18 @@
           <w:ilvl w:val="0"/>
           <w:numId w:val="2"/>
         </w:numPr>
-        <w:spacing w:after="28" w:before="28"/>
-      </w:pPr>
-      <w:r>
-        <w:rPr>
-          <w:rFonts w:ascii="Arial" w:cs="Arial" w:eastAsia="Arial" w:hAnsi="Arial"/>
-          <w:sz w:val="18"/>
-          <w:szCs w:val="18"/>
-        </w:rPr>
-        <w:t xml:space="preserve">Executed manual performance testing to assess application responsiveness, stability, and behavior under simulated load conditions.</w:t>
+        <w:spacing w:before="28" w:after="28"/>
+      </w:pPr>
+      <w:r>
+        <w:t xml:space="preserve">Executed manual performance testing to assess application responsiveness, stability, and </w:t>
+      </w:r>
+      <w:proofErr w:type="spellStart"/>
+      <w:r>
+        <w:t>behavior</w:t>
+      </w:r>
+      <w:proofErr w:type="spellEnd"/>
+      <w:r>
+        <w:t xml:space="preserve"> under simulated load conditions.</w:t>
       </w:r>
     </w:p>
     <w:p>
@@ -848,15 +905,10 @@
           <w:ilvl w:val="0"/>
           <w:numId w:val="2"/>
         </w:numPr>
-        <w:spacing w:after="28" w:before="28"/>
-      </w:pPr>
-      <w:r>
-        <w:rPr>
-          <w:rFonts w:ascii="Arial" w:cs="Arial" w:eastAsia="Arial" w:hAnsi="Arial"/>
-          <w:sz w:val="18"/>
-          <w:szCs w:val="18"/>
-        </w:rPr>
-        <w:t xml:space="preserve">Collaborated with developers, BAs, and product owners throughout the SDLC to clarify requirements, reproduce bugs, and drive timely issue resolution.</w:t>
+        <w:spacing w:before="28" w:after="28"/>
+      </w:pPr>
+      <w:r>
+        <w:t>Collaborated with developers, BAs, and product owners throughout the SDLC to clarify requirements, reproduce bugs, and drive timely issue resolution.</w:t>
       </w:r>
     </w:p>
     <w:p>
@@ -866,15 +918,10 @@
           <w:ilvl w:val="0"/>
           <w:numId w:val="2"/>
         </w:numPr>
-        <w:spacing w:after="28" w:before="28"/>
-      </w:pPr>
-      <w:r>
-        <w:rPr>
-          <w:rFonts w:ascii="Arial" w:cs="Arial" w:eastAsia="Arial" w:hAnsi="Arial"/>
-          <w:sz w:val="18"/>
-          <w:szCs w:val="18"/>
-        </w:rPr>
-        <w:t xml:space="preserve">Prepared detailed test execution reports, defect summary reports, and test closure reports, providing release sign-off recommendations to stakeholders.</w:t>
+        <w:spacing w:before="28" w:after="28"/>
+      </w:pPr>
+      <w:r>
+        <w:t>Prepared detailed test execution reports, defect summary reports, and test closure reports, providing release sign-off recommendations to stakeholders.</w:t>
       </w:r>
     </w:p>
     <w:p>
@@ -884,15 +931,10 @@
           <w:ilvl w:val="0"/>
           <w:numId w:val="2"/>
         </w:numPr>
-        <w:spacing w:after="28" w:before="28"/>
-      </w:pPr>
-      <w:r>
-        <w:rPr>
-          <w:rFonts w:ascii="Arial" w:cs="Arial" w:eastAsia="Arial" w:hAnsi="Arial"/>
-          <w:sz w:val="18"/>
-          <w:szCs w:val="18"/>
-        </w:rPr>
-        <w:t xml:space="preserve">Identified and proposed automation opportunities to reduce manual regression effort and improve overall testing efficiency.</w:t>
+        <w:spacing w:before="28" w:after="28"/>
+      </w:pPr>
+      <w:r>
+        <w:t>Identified and proposed automation opportunities to reduce manual regression effort and improve overall testing efficiency.</w:t>
       </w:r>
     </w:p>
     <w:p>
@@ -902,15 +944,10 @@
           <w:ilvl w:val="0"/>
           <w:numId w:val="2"/>
         </w:numPr>
-        <w:spacing w:after="28" w:before="28"/>
-      </w:pPr>
-      <w:r>
-        <w:rPr>
-          <w:rFonts w:ascii="Arial" w:cs="Arial" w:eastAsia="Arial" w:hAnsi="Arial"/>
-          <w:sz w:val="18"/>
-          <w:szCs w:val="18"/>
-        </w:rPr>
-        <w:t xml:space="preserve">Actively participated in Agile ceremonies — daily stand-ups, sprint planning, backlog grooming, and retrospectives — ensuring QA was aligned with sprint delivery timelines.</w:t>
+        <w:spacing w:before="28" w:after="28"/>
+      </w:pPr>
+      <w:r>
+        <w:t>Actively participated in Agile ceremonies — daily stand-ups, sprint planning, backlog grooming, and retrospectives — ensuring QA was aligned with sprint delivery timelines.</w:t>
       </w:r>
     </w:p>
     <w:p>
@@ -918,48 +955,58 @@
         <w:tabs>
           <w:tab w:val="right" w:pos="9360"/>
         </w:tabs>
-        <w:spacing w:after="18" w:before="110"/>
-      </w:pPr>
-      <w:r>
-        <w:rPr>
-          <w:rFonts w:ascii="Arial" w:cs="Arial" w:eastAsia="Arial" w:hAnsi="Arial"/>
+        <w:spacing w:before="110" w:after="18"/>
+      </w:pPr>
+      <w:r>
+        <w:rPr>
           <w:b/>
           <w:bCs/>
           <w:sz w:val="20"/>
           <w:szCs w:val="20"/>
         </w:rPr>
-        <w:t xml:space="preserve">Business Analyst Intern</w:t>
-      </w:r>
-      <w:r>
-        <w:rPr>
-          <w:rFonts w:ascii="Arial" w:cs="Arial" w:eastAsia="Arial" w:hAnsi="Arial"/>
+        <w:t xml:space="preserve">Business Analyst </w:t>
+      </w:r>
+      <w:proofErr w:type="gramStart"/>
+      <w:r>
+        <w:rPr>
+          <w:b/>
+          <w:bCs/>
+          <w:sz w:val="20"/>
+          <w:szCs w:val="20"/>
+        </w:rPr>
+        <w:t>Intern</w:t>
+      </w:r>
+      <w:r>
+        <w:rPr>
           <w:color w:val="888888"/>
-          <w:sz w:val="18"/>
-          <w:szCs w:val="18"/>
-        </w:rPr>
-        <w:t xml:space="preserve">  |  </w:t>
-      </w:r>
-      <w:r>
-        <w:rPr>
-          <w:rFonts w:ascii="Arial" w:cs="Arial" w:eastAsia="Arial" w:hAnsi="Arial"/>
+        </w:rPr>
+        <w:t xml:space="preserve">  |</w:t>
+      </w:r>
+      <w:proofErr w:type="gramEnd"/>
+      <w:r>
+        <w:rPr>
+          <w:color w:val="888888"/>
+        </w:rPr>
+        <w:t xml:space="preserve">  </w:t>
+      </w:r>
+      <w:r>
+        <w:rPr>
           <w:b/>
           <w:bCs/>
           <w:color w:val="2E75B6"/>
           <w:sz w:val="19"/>
           <w:szCs w:val="19"/>
         </w:rPr>
-        <w:t xml:space="preserve">Town Contract Technologies Pvt Ltd</w:t>
-      </w:r>
-      <w:r>
-        <w:rPr>
-          <w:rFonts w:ascii="Arial" w:cs="Arial" w:eastAsia="Arial" w:hAnsi="Arial"/>
+        <w:t>Town Contract Technologies Pvt Ltd</w:t>
+      </w:r>
+      <w:r>
+        <w:rPr>
           <w:i/>
           <w:iCs/>
           <w:color w:val="666666"/>
-          <w:sz w:val="18"/>
-          <w:szCs w:val="18"/>
-        </w:rPr>
-        <w:t xml:space="preserve">	Aug 2023 – Dec 2023</w:t>
+        </w:rPr>
+        <w:tab/>
+        <w:t>Aug 2023 – Dec 2023</w:t>
       </w:r>
     </w:p>
     <w:p>
@@ -969,15 +1016,10 @@
           <w:ilvl w:val="0"/>
           <w:numId w:val="2"/>
         </w:numPr>
-        <w:spacing w:after="28" w:before="28"/>
-      </w:pPr>
-      <w:r>
-        <w:rPr>
-          <w:rFonts w:ascii="Arial" w:cs="Arial" w:eastAsia="Arial" w:hAnsi="Arial"/>
-          <w:sz w:val="18"/>
-          <w:szCs w:val="18"/>
-        </w:rPr>
-        <w:t xml:space="preserve">Gathered and documented business requirements from stakeholders, translating needs into clear functional specifications and process documentation.</w:t>
+        <w:spacing w:before="28" w:after="28"/>
+      </w:pPr>
+      <w:r>
+        <w:t>Gathered and documented business requirements from stakeholders, translating needs into clear functional specifications and process documentation.</w:t>
       </w:r>
     </w:p>
     <w:p>
@@ -987,15 +1029,10 @@
           <w:ilvl w:val="0"/>
           <w:numId w:val="2"/>
         </w:numPr>
-        <w:spacing w:after="28" w:before="28"/>
-      </w:pPr>
-      <w:r>
-        <w:rPr>
-          <w:rFonts w:ascii="Arial" w:cs="Arial" w:eastAsia="Arial" w:hAnsi="Arial"/>
-          <w:sz w:val="18"/>
-          <w:szCs w:val="18"/>
-        </w:rPr>
-        <w:t xml:space="preserve">Compiled and evaluated client data, created data visualizations, and submitted weekly findings to team leads using Microsoft PowerPoint and Power BI.</w:t>
+        <w:spacing w:before="28" w:after="28"/>
+      </w:pPr>
+      <w:r>
+        <w:t>Compiled and evaluated client data, created data visualizations, and submitted weekly findings to team leads using Microsoft PowerPoint and Power BI.</w:t>
       </w:r>
     </w:p>
     <w:p>
@@ -1005,588 +1042,649 @@
           <w:ilvl w:val="0"/>
           <w:numId w:val="2"/>
         </w:numPr>
-        <w:spacing w:after="28" w:before="28"/>
-      </w:pPr>
-      <w:r>
-        <w:rPr>
-          <w:rFonts w:ascii="Arial" w:cs="Arial" w:eastAsia="Arial" w:hAnsi="Arial"/>
-          <w:sz w:val="18"/>
-          <w:szCs w:val="18"/>
-        </w:rPr>
-        <w:t xml:space="preserve">Evaluated client needs and facilitated product adjustments in line with regulatory and business guidelines, supporting the sales and delivery teams.</w:t>
+        <w:spacing w:before="28" w:after="28"/>
+      </w:pPr>
+      <w:r>
+        <w:t>Evaluated client needs and facilitated product adjustments in line with regulatory and business guidelines, supporting the sales and delivery teams.</w:t>
       </w:r>
     </w:p>
     <w:p>
       <w:pPr>
         <w:pBdr>
-          <w:bottom w:val="single" w:color="2E75B6" w:sz="8" w:space="3"/>
+          <w:bottom w:val="single" w:sz="8" w:space="3" w:color="2E75B6"/>
         </w:pBdr>
-        <w:spacing w:after="50" w:before="160"/>
-      </w:pPr>
-      <w:r>
-        <w:rPr>
-          <w:rFonts w:ascii="Arial" w:cs="Arial" w:eastAsia="Arial" w:hAnsi="Arial"/>
+        <w:spacing w:before="160" w:after="50"/>
+      </w:pPr>
+      <w:r>
+        <w:rPr>
           <w:b/>
           <w:bCs/>
           <w:color w:val="1F4E79"/>
           <w:sz w:val="20"/>
           <w:szCs w:val="20"/>
         </w:rPr>
-        <w:t xml:space="preserve">TECHNICAL SKILLS</w:t>
+        <w:t>TECHNICAL SKILLS</w:t>
       </w:r>
     </w:p>
     <w:tbl>
       <w:tblPr>
-        <w:tblW w:type="dxa" w:w="9360"/>
+        <w:tblW w:w="9360" w:type="dxa"/>
         <w:tblBorders>
-          <w:top w:val="single" w:color="auto" w:sz="4"/>
-          <w:left w:val="single" w:color="auto" w:sz="4"/>
-          <w:bottom w:val="single" w:color="auto" w:sz="4"/>
-          <w:right w:val="single" w:color="auto" w:sz="4"/>
-          <w:insideH w:val="single" w:color="auto" w:sz="4"/>
-          <w:insideV w:val="single" w:color="auto" w:sz="4"/>
+          <w:top w:val="single" w:sz="4" w:space="0" w:color="auto"/>
+          <w:left w:val="single" w:sz="4" w:space="0" w:color="auto"/>
+          <w:bottom w:val="single" w:sz="4" w:space="0" w:color="auto"/>
+          <w:right w:val="single" w:sz="4" w:space="0" w:color="auto"/>
+          <w:insideH w:val="single" w:sz="4" w:space="0" w:color="auto"/>
+          <w:insideV w:val="single" w:sz="4" w:space="0" w:color="auto"/>
         </w:tblBorders>
+        <w:tblCellMar>
+          <w:left w:w="10" w:type="dxa"/>
+          <w:right w:w="10" w:type="dxa"/>
+        </w:tblCellMar>
+        <w:tblLook w:val="0000" w:firstRow="0" w:lastRow="0" w:firstColumn="0" w:lastColumn="0" w:noHBand="0" w:noVBand="0"/>
       </w:tblPr>
       <w:tblGrid>
         <w:gridCol w:w="2100"/>
         <w:gridCol w:w="7260"/>
       </w:tblGrid>
       <w:tr>
+        <w:tblPrEx>
+          <w:tblCellMar>
+            <w:top w:w="0" w:type="dxa"/>
+            <w:bottom w:w="0" w:type="dxa"/>
+          </w:tblCellMar>
+        </w:tblPrEx>
         <w:tc>
           <w:tcPr>
-            <w:tcW w:type="dxa" w:w="2100"/>
+            <w:tcW w:w="2100" w:type="dxa"/>
             <w:tcBorders>
-              <w:top w:val="none" w:color="FFFFFF" w:sz="0"/>
-              <w:left w:val="none" w:color="FFFFFF" w:sz="0"/>
-              <w:bottom w:val="none" w:color="FFFFFF" w:sz="0"/>
-              <w:right w:val="none" w:color="FFFFFF" w:sz="0"/>
+              <w:top w:val="none" w:sz="0" w:space="0" w:color="FFFFFF"/>
+              <w:left w:val="none" w:sz="0" w:space="0" w:color="FFFFFF"/>
+              <w:bottom w:val="none" w:sz="0" w:space="0" w:color="FFFFFF"/>
+              <w:right w:val="none" w:sz="0" w:space="0" w:color="FFFFFF"/>
             </w:tcBorders>
-            <w:shd w:fill="EBF3FB" w:val="clear"/>
+            <w:shd w:val="clear" w:color="auto" w:fill="EBF3FB"/>
             <w:tcMar>
-              <w:top w:type="dxa" w:w="55"/>
-              <w:left w:type="dxa" w:w="100"/>
-              <w:bottom w:type="dxa" w:w="55"/>
-              <w:right w:type="dxa" w:w="100"/>
+              <w:top w:w="55" w:type="dxa"/>
+              <w:left w:w="100" w:type="dxa"/>
+              <w:bottom w:w="55" w:type="dxa"/>
+              <w:right w:w="100" w:type="dxa"/>
             </w:tcMar>
           </w:tcPr>
           <w:p>
             <w:r>
               <w:rPr>
-                <w:rFonts w:ascii="Arial" w:cs="Arial" w:eastAsia="Arial" w:hAnsi="Arial"/>
                 <w:b/>
                 <w:bCs/>
                 <w:color w:val="1F4E79"/>
                 <w:sz w:val="17"/>
                 <w:szCs w:val="17"/>
               </w:rPr>
-              <w:t xml:space="preserve">Testing Types</w:t>
+              <w:lastRenderedPageBreak/>
+              <w:t>Testing Types</w:t>
             </w:r>
           </w:p>
         </w:tc>
         <w:tc>
           <w:tcPr>
-            <w:tcW w:type="dxa" w:w="7260"/>
+            <w:tcW w:w="7260" w:type="dxa"/>
             <w:tcBorders>
-              <w:top w:val="none" w:color="FFFFFF" w:sz="0"/>
-              <w:left w:val="none" w:color="FFFFFF" w:sz="0"/>
-              <w:bottom w:val="none" w:color="FFFFFF" w:sz="0"/>
-              <w:right w:val="none" w:color="FFFFFF" w:sz="0"/>
+              <w:top w:val="none" w:sz="0" w:space="0" w:color="FFFFFF"/>
+              <w:left w:val="none" w:sz="0" w:space="0" w:color="FFFFFF"/>
+              <w:bottom w:val="none" w:sz="0" w:space="0" w:color="FFFFFF"/>
+              <w:right w:val="none" w:sz="0" w:space="0" w:color="FFFFFF"/>
             </w:tcBorders>
             <w:tcMar>
-              <w:top w:type="dxa" w:w="55"/>
-              <w:left w:type="dxa" w:w="100"/>
-              <w:bottom w:type="dxa" w:w="55"/>
-              <w:right w:type="dxa" w:w="100"/>
+              <w:top w:w="55" w:type="dxa"/>
+              <w:left w:w="100" w:type="dxa"/>
+              <w:bottom w:w="55" w:type="dxa"/>
+              <w:right w:w="100" w:type="dxa"/>
             </w:tcMar>
           </w:tcPr>
           <w:p>
             <w:r>
               <w:rPr>
-                <w:rFonts w:ascii="Arial" w:cs="Arial" w:eastAsia="Arial" w:hAnsi="Arial"/>
-                <w:sz w:val="17"/>
-                <w:szCs w:val="17"/>
-              </w:rPr>
-              <w:t xml:space="preserve">Manual, Functional, Regression, Smoke, Sanity, System, Integration, UAT, Exploratory, Black Box, Performance</w:t>
+                <w:sz w:val="17"/>
+                <w:szCs w:val="17"/>
+              </w:rPr>
+              <w:t>Manual, Functional, Regression, Smoke, Sanity, System, Integration, UAT, Exploratory, Black Box, Performance</w:t>
             </w:r>
           </w:p>
         </w:tc>
       </w:tr>
       <w:tr>
+        <w:tblPrEx>
+          <w:tblCellMar>
+            <w:top w:w="0" w:type="dxa"/>
+            <w:bottom w:w="0" w:type="dxa"/>
+          </w:tblCellMar>
+        </w:tblPrEx>
         <w:tc>
           <w:tcPr>
-            <w:tcW w:type="dxa" w:w="2100"/>
+            <w:tcW w:w="2100" w:type="dxa"/>
             <w:tcBorders>
-              <w:top w:val="none" w:color="FFFFFF" w:sz="0"/>
-              <w:left w:val="none" w:color="FFFFFF" w:sz="0"/>
-              <w:bottom w:val="none" w:color="FFFFFF" w:sz="0"/>
-              <w:right w:val="none" w:color="FFFFFF" w:sz="0"/>
+              <w:top w:val="none" w:sz="0" w:space="0" w:color="FFFFFF"/>
+              <w:left w:val="none" w:sz="0" w:space="0" w:color="FFFFFF"/>
+              <w:bottom w:val="none" w:sz="0" w:space="0" w:color="FFFFFF"/>
+              <w:right w:val="none" w:sz="0" w:space="0" w:color="FFFFFF"/>
             </w:tcBorders>
-            <w:shd w:fill="EBF3FB" w:val="clear"/>
+            <w:shd w:val="clear" w:color="auto" w:fill="EBF3FB"/>
             <w:tcMar>
-              <w:top w:type="dxa" w:w="55"/>
-              <w:left w:type="dxa" w:w="100"/>
-              <w:bottom w:type="dxa" w:w="55"/>
-              <w:right w:type="dxa" w:w="100"/>
+              <w:top w:w="55" w:type="dxa"/>
+              <w:left w:w="100" w:type="dxa"/>
+              <w:bottom w:w="55" w:type="dxa"/>
+              <w:right w:w="100" w:type="dxa"/>
             </w:tcMar>
           </w:tcPr>
           <w:p>
             <w:r>
               <w:rPr>
-                <w:rFonts w:ascii="Arial" w:cs="Arial" w:eastAsia="Arial" w:hAnsi="Arial"/>
                 <w:b/>
                 <w:bCs/>
                 <w:color w:val="1F4E79"/>
                 <w:sz w:val="17"/>
                 <w:szCs w:val="17"/>
               </w:rPr>
-              <w:t xml:space="preserve">Test Design</w:t>
+              <w:t>Test Design</w:t>
             </w:r>
           </w:p>
         </w:tc>
         <w:tc>
           <w:tcPr>
-            <w:tcW w:type="dxa" w:w="7260"/>
+            <w:tcW w:w="7260" w:type="dxa"/>
             <w:tcBorders>
-              <w:top w:val="none" w:color="FFFFFF" w:sz="0"/>
-              <w:left w:val="none" w:color="FFFFFF" w:sz="0"/>
-              <w:bottom w:val="none" w:color="FFFFFF" w:sz="0"/>
-              <w:right w:val="none" w:color="FFFFFF" w:sz="0"/>
+              <w:top w:val="none" w:sz="0" w:space="0" w:color="FFFFFF"/>
+              <w:left w:val="none" w:sz="0" w:space="0" w:color="FFFFFF"/>
+              <w:bottom w:val="none" w:sz="0" w:space="0" w:color="FFFFFF"/>
+              <w:right w:val="none" w:sz="0" w:space="0" w:color="FFFFFF"/>
             </w:tcBorders>
             <w:tcMar>
-              <w:top w:type="dxa" w:w="55"/>
-              <w:left w:type="dxa" w:w="100"/>
-              <w:bottom w:type="dxa" w:w="55"/>
-              <w:right w:type="dxa" w:w="100"/>
+              <w:top w:w="55" w:type="dxa"/>
+              <w:left w:w="100" w:type="dxa"/>
+              <w:bottom w:w="55" w:type="dxa"/>
+              <w:right w:w="100" w:type="dxa"/>
             </w:tcMar>
           </w:tcPr>
           <w:p>
             <w:r>
               <w:rPr>
-                <w:rFonts w:ascii="Arial" w:cs="Arial" w:eastAsia="Arial" w:hAnsi="Arial"/>
-                <w:sz w:val="17"/>
-                <w:szCs w:val="17"/>
-              </w:rPr>
-              <w:t xml:space="preserve">BVA, Equivalence Partitioning, Decision Table, State Transition, Use Case Testing, Error Guessing</w:t>
+                <w:sz w:val="17"/>
+                <w:szCs w:val="17"/>
+              </w:rPr>
+              <w:t>BVA, Equivalence Partitioning, Decision Table, State Transition, Use Case Testing, Error Guessing</w:t>
             </w:r>
           </w:p>
         </w:tc>
       </w:tr>
       <w:tr>
+        <w:tblPrEx>
+          <w:tblCellMar>
+            <w:top w:w="0" w:type="dxa"/>
+            <w:bottom w:w="0" w:type="dxa"/>
+          </w:tblCellMar>
+        </w:tblPrEx>
         <w:tc>
           <w:tcPr>
-            <w:tcW w:type="dxa" w:w="2100"/>
+            <w:tcW w:w="2100" w:type="dxa"/>
             <w:tcBorders>
-              <w:top w:val="none" w:color="FFFFFF" w:sz="0"/>
-              <w:left w:val="none" w:color="FFFFFF" w:sz="0"/>
-              <w:bottom w:val="none" w:color="FFFFFF" w:sz="0"/>
-              <w:right w:val="none" w:color="FFFFFF" w:sz="0"/>
+              <w:top w:val="none" w:sz="0" w:space="0" w:color="FFFFFF"/>
+              <w:left w:val="none" w:sz="0" w:space="0" w:color="FFFFFF"/>
+              <w:bottom w:val="none" w:sz="0" w:space="0" w:color="FFFFFF"/>
+              <w:right w:val="none" w:sz="0" w:space="0" w:color="FFFFFF"/>
             </w:tcBorders>
-            <w:shd w:fill="EBF3FB" w:val="clear"/>
+            <w:shd w:val="clear" w:color="auto" w:fill="EBF3FB"/>
             <w:tcMar>
-              <w:top w:type="dxa" w:w="55"/>
-              <w:left w:type="dxa" w:w="100"/>
-              <w:bottom w:type="dxa" w:w="55"/>
-              <w:right w:type="dxa" w:w="100"/>
+              <w:top w:w="55" w:type="dxa"/>
+              <w:left w:w="100" w:type="dxa"/>
+              <w:bottom w:w="55" w:type="dxa"/>
+              <w:right w:w="100" w:type="dxa"/>
             </w:tcMar>
           </w:tcPr>
           <w:p>
             <w:r>
               <w:rPr>
-                <w:rFonts w:ascii="Arial" w:cs="Arial" w:eastAsia="Arial" w:hAnsi="Arial"/>
                 <w:b/>
                 <w:bCs/>
                 <w:color w:val="1F4E79"/>
                 <w:sz w:val="17"/>
                 <w:szCs w:val="17"/>
               </w:rPr>
-              <w:t xml:space="preserve">API Testing</w:t>
+              <w:t>API Testing</w:t>
             </w:r>
           </w:p>
         </w:tc>
         <w:tc>
           <w:tcPr>
-            <w:tcW w:type="dxa" w:w="7260"/>
+            <w:tcW w:w="7260" w:type="dxa"/>
             <w:tcBorders>
-              <w:top w:val="none" w:color="FFFFFF" w:sz="0"/>
-              <w:left w:val="none" w:color="FFFFFF" w:sz="0"/>
-              <w:bottom w:val="none" w:color="FFFFFF" w:sz="0"/>
-              <w:right w:val="none" w:color="FFFFFF" w:sz="0"/>
+              <w:top w:val="none" w:sz="0" w:space="0" w:color="FFFFFF"/>
+              <w:left w:val="none" w:sz="0" w:space="0" w:color="FFFFFF"/>
+              <w:bottom w:val="none" w:sz="0" w:space="0" w:color="FFFFFF"/>
+              <w:right w:val="none" w:sz="0" w:space="0" w:color="FFFFFF"/>
             </w:tcBorders>
             <w:tcMar>
-              <w:top w:type="dxa" w:w="55"/>
-              <w:left w:type="dxa" w:w="100"/>
-              <w:bottom w:type="dxa" w:w="55"/>
-              <w:right w:type="dxa" w:w="100"/>
+              <w:top w:w="55" w:type="dxa"/>
+              <w:left w:w="100" w:type="dxa"/>
+              <w:bottom w:w="55" w:type="dxa"/>
+              <w:right w:w="100" w:type="dxa"/>
             </w:tcMar>
           </w:tcPr>
           <w:p>
             <w:r>
               <w:rPr>
-                <w:rFonts w:ascii="Arial" w:cs="Arial" w:eastAsia="Arial" w:hAnsi="Arial"/>
-                <w:sz w:val="17"/>
-                <w:szCs w:val="17"/>
-              </w:rPr>
-              <w:t xml:space="preserve">Postman (REST API, payload validation, status codes, auth, negative testing)</w:t>
+                <w:sz w:val="17"/>
+                <w:szCs w:val="17"/>
+              </w:rPr>
+              <w:t>Postman (REST API, payload validation, status codes, auth, negative testing)</w:t>
             </w:r>
           </w:p>
         </w:tc>
       </w:tr>
       <w:tr>
+        <w:tblPrEx>
+          <w:tblCellMar>
+            <w:top w:w="0" w:type="dxa"/>
+            <w:bottom w:w="0" w:type="dxa"/>
+          </w:tblCellMar>
+        </w:tblPrEx>
         <w:tc>
           <w:tcPr>
-            <w:tcW w:type="dxa" w:w="2100"/>
+            <w:tcW w:w="2100" w:type="dxa"/>
             <w:tcBorders>
-              <w:top w:val="none" w:color="FFFFFF" w:sz="0"/>
-              <w:left w:val="none" w:color="FFFFFF" w:sz="0"/>
-              <w:bottom w:val="none" w:color="FFFFFF" w:sz="0"/>
-              <w:right w:val="none" w:color="FFFFFF" w:sz="0"/>
+              <w:top w:val="none" w:sz="0" w:space="0" w:color="FFFFFF"/>
+              <w:left w:val="none" w:sz="0" w:space="0" w:color="FFFFFF"/>
+              <w:bottom w:val="none" w:sz="0" w:space="0" w:color="FFFFFF"/>
+              <w:right w:val="none" w:sz="0" w:space="0" w:color="FFFFFF"/>
             </w:tcBorders>
-            <w:shd w:fill="EBF3FB" w:val="clear"/>
+            <w:shd w:val="clear" w:color="auto" w:fill="EBF3FB"/>
             <w:tcMar>
-              <w:top w:type="dxa" w:w="55"/>
-              <w:left w:type="dxa" w:w="100"/>
-              <w:bottom w:type="dxa" w:w="55"/>
-              <w:right w:type="dxa" w:w="100"/>
+              <w:top w:w="55" w:type="dxa"/>
+              <w:left w:w="100" w:type="dxa"/>
+              <w:bottom w:w="55" w:type="dxa"/>
+              <w:right w:w="100" w:type="dxa"/>
             </w:tcMar>
           </w:tcPr>
           <w:p>
             <w:r>
               <w:rPr>
-                <w:rFonts w:ascii="Arial" w:cs="Arial" w:eastAsia="Arial" w:hAnsi="Arial"/>
                 <w:b/>
                 <w:bCs/>
                 <w:color w:val="1F4E79"/>
                 <w:sz w:val="17"/>
                 <w:szCs w:val="17"/>
               </w:rPr>
-              <w:t xml:space="preserve">DB Testing</w:t>
+              <w:t>DB Testing</w:t>
             </w:r>
           </w:p>
         </w:tc>
         <w:tc>
           <w:tcPr>
-            <w:tcW w:type="dxa" w:w="7260"/>
+            <w:tcW w:w="7260" w:type="dxa"/>
             <w:tcBorders>
-              <w:top w:val="none" w:color="FFFFFF" w:sz="0"/>
-              <w:left w:val="none" w:color="FFFFFF" w:sz="0"/>
-              <w:bottom w:val="none" w:color="FFFFFF" w:sz="0"/>
-              <w:right w:val="none" w:color="FFFFFF" w:sz="0"/>
+              <w:top w:val="none" w:sz="0" w:space="0" w:color="FFFFFF"/>
+              <w:left w:val="none" w:sz="0" w:space="0" w:color="FFFFFF"/>
+              <w:bottom w:val="none" w:sz="0" w:space="0" w:color="FFFFFF"/>
+              <w:right w:val="none" w:sz="0" w:space="0" w:color="FFFFFF"/>
             </w:tcBorders>
             <w:tcMar>
-              <w:top w:type="dxa" w:w="55"/>
-              <w:left w:type="dxa" w:w="100"/>
-              <w:bottom w:type="dxa" w:w="55"/>
-              <w:right w:type="dxa" w:w="100"/>
+              <w:top w:w="55" w:type="dxa"/>
+              <w:left w:w="100" w:type="dxa"/>
+              <w:bottom w:w="55" w:type="dxa"/>
+              <w:right w:w="100" w:type="dxa"/>
             </w:tcMar>
           </w:tcPr>
           <w:p>
             <w:r>
               <w:rPr>
-                <w:rFonts w:ascii="Arial" w:cs="Arial" w:eastAsia="Arial" w:hAnsi="Arial"/>
-                <w:sz w:val="17"/>
-                <w:szCs w:val="17"/>
-              </w:rPr>
-              <w:t xml:space="preserve">SQL (query writing, data validation, backend verification)</w:t>
+                <w:sz w:val="17"/>
+                <w:szCs w:val="17"/>
+              </w:rPr>
+              <w:t>SQL (query writing, data validation, backend verification)</w:t>
             </w:r>
           </w:p>
         </w:tc>
       </w:tr>
       <w:tr>
+        <w:tblPrEx>
+          <w:tblCellMar>
+            <w:top w:w="0" w:type="dxa"/>
+            <w:bottom w:w="0" w:type="dxa"/>
+          </w:tblCellMar>
+        </w:tblPrEx>
         <w:tc>
           <w:tcPr>
-            <w:tcW w:type="dxa" w:w="2100"/>
+            <w:tcW w:w="2100" w:type="dxa"/>
             <w:tcBorders>
-              <w:top w:val="none" w:color="FFFFFF" w:sz="0"/>
-              <w:left w:val="none" w:color="FFFFFF" w:sz="0"/>
-              <w:bottom w:val="none" w:color="FFFFFF" w:sz="0"/>
-              <w:right w:val="none" w:color="FFFFFF" w:sz="0"/>
+              <w:top w:val="none" w:sz="0" w:space="0" w:color="FFFFFF"/>
+              <w:left w:val="none" w:sz="0" w:space="0" w:color="FFFFFF"/>
+              <w:bottom w:val="none" w:sz="0" w:space="0" w:color="FFFFFF"/>
+              <w:right w:val="none" w:sz="0" w:space="0" w:color="FFFFFF"/>
             </w:tcBorders>
-            <w:shd w:fill="EBF3FB" w:val="clear"/>
+            <w:shd w:val="clear" w:color="auto" w:fill="EBF3FB"/>
             <w:tcMar>
-              <w:top w:type="dxa" w:w="55"/>
-              <w:left w:type="dxa" w:w="100"/>
-              <w:bottom w:type="dxa" w:w="55"/>
-              <w:right w:type="dxa" w:w="100"/>
+              <w:top w:w="55" w:type="dxa"/>
+              <w:left w:w="100" w:type="dxa"/>
+              <w:bottom w:w="55" w:type="dxa"/>
+              <w:right w:w="100" w:type="dxa"/>
             </w:tcMar>
           </w:tcPr>
           <w:p>
             <w:r>
               <w:rPr>
-                <w:rFonts w:ascii="Arial" w:cs="Arial" w:eastAsia="Arial" w:hAnsi="Arial"/>
                 <w:b/>
                 <w:bCs/>
                 <w:color w:val="1F4E79"/>
                 <w:sz w:val="17"/>
                 <w:szCs w:val="17"/>
               </w:rPr>
-              <w:t xml:space="preserve">Cross-Browser</w:t>
+              <w:t>Cross-Browser</w:t>
             </w:r>
           </w:p>
         </w:tc>
         <w:tc>
           <w:tcPr>
-            <w:tcW w:type="dxa" w:w="7260"/>
+            <w:tcW w:w="7260" w:type="dxa"/>
             <w:tcBorders>
-              <w:top w:val="none" w:color="FFFFFF" w:sz="0"/>
-              <w:left w:val="none" w:color="FFFFFF" w:sz="0"/>
-              <w:bottom w:val="none" w:color="FFFFFF" w:sz="0"/>
-              <w:right w:val="none" w:color="FFFFFF" w:sz="0"/>
+              <w:top w:val="none" w:sz="0" w:space="0" w:color="FFFFFF"/>
+              <w:left w:val="none" w:sz="0" w:space="0" w:color="FFFFFF"/>
+              <w:bottom w:val="none" w:sz="0" w:space="0" w:color="FFFFFF"/>
+              <w:right w:val="none" w:sz="0" w:space="0" w:color="FFFFFF"/>
             </w:tcBorders>
             <w:tcMar>
-              <w:top w:type="dxa" w:w="55"/>
-              <w:left w:type="dxa" w:w="100"/>
-              <w:bottom w:type="dxa" w:w="55"/>
-              <w:right w:type="dxa" w:w="100"/>
+              <w:top w:w="55" w:type="dxa"/>
+              <w:left w:w="100" w:type="dxa"/>
+              <w:bottom w:w="55" w:type="dxa"/>
+              <w:right w:w="100" w:type="dxa"/>
             </w:tcMar>
           </w:tcPr>
           <w:p>
-            <w:r>
-              <w:rPr>
-                <w:rFonts w:ascii="Arial" w:cs="Arial" w:eastAsia="Arial" w:hAnsi="Arial"/>
-                <w:sz w:val="17"/>
-                <w:szCs w:val="17"/>
-              </w:rPr>
-              <w:t xml:space="preserve">LambdaTest (multi-browser, multi-OS, device compatibility)</w:t>
+            <w:proofErr w:type="spellStart"/>
+            <w:r>
+              <w:rPr>
+                <w:sz w:val="17"/>
+                <w:szCs w:val="17"/>
+              </w:rPr>
+              <w:t>LambdaTest</w:t>
+            </w:r>
+            <w:proofErr w:type="spellEnd"/>
+            <w:r>
+              <w:rPr>
+                <w:sz w:val="17"/>
+                <w:szCs w:val="17"/>
+              </w:rPr>
+              <w:t xml:space="preserve"> (multi-browser, multi-OS, device compatibility)</w:t>
             </w:r>
           </w:p>
         </w:tc>
       </w:tr>
       <w:tr>
+        <w:tblPrEx>
+          <w:tblCellMar>
+            <w:top w:w="0" w:type="dxa"/>
+            <w:bottom w:w="0" w:type="dxa"/>
+          </w:tblCellMar>
+        </w:tblPrEx>
         <w:tc>
           <w:tcPr>
-            <w:tcW w:type="dxa" w:w="2100"/>
+            <w:tcW w:w="2100" w:type="dxa"/>
             <w:tcBorders>
-              <w:top w:val="none" w:color="FFFFFF" w:sz="0"/>
-              <w:left w:val="none" w:color="FFFFFF" w:sz="0"/>
-              <w:bottom w:val="none" w:color="FFFFFF" w:sz="0"/>
-              <w:right w:val="none" w:color="FFFFFF" w:sz="0"/>
+              <w:top w:val="none" w:sz="0" w:space="0" w:color="FFFFFF"/>
+              <w:left w:val="none" w:sz="0" w:space="0" w:color="FFFFFF"/>
+              <w:bottom w:val="none" w:sz="0" w:space="0" w:color="FFFFFF"/>
+              <w:right w:val="none" w:sz="0" w:space="0" w:color="FFFFFF"/>
             </w:tcBorders>
-            <w:shd w:fill="EBF3FB" w:val="clear"/>
+            <w:shd w:val="clear" w:color="auto" w:fill="EBF3FB"/>
             <w:tcMar>
-              <w:top w:type="dxa" w:w="55"/>
-              <w:left w:type="dxa" w:w="100"/>
-              <w:bottom w:type="dxa" w:w="55"/>
-              <w:right w:type="dxa" w:w="100"/>
+              <w:top w:w="55" w:type="dxa"/>
+              <w:left w:w="100" w:type="dxa"/>
+              <w:bottom w:w="55" w:type="dxa"/>
+              <w:right w:w="100" w:type="dxa"/>
             </w:tcMar>
           </w:tcPr>
           <w:p>
             <w:r>
               <w:rPr>
-                <w:rFonts w:ascii="Arial" w:cs="Arial" w:eastAsia="Arial" w:hAnsi="Arial"/>
                 <w:b/>
                 <w:bCs/>
                 <w:color w:val="1F4E79"/>
                 <w:sz w:val="17"/>
                 <w:szCs w:val="17"/>
               </w:rPr>
-              <w:t xml:space="preserve">Bug Tracking</w:t>
+              <w:t>Bug Tracking</w:t>
             </w:r>
           </w:p>
         </w:tc>
         <w:tc>
           <w:tcPr>
-            <w:tcW w:type="dxa" w:w="7260"/>
+            <w:tcW w:w="7260" w:type="dxa"/>
             <w:tcBorders>
-              <w:top w:val="none" w:color="FFFFFF" w:sz="0"/>
-              <w:left w:val="none" w:color="FFFFFF" w:sz="0"/>
-              <w:bottom w:val="none" w:color="FFFFFF" w:sz="0"/>
-              <w:right w:val="none" w:color="FFFFFF" w:sz="0"/>
+              <w:top w:val="none" w:sz="0" w:space="0" w:color="FFFFFF"/>
+              <w:left w:val="none" w:sz="0" w:space="0" w:color="FFFFFF"/>
+              <w:bottom w:val="none" w:sz="0" w:space="0" w:color="FFFFFF"/>
+              <w:right w:val="none" w:sz="0" w:space="0" w:color="FFFFFF"/>
             </w:tcBorders>
             <w:tcMar>
-              <w:top w:type="dxa" w:w="55"/>
-              <w:left w:type="dxa" w:w="100"/>
-              <w:bottom w:type="dxa" w:w="55"/>
-              <w:right w:type="dxa" w:w="100"/>
+              <w:top w:w="55" w:type="dxa"/>
+              <w:left w:w="100" w:type="dxa"/>
+              <w:bottom w:w="55" w:type="dxa"/>
+              <w:right w:w="100" w:type="dxa"/>
             </w:tcMar>
           </w:tcPr>
           <w:p>
             <w:r>
               <w:rPr>
-                <w:rFonts w:ascii="Arial" w:cs="Arial" w:eastAsia="Arial" w:hAnsi="Arial"/>
-                <w:sz w:val="17"/>
-                <w:szCs w:val="17"/>
-              </w:rPr>
-              <w:t xml:space="preserve">Jira (defect lifecycle, RTM, sprint tracking, test metrics)</w:t>
+                <w:sz w:val="17"/>
+                <w:szCs w:val="17"/>
+              </w:rPr>
+              <w:t>Jira (defect lifecycle, RTM, sprint tracking, test metrics)</w:t>
             </w:r>
           </w:p>
         </w:tc>
       </w:tr>
       <w:tr>
+        <w:tblPrEx>
+          <w:tblCellMar>
+            <w:top w:w="0" w:type="dxa"/>
+            <w:bottom w:w="0" w:type="dxa"/>
+          </w:tblCellMar>
+        </w:tblPrEx>
         <w:tc>
           <w:tcPr>
-            <w:tcW w:type="dxa" w:w="2100"/>
+            <w:tcW w:w="2100" w:type="dxa"/>
             <w:tcBorders>
-              <w:top w:val="none" w:color="FFFFFF" w:sz="0"/>
-              <w:left w:val="none" w:color="FFFFFF" w:sz="0"/>
-              <w:bottom w:val="none" w:color="FFFFFF" w:sz="0"/>
-              <w:right w:val="none" w:color="FFFFFF" w:sz="0"/>
+              <w:top w:val="none" w:sz="0" w:space="0" w:color="FFFFFF"/>
+              <w:left w:val="none" w:sz="0" w:space="0" w:color="FFFFFF"/>
+              <w:bottom w:val="none" w:sz="0" w:space="0" w:color="FFFFFF"/>
+              <w:right w:val="none" w:sz="0" w:space="0" w:color="FFFFFF"/>
             </w:tcBorders>
-            <w:shd w:fill="EBF3FB" w:val="clear"/>
+            <w:shd w:val="clear" w:color="auto" w:fill="EBF3FB"/>
             <w:tcMar>
-              <w:top w:type="dxa" w:w="55"/>
-              <w:left w:type="dxa" w:w="100"/>
-              <w:bottom w:type="dxa" w:w="55"/>
-              <w:right w:type="dxa" w:w="100"/>
+              <w:top w:w="55" w:type="dxa"/>
+              <w:left w:w="100" w:type="dxa"/>
+              <w:bottom w:w="55" w:type="dxa"/>
+              <w:right w:w="100" w:type="dxa"/>
             </w:tcMar>
           </w:tcPr>
           <w:p>
             <w:r>
               <w:rPr>
-                <w:rFonts w:ascii="Arial" w:cs="Arial" w:eastAsia="Arial" w:hAnsi="Arial"/>
                 <w:b/>
                 <w:bCs/>
                 <w:color w:val="1F4E79"/>
                 <w:sz w:val="17"/>
                 <w:szCs w:val="17"/>
               </w:rPr>
-              <w:t xml:space="preserve">Version Control</w:t>
+              <w:t>Version Control</w:t>
             </w:r>
           </w:p>
         </w:tc>
         <w:tc>
           <w:tcPr>
-            <w:tcW w:type="dxa" w:w="7260"/>
+            <w:tcW w:w="7260" w:type="dxa"/>
             <w:tcBorders>
-              <w:top w:val="none" w:color="FFFFFF" w:sz="0"/>
-              <w:left w:val="none" w:color="FFFFFF" w:sz="0"/>
-              <w:bottom w:val="none" w:color="FFFFFF" w:sz="0"/>
-              <w:right w:val="none" w:color="FFFFFF" w:sz="0"/>
+              <w:top w:val="none" w:sz="0" w:space="0" w:color="FFFFFF"/>
+              <w:left w:val="none" w:sz="0" w:space="0" w:color="FFFFFF"/>
+              <w:bottom w:val="none" w:sz="0" w:space="0" w:color="FFFFFF"/>
+              <w:right w:val="none" w:sz="0" w:space="0" w:color="FFFFFF"/>
             </w:tcBorders>
             <w:tcMar>
-              <w:top w:type="dxa" w:w="55"/>
-              <w:left w:type="dxa" w:w="100"/>
-              <w:bottom w:type="dxa" w:w="55"/>
-              <w:right w:type="dxa" w:w="100"/>
+              <w:top w:w="55" w:type="dxa"/>
+              <w:left w:w="100" w:type="dxa"/>
+              <w:bottom w:w="55" w:type="dxa"/>
+              <w:right w:w="100" w:type="dxa"/>
             </w:tcMar>
           </w:tcPr>
           <w:p>
             <w:r>
               <w:rPr>
-                <w:rFonts w:ascii="Arial" w:cs="Arial" w:eastAsia="Arial" w:hAnsi="Arial"/>
-                <w:sz w:val="17"/>
-                <w:szCs w:val="17"/>
-              </w:rPr>
-              <w:t xml:space="preserve">Git, GitHub (branching, merging, test repo management)</w:t>
+                <w:sz w:val="17"/>
+                <w:szCs w:val="17"/>
+              </w:rPr>
+              <w:t>Git, GitHub (branching, merging, test repo management)</w:t>
             </w:r>
           </w:p>
         </w:tc>
       </w:tr>
       <w:tr>
+        <w:tblPrEx>
+          <w:tblCellMar>
+            <w:top w:w="0" w:type="dxa"/>
+            <w:bottom w:w="0" w:type="dxa"/>
+          </w:tblCellMar>
+        </w:tblPrEx>
         <w:tc>
           <w:tcPr>
-            <w:tcW w:type="dxa" w:w="2100"/>
+            <w:tcW w:w="2100" w:type="dxa"/>
             <w:tcBorders>
-              <w:top w:val="none" w:color="FFFFFF" w:sz="0"/>
-              <w:left w:val="none" w:color="FFFFFF" w:sz="0"/>
-              <w:bottom w:val="none" w:color="FFFFFF" w:sz="0"/>
-              <w:right w:val="none" w:color="FFFFFF" w:sz="0"/>
+              <w:top w:val="none" w:sz="0" w:space="0" w:color="FFFFFF"/>
+              <w:left w:val="none" w:sz="0" w:space="0" w:color="FFFFFF"/>
+              <w:bottom w:val="none" w:sz="0" w:space="0" w:color="FFFFFF"/>
+              <w:right w:val="none" w:sz="0" w:space="0" w:color="FFFFFF"/>
             </w:tcBorders>
-            <w:shd w:fill="EBF3FB" w:val="clear"/>
+            <w:shd w:val="clear" w:color="auto" w:fill="EBF3FB"/>
             <w:tcMar>
-              <w:top w:type="dxa" w:w="55"/>
-              <w:left w:type="dxa" w:w="100"/>
-              <w:bottom w:type="dxa" w:w="55"/>
-              <w:right w:type="dxa" w:w="100"/>
+              <w:top w:w="55" w:type="dxa"/>
+              <w:left w:w="100" w:type="dxa"/>
+              <w:bottom w:w="55" w:type="dxa"/>
+              <w:right w:w="100" w:type="dxa"/>
             </w:tcMar>
           </w:tcPr>
           <w:p>
             <w:r>
               <w:rPr>
-                <w:rFonts w:ascii="Arial" w:cs="Arial" w:eastAsia="Arial" w:hAnsi="Arial"/>
                 <w:b/>
                 <w:bCs/>
                 <w:color w:val="1F4E79"/>
                 <w:sz w:val="17"/>
                 <w:szCs w:val="17"/>
               </w:rPr>
-              <w:t xml:space="preserve">Automation Exp.</w:t>
+              <w:t>Automation Exp.</w:t>
             </w:r>
           </w:p>
         </w:tc>
         <w:tc>
           <w:tcPr>
-            <w:tcW w:type="dxa" w:w="7260"/>
+            <w:tcW w:w="7260" w:type="dxa"/>
             <w:tcBorders>
-              <w:top w:val="none" w:color="FFFFFF" w:sz="0"/>
-              <w:left w:val="none" w:color="FFFFFF" w:sz="0"/>
-              <w:bottom w:val="none" w:color="FFFFFF" w:sz="0"/>
-              <w:right w:val="none" w:color="FFFFFF" w:sz="0"/>
+              <w:top w:val="none" w:sz="0" w:space="0" w:color="FFFFFF"/>
+              <w:left w:val="none" w:sz="0" w:space="0" w:color="FFFFFF"/>
+              <w:bottom w:val="none" w:sz="0" w:space="0" w:color="FFFFFF"/>
+              <w:right w:val="none" w:sz="0" w:space="0" w:color="FFFFFF"/>
             </w:tcBorders>
             <w:tcMar>
-              <w:top w:type="dxa" w:w="55"/>
-              <w:left w:type="dxa" w:w="100"/>
-              <w:bottom w:type="dxa" w:w="55"/>
-              <w:right w:type="dxa" w:w="100"/>
+              <w:top w:w="55" w:type="dxa"/>
+              <w:left w:w="100" w:type="dxa"/>
+              <w:bottom w:w="55" w:type="dxa"/>
+              <w:right w:w="100" w:type="dxa"/>
             </w:tcMar>
           </w:tcPr>
           <w:p>
             <w:r>
               <w:rPr>
-                <w:rFonts w:ascii="Arial" w:cs="Arial" w:eastAsia="Arial" w:hAnsi="Arial"/>
-                <w:sz w:val="17"/>
-                <w:szCs w:val="17"/>
-              </w:rPr>
-              <w:t xml:space="preserve">Selenium WebDriver (Core Java), FireFlink Automation Platform</w:t>
+                <w:sz w:val="17"/>
+                <w:szCs w:val="17"/>
+              </w:rPr>
+              <w:t xml:space="preserve">Selenium WebDriver (Core Java), </w:t>
+            </w:r>
+            <w:proofErr w:type="spellStart"/>
+            <w:r>
+              <w:rPr>
+                <w:sz w:val="17"/>
+                <w:szCs w:val="17"/>
+              </w:rPr>
+              <w:t>FireFlink</w:t>
+            </w:r>
+            <w:proofErr w:type="spellEnd"/>
+            <w:r>
+              <w:rPr>
+                <w:sz w:val="17"/>
+                <w:szCs w:val="17"/>
+              </w:rPr>
+              <w:t xml:space="preserve"> Automation Platform</w:t>
             </w:r>
           </w:p>
         </w:tc>
       </w:tr>
       <w:tr>
+        <w:tblPrEx>
+          <w:tblCellMar>
+            <w:top w:w="0" w:type="dxa"/>
+            <w:bottom w:w="0" w:type="dxa"/>
+          </w:tblCellMar>
+        </w:tblPrEx>
         <w:tc>
           <w:tcPr>
-            <w:tcW w:type="dxa" w:w="2100"/>
+            <w:tcW w:w="2100" w:type="dxa"/>
             <w:tcBorders>
-              <w:top w:val="none" w:color="FFFFFF" w:sz="0"/>
-              <w:left w:val="none" w:color="FFFFFF" w:sz="0"/>
-              <w:bottom w:val="none" w:color="FFFFFF" w:sz="0"/>
-              <w:right w:val="none" w:color="FFFFFF" w:sz="0"/>
+              <w:top w:val="none" w:sz="0" w:space="0" w:color="FFFFFF"/>
+              <w:left w:val="none" w:sz="0" w:space="0" w:color="FFFFFF"/>
+              <w:bottom w:val="none" w:sz="0" w:space="0" w:color="FFFFFF"/>
+              <w:right w:val="none" w:sz="0" w:space="0" w:color="FFFFFF"/>
             </w:tcBorders>
-            <w:shd w:fill="EBF3FB" w:val="clear"/>
+            <w:shd w:val="clear" w:color="auto" w:fill="EBF3FB"/>
             <w:tcMar>
-              <w:top w:type="dxa" w:w="55"/>
-              <w:left w:type="dxa" w:w="100"/>
-              <w:bottom w:type="dxa" w:w="55"/>
-              <w:right w:type="dxa" w:w="100"/>
+              <w:top w:w="55" w:type="dxa"/>
+              <w:left w:w="100" w:type="dxa"/>
+              <w:bottom w:w="55" w:type="dxa"/>
+              <w:right w:w="100" w:type="dxa"/>
             </w:tcMar>
           </w:tcPr>
           <w:p>
             <w:r>
               <w:rPr>
-                <w:rFonts w:ascii="Arial" w:cs="Arial" w:eastAsia="Arial" w:hAnsi="Arial"/>
                 <w:b/>
                 <w:bCs/>
                 <w:color w:val="1F4E79"/>
                 <w:sz w:val="17"/>
                 <w:szCs w:val="17"/>
               </w:rPr>
-              <w:t xml:space="preserve">Methodologies</w:t>
+              <w:t>Methodologies</w:t>
             </w:r>
           </w:p>
         </w:tc>
         <w:tc>
           <w:tcPr>
-            <w:tcW w:type="dxa" w:w="7260"/>
+            <w:tcW w:w="7260" w:type="dxa"/>
             <w:tcBorders>
-              <w:top w:val="none" w:color="FFFFFF" w:sz="0"/>
-              <w:left w:val="none" w:color="FFFFFF" w:sz="0"/>
-              <w:bottom w:val="none" w:color="FFFFFF" w:sz="0"/>
-              <w:right w:val="none" w:color="FFFFFF" w:sz="0"/>
+              <w:top w:val="none" w:sz="0" w:space="0" w:color="FFFFFF"/>
+              <w:left w:val="none" w:sz="0" w:space="0" w:color="FFFFFF"/>
+              <w:bottom w:val="none" w:sz="0" w:space="0" w:color="FFFFFF"/>
+              <w:right w:val="none" w:sz="0" w:space="0" w:color="FFFFFF"/>
             </w:tcBorders>
             <w:tcMar>
-              <w:top w:type="dxa" w:w="55"/>
-              <w:left w:type="dxa" w:w="100"/>
-              <w:bottom w:type="dxa" w:w="55"/>
-              <w:right w:type="dxa" w:w="100"/>
+              <w:top w:w="55" w:type="dxa"/>
+              <w:left w:w="100" w:type="dxa"/>
+              <w:bottom w:w="55" w:type="dxa"/>
+              <w:right w:w="100" w:type="dxa"/>
             </w:tcMar>
           </w:tcPr>
           <w:p>
             <w:r>
               <w:rPr>
-                <w:rFonts w:ascii="Arial" w:cs="Arial" w:eastAsia="Arial" w:hAnsi="Arial"/>
-                <w:sz w:val="17"/>
-                <w:szCs w:val="17"/>
-              </w:rPr>
-              <w:t xml:space="preserve">Agile, Scrum, STLC, SDLC, Shift-Left Testing</w:t>
+                <w:sz w:val="17"/>
+                <w:szCs w:val="17"/>
+              </w:rPr>
+              <w:t>Agile, Scrum, STLC, SDLC, Shift-Left Testing</w:t>
             </w:r>
           </w:p>
         </w:tc>
@@ -1595,20 +1693,19 @@
     <w:p>
       <w:pPr>
         <w:pBdr>
-          <w:bottom w:val="single" w:color="2E75B6" w:sz="8" w:space="3"/>
+          <w:bottom w:val="single" w:sz="8" w:space="3" w:color="2E75B6"/>
         </w:pBdr>
-        <w:spacing w:after="50" w:before="160"/>
-      </w:pPr>
-      <w:r>
-        <w:rPr>
-          <w:rFonts w:ascii="Arial" w:cs="Arial" w:eastAsia="Arial" w:hAnsi="Arial"/>
+        <w:spacing w:before="160" w:after="50"/>
+      </w:pPr>
+      <w:r>
+        <w:rPr>
           <w:b/>
           <w:bCs/>
           <w:color w:val="1F4E79"/>
           <w:sz w:val="20"/>
           <w:szCs w:val="20"/>
         </w:rPr>
-        <w:t xml:space="preserve">CERTIFICATIONS</w:t>
+        <w:t>CERTIFICATIONS</w:t>
       </w:r>
     </w:p>
     <w:p>
@@ -1618,15 +1715,10 @@
           <w:ilvl w:val="0"/>
           <w:numId w:val="2"/>
         </w:numPr>
-        <w:spacing w:after="28" w:before="28"/>
-      </w:pPr>
-      <w:r>
-        <w:rPr>
-          <w:rFonts w:ascii="Arial" w:cs="Arial" w:eastAsia="Arial" w:hAnsi="Arial"/>
-          <w:sz w:val="18"/>
-          <w:szCs w:val="18"/>
-        </w:rPr>
-        <w:t xml:space="preserve">Manual Testing – Q-Spiders Hebbel, Bangalore</w:t>
+        <w:spacing w:before="28" w:after="28"/>
+      </w:pPr>
+      <w:r>
+        <w:t>Manual Testing – Q-Spiders Hebbel, Bangalore</w:t>
       </w:r>
     </w:p>
     <w:p>
@@ -1636,15 +1728,10 @@
           <w:ilvl w:val="0"/>
           <w:numId w:val="2"/>
         </w:numPr>
-        <w:spacing w:after="28" w:before="28"/>
-      </w:pPr>
-      <w:r>
-        <w:rPr>
-          <w:rFonts w:ascii="Arial" w:cs="Arial" w:eastAsia="Arial" w:hAnsi="Arial"/>
-          <w:sz w:val="18"/>
-          <w:szCs w:val="18"/>
-        </w:rPr>
-        <w:t xml:space="preserve">Core Java – Q-Spiders Hebbel, Bangalore</w:t>
+        <w:spacing w:before="28" w:after="28"/>
+      </w:pPr>
+      <w:r>
+        <w:t>Core Java – Q-Spiders Hebbel, Bangalore</w:t>
       </w:r>
     </w:p>
     <w:p>
@@ -1654,50 +1741,59 @@
           <w:ilvl w:val="0"/>
           <w:numId w:val="2"/>
         </w:numPr>
-        <w:spacing w:after="28" w:before="28"/>
-      </w:pPr>
-      <w:r>
-        <w:rPr>
-          <w:rFonts w:ascii="Arial" w:cs="Arial" w:eastAsia="Arial" w:hAnsi="Arial"/>
-          <w:sz w:val="18"/>
-          <w:szCs w:val="18"/>
-        </w:rPr>
-        <w:t xml:space="preserve">Java Selenium Automation – Q-Spiders Hebbel, Bangalore</w:t>
+        <w:spacing w:before="28" w:after="28"/>
+      </w:pPr>
+      <w:r>
+        <w:t>Java Selenium Automation – Q-Spiders Hebbel, Bangalore</w:t>
       </w:r>
     </w:p>
     <w:p>
       <w:pPr>
         <w:pBdr>
-          <w:bottom w:val="single" w:color="2E75B6" w:sz="8" w:space="3"/>
+          <w:bottom w:val="single" w:sz="8" w:space="3" w:color="2E75B6"/>
         </w:pBdr>
-        <w:spacing w:after="50" w:before="160"/>
-      </w:pPr>
-      <w:r>
-        <w:rPr>
-          <w:rFonts w:ascii="Arial" w:cs="Arial" w:eastAsia="Arial" w:hAnsi="Arial"/>
+        <w:spacing w:before="160" w:after="50"/>
+      </w:pPr>
+      <w:r>
+        <w:rPr>
           <w:b/>
           <w:bCs/>
           <w:color w:val="1F4E79"/>
           <w:sz w:val="20"/>
           <w:szCs w:val="20"/>
         </w:rPr>
-        <w:t xml:space="preserve">PROJECTS</w:t>
-      </w:r>
-    </w:p>
-    <w:p>
-      <w:pPr>
-        <w:spacing w:after="16" w:before="90"/>
-      </w:pPr>
-      <w:r>
-        <w:rPr>
-          <w:rFonts w:ascii="Arial" w:cs="Arial" w:eastAsia="Arial" w:hAnsi="Arial"/>
+        <w:t>PROJECTS</w:t>
+      </w:r>
+    </w:p>
+    <w:p>
+      <w:pPr>
+        <w:spacing w:before="90" w:after="16"/>
+      </w:pPr>
+      <w:r>
+        <w:rPr>
           <w:b/>
           <w:bCs/>
           <w:color w:val="1F4E79"/>
-          <w:sz w:val="18"/>
-          <w:szCs w:val="18"/>
-        </w:rPr>
-        <w:t xml:space="preserve">Web Application Testing – Manual Testing &amp; Postman API Validation  (Active)</w:t>
+        </w:rPr>
+        <w:t xml:space="preserve">Web Application Testing – Manual Testing &amp; Postman API </w:t>
+      </w:r>
+      <w:proofErr w:type="gramStart"/>
+      <w:r>
+        <w:rPr>
+          <w:b/>
+          <w:bCs/>
+          <w:color w:val="1F4E79"/>
+        </w:rPr>
+        <w:t>Validation  (</w:t>
+      </w:r>
+      <w:proofErr w:type="gramEnd"/>
+      <w:r>
+        <w:rPr>
+          <w:b/>
+          <w:bCs/>
+          <w:color w:val="1F4E79"/>
+        </w:rPr>
+        <w:t>Active)</w:t>
       </w:r>
     </w:p>
     <w:p>
@@ -1707,15 +1803,10 @@
           <w:ilvl w:val="0"/>
           <w:numId w:val="2"/>
         </w:numPr>
-        <w:spacing w:after="28" w:before="28"/>
-      </w:pPr>
-      <w:r>
-        <w:rPr>
-          <w:rFonts w:ascii="Arial" w:cs="Arial" w:eastAsia="Arial" w:hAnsi="Arial"/>
-          <w:sz w:val="18"/>
-          <w:szCs w:val="18"/>
-        </w:rPr>
-        <w:t xml:space="preserve">Conducted end-to-end manual testing of a web-based application covering functional, regression, and API testing using structured test cases and Postman.</w:t>
+        <w:spacing w:before="28" w:after="28"/>
+      </w:pPr>
+      <w:r>
+        <w:t>Conducted end-to-end manual testing of a web-based application covering functional, regression, and API testing using structured test cases and Postman.</w:t>
       </w:r>
     </w:p>
     <w:p>
@@ -1725,34 +1816,28 @@
           <w:ilvl w:val="0"/>
           <w:numId w:val="2"/>
         </w:numPr>
-        <w:spacing w:after="28" w:before="28"/>
-      </w:pPr>
-      <w:r>
-        <w:rPr>
-          <w:rFonts w:ascii="Arial" w:cs="Arial" w:eastAsia="Arial" w:hAnsi="Arial"/>
-          <w:sz w:val="18"/>
-          <w:szCs w:val="18"/>
-        </w:rPr>
-        <w:t xml:space="preserve">Validated REST API endpoints for accuracy, authentication, error handling, and data integrity; logged and tracked all defects through closure in Jira.</w:t>
+        <w:spacing w:before="28" w:after="28"/>
+      </w:pPr>
+      <w:r>
+        <w:t>Validated REST API endpoints for accuracy, authentication, error handling, and data integrity; logged and tracked all defects through closure in Jira.</w:t>
       </w:r>
     </w:p>
     <w:p>
       <w:pPr>
         <w:pBdr>
-          <w:bottom w:val="single" w:color="2E75B6" w:sz="8" w:space="3"/>
+          <w:bottom w:val="single" w:sz="8" w:space="3" w:color="2E75B6"/>
         </w:pBdr>
-        <w:spacing w:after="50" w:before="160"/>
-      </w:pPr>
-      <w:r>
-        <w:rPr>
-          <w:rFonts w:ascii="Arial" w:cs="Arial" w:eastAsia="Arial" w:hAnsi="Arial"/>
+        <w:spacing w:before="160" w:after="50"/>
+      </w:pPr>
+      <w:r>
+        <w:rPr>
           <w:b/>
           <w:bCs/>
           <w:color w:val="1F4E79"/>
           <w:sz w:val="20"/>
           <w:szCs w:val="20"/>
         </w:rPr>
-        <w:t xml:space="preserve">EDUCATION</w:t>
+        <w:t>EDUCATION</w:t>
       </w:r>
     </w:p>
     <w:p>
@@ -1760,48 +1845,58 @@
         <w:tabs>
           <w:tab w:val="right" w:pos="9360"/>
         </w:tabs>
-        <w:spacing w:after="18" w:before="110"/>
-      </w:pPr>
-      <w:r>
-        <w:rPr>
-          <w:rFonts w:ascii="Arial" w:cs="Arial" w:eastAsia="Arial" w:hAnsi="Arial"/>
+        <w:spacing w:before="110" w:after="18"/>
+      </w:pPr>
+      <w:r>
+        <w:rPr>
           <w:b/>
           <w:bCs/>
           <w:sz w:val="20"/>
           <w:szCs w:val="20"/>
         </w:rPr>
-        <w:t xml:space="preserve">MBA – Business Analytics</w:t>
-      </w:r>
-      <w:r>
-        <w:rPr>
-          <w:rFonts w:ascii="Arial" w:cs="Arial" w:eastAsia="Arial" w:hAnsi="Arial"/>
+        <w:t xml:space="preserve">MBA – Business </w:t>
+      </w:r>
+      <w:proofErr w:type="gramStart"/>
+      <w:r>
+        <w:rPr>
+          <w:b/>
+          <w:bCs/>
+          <w:sz w:val="20"/>
+          <w:szCs w:val="20"/>
+        </w:rPr>
+        <w:t>Analytics</w:t>
+      </w:r>
+      <w:r>
+        <w:rPr>
           <w:color w:val="888888"/>
-          <w:sz w:val="18"/>
-          <w:szCs w:val="18"/>
-        </w:rPr>
-        <w:t xml:space="preserve">  |  </w:t>
-      </w:r>
-      <w:r>
-        <w:rPr>
-          <w:rFonts w:ascii="Arial" w:cs="Arial" w:eastAsia="Arial" w:hAnsi="Arial"/>
+        </w:rPr>
+        <w:t xml:space="preserve">  |</w:t>
+      </w:r>
+      <w:proofErr w:type="gramEnd"/>
+      <w:r>
+        <w:rPr>
+          <w:color w:val="888888"/>
+        </w:rPr>
+        <w:t xml:space="preserve">  </w:t>
+      </w:r>
+      <w:r>
+        <w:rPr>
           <w:b/>
           <w:bCs/>
           <w:color w:val="2E75B6"/>
           <w:sz w:val="19"/>
           <w:szCs w:val="19"/>
         </w:rPr>
-        <w:t xml:space="preserve">NSB Academy, Bangalore</w:t>
-      </w:r>
-      <w:r>
-        <w:rPr>
-          <w:rFonts w:ascii="Arial" w:cs="Arial" w:eastAsia="Arial" w:hAnsi="Arial"/>
+        <w:t>NSB Academy, Bangalore</w:t>
+      </w:r>
+      <w:r>
+        <w:rPr>
           <w:i/>
           <w:iCs/>
           <w:color w:val="666666"/>
-          <w:sz w:val="18"/>
-          <w:szCs w:val="18"/>
-        </w:rPr>
-        <w:t xml:space="preserve">	Dec 2023</w:t>
+        </w:rPr>
+        <w:tab/>
+        <w:t>Dec 2023</w:t>
       </w:r>
     </w:p>
     <w:p>
@@ -1809,157 +1904,137 @@
         <w:tabs>
           <w:tab w:val="right" w:pos="9360"/>
         </w:tabs>
-        <w:spacing w:after="18" w:before="110"/>
-      </w:pPr>
-      <w:r>
-        <w:rPr>
-          <w:rFonts w:ascii="Arial" w:cs="Arial" w:eastAsia="Arial" w:hAnsi="Arial"/>
+        <w:spacing w:before="110" w:after="18"/>
+      </w:pPr>
+      <w:proofErr w:type="gramStart"/>
+      <w:r>
+        <w:rPr>
           <w:b/>
           <w:bCs/>
           <w:sz w:val="20"/>
           <w:szCs w:val="20"/>
         </w:rPr>
-        <w:t xml:space="preserve">B.Com – Finance</w:t>
-      </w:r>
-      <w:r>
-        <w:rPr>
-          <w:rFonts w:ascii="Arial" w:cs="Arial" w:eastAsia="Arial" w:hAnsi="Arial"/>
+        <w:t>B.Com</w:t>
+      </w:r>
+      <w:proofErr w:type="gramEnd"/>
+      <w:r>
+        <w:rPr>
+          <w:b/>
+          <w:bCs/>
+          <w:sz w:val="20"/>
+          <w:szCs w:val="20"/>
+        </w:rPr>
+        <w:t xml:space="preserve"> – </w:t>
+      </w:r>
+      <w:proofErr w:type="gramStart"/>
+      <w:r>
+        <w:rPr>
+          <w:b/>
+          <w:bCs/>
+          <w:sz w:val="20"/>
+          <w:szCs w:val="20"/>
+        </w:rPr>
+        <w:t>Finance</w:t>
+      </w:r>
+      <w:r>
+        <w:rPr>
           <w:color w:val="888888"/>
-          <w:sz w:val="18"/>
-          <w:szCs w:val="18"/>
-        </w:rPr>
-        <w:t xml:space="preserve">  |  </w:t>
-      </w:r>
-      <w:r>
-        <w:rPr>
-          <w:rFonts w:ascii="Arial" w:cs="Arial" w:eastAsia="Arial" w:hAnsi="Arial"/>
+        </w:rPr>
+        <w:t xml:space="preserve">  |</w:t>
+      </w:r>
+      <w:proofErr w:type="gramEnd"/>
+      <w:r>
+        <w:rPr>
+          <w:color w:val="888888"/>
+        </w:rPr>
+        <w:t xml:space="preserve">  </w:t>
+      </w:r>
+      <w:r>
+        <w:rPr>
           <w:b/>
           <w:bCs/>
           <w:color w:val="2E75B6"/>
           <w:sz w:val="19"/>
           <w:szCs w:val="19"/>
         </w:rPr>
-        <w:t xml:space="preserve">Government First Grade College, Bangalore</w:t>
-      </w:r>
-      <w:r>
-        <w:rPr>
-          <w:rFonts w:ascii="Arial" w:cs="Arial" w:eastAsia="Arial" w:hAnsi="Arial"/>
+        <w:t>Government First Grade College, Bangalore</w:t>
+      </w:r>
+      <w:r>
+        <w:rPr>
           <w:i/>
           <w:iCs/>
           <w:color w:val="666666"/>
-          <w:sz w:val="18"/>
-          <w:szCs w:val="18"/>
-        </w:rPr>
-        <w:t xml:space="preserve">	2021</w:t>
-      </w:r>
-    </w:p>
-    <w:p>
-      <w:pPr>
-        <w:spacing w:after="0" w:before="90"/>
-      </w:pPr>
-      <w:r>
-        <w:rPr>
-          <w:rFonts w:ascii="Arial" w:cs="Arial" w:eastAsia="Arial" w:hAnsi="Arial"/>
+        </w:rPr>
+        <w:tab/>
+        <w:t>2021</w:t>
+      </w:r>
+    </w:p>
+    <w:p>
+      <w:pPr>
+        <w:spacing w:before="90"/>
+      </w:pPr>
+      <w:r>
+        <w:rPr>
           <w:color w:val="BBBBBB"/>
           <w:sz w:val="15"/>
           <w:szCs w:val="15"/>
         </w:rPr>
-        <w:t xml:space="preserve">QA Engineer | Manual Testing | Functional Testing | Regression Testing | Smoke Testing | Sanity Testing | Integration Testing | System Testing | UAT | Exploratory Testing | Black Box Testing | Grey Box Testing | Test Case Design | Test Plan | Test Strategy | RTM | BVA | Equivalence Partitioning | Decision Table | State Transition | Defect Life Cycle | Bug Reporting | Root Cause Analysis | Jira | Postman | REST API | SQL | Backend Testing | LambdaTest | Cross-Browser Testing | Git | GitHub | Selenium | FireFlink | Agile | Scrum | STLC | SDLC | Shift-Left Testing | Test Metrics | Test Closure | Release Sign-off | Sprint Testing | Acceptance Criteria | User Stories | Defect Triage | Severity | Priority | Retesting | Test Execution | Test Reporting | SQA | Software Quality Assurance | Performance Testing | Compatibility Testing | Negative Testing | Positive Testing</w:t>
+        <w:t xml:space="preserve">QA Engineer | Manual Testing | Functional Testing | Regression Testing | Smoke Testing | Sanity Testing | Integration Testing | System Testing | UAT | Exploratory Testing | Black Box Testing | Grey Box Testing | Test Case Design | Test Plan | Test Strategy | RTM | BVA | Equivalence Partitioning | Decision Table | State Transition | Defect Life Cycle | Bug Reporting | Root Cause Analysis | Jira | Postman | REST API | SQL | Backend Testing | </w:t>
+      </w:r>
+      <w:proofErr w:type="spellStart"/>
+      <w:r>
+        <w:rPr>
+          <w:color w:val="BBBBBB"/>
+          <w:sz w:val="15"/>
+          <w:szCs w:val="15"/>
+        </w:rPr>
+        <w:t>LambdaTest</w:t>
+      </w:r>
+      <w:proofErr w:type="spellEnd"/>
+      <w:r>
+        <w:rPr>
+          <w:color w:val="BBBBBB"/>
+          <w:sz w:val="15"/>
+          <w:szCs w:val="15"/>
+        </w:rPr>
+        <w:t xml:space="preserve"> | Cross-Browser Testing | Git | GitHub | Selenium | </w:t>
+      </w:r>
+      <w:proofErr w:type="spellStart"/>
+      <w:r>
+        <w:rPr>
+          <w:color w:val="BBBBBB"/>
+          <w:sz w:val="15"/>
+          <w:szCs w:val="15"/>
+        </w:rPr>
+        <w:t>FireFlink</w:t>
+      </w:r>
+      <w:proofErr w:type="spellEnd"/>
+      <w:r>
+        <w:rPr>
+          <w:color w:val="BBBBBB"/>
+          <w:sz w:val="15"/>
+          <w:szCs w:val="15"/>
+        </w:rPr>
+        <w:t xml:space="preserve"> | Agile | Scrum | STLC | SDLC | Shift-Left Testing | Test Metrics | Test Closure | Release Sign-off | Sprint Testing | Acceptance Criteria | User Stories | Defect Triage | Severity | Priority | Retesting | Test Execution | Test Reporting | SQA | Software Quality Assurance | Performance Testing | Compatibility Testing | Negative Testing | Positive Testing</w:t>
       </w:r>
     </w:p>
     <w:sectPr>
-      <w:pgSz w:w="12240" w:h="15840" w:orient="portrait"/>
+      <w:pgSz w:w="12240" w:h="15840"/>
       <w:pgMar w:top="680" w:right="860" w:bottom="680" w:left="860" w:header="708" w:footer="708" w:gutter="0"/>
-      <w:pgNumType/>
+      <w:cols w:space="720"/>
       <w:docGrid w:linePitch="360"/>
     </w:sectPr>
   </w:body>
 </w:document>
 </file>
 
-<file path=word/comments.xml><?xml version="1.0" encoding="utf-8"?>
-<w:comments xmlns:cx="http://schemas.microsoft.com/office/drawing/2014/chartex" xmlns:cx1="http://schemas.microsoft.com/office/drawing/2015/9/8/chartex" xmlns:cx2="http://schemas.microsoft.com/office/drawing/2015/10/21/chartex" xmlns:cx3="http://schemas.microsoft.com/office/drawing/2016/5/9/chartex" xmlns:cx4="http://schemas.microsoft.com/office/drawing/2016/5/10/chartex" xmlns:cx5="http://schemas.microsoft.com/office/drawing/2016/5/11/chartex" xmlns:cx6="http://schemas.microsoft.com/office/drawing/2016/5/12/chartex" xmlns:cx7="http://schemas.microsoft.com/office/drawing/2016/5/13/chartex" xmlns:cx8="http://schemas.microsoft.com/office/drawing/2016/5/14/chartex" xmlns:mc="http://schemas.openxmlformats.org/markup-compatibility/2006" xmlns:aink="http://schemas.microsoft.com/office/drawing/2016/ink" xmlns:am3d="http://schemas.microsoft.com/office/drawing/2017/model3d" xmlns:o="urn:schemas-microsoft-com:office:office" xmlns:r="http://schemas.openxmlformats.org/officeDocument/2006/relationships" xmlns:m="http://schemas.openxmlformats.org/officeDocument/2006/math" xmlns:v="urn:schemas-microsoft-com:vml" xmlns:wp14="http://schemas.microsoft.com/office/word/2010/wordprocessingDrawing" xmlns:wp="http://schemas.openxmlformats.org/drawingml/2006/wordprocessingDrawing" xmlns:w10="urn:schemas-microsoft-com:office:word" xmlns:w="http://schemas.openxmlformats.org/wordprocessingml/2006/main" xmlns:w14="http://schemas.microsoft.com/office/word/2010/wordml" xmlns:w15="http://schemas.microsoft.com/office/word/2012/wordml" xmlns:w16cex="http://schemas.microsoft.com/office/word/2018/wordml/cex" xmlns:w16cid="http://schemas.microsoft.com/office/word/2016/wordml/cid" xmlns:w16="http://schemas.microsoft.com/office/word/2018/wordml" xmlns:w16sdtdh="http://schemas.microsoft.com/office/word/2020/wordml/sdtdatahash" xmlns:w16se="http://schemas.microsoft.com/office/word/2015/wordml/symex" xmlns:wpg="http://schemas.microsoft.com/office/word/2010/wordprocessingGroup" xmlns:wpi="http://schemas.microsoft.com/office/word/2010/wordprocessingInk" xmlns:wne="http://schemas.microsoft.com/office/word/2006/wordml" xmlns:wps="http://schemas.microsoft.com/office/word/2010/wordprocessingShape"/>
-</file>
-
-<file path=word/endnotes.xml><?xml version="1.0" encoding="utf-8"?>
-<w:endnotes xmlns:wpc="http://schemas.microsoft.com/office/word/2010/wordprocessingCanvas" xmlns:mc="http://schemas.openxmlformats.org/markup-compatibility/2006" xmlns:o="urn:schemas-microsoft-com:office:office" xmlns:r="http://schemas.openxmlformats.org/officeDocument/2006/relationships" xmlns:m="http://schemas.openxmlformats.org/officeDocument/2006/math" xmlns:v="urn:schemas-microsoft-com:vml" xmlns:wp14="http://schemas.microsoft.com/office/word/2010/wordprocessingDrawing" xmlns:wp="http://schemas.openxmlformats.org/drawingml/2006/wordprocessingDrawing" xmlns:w10="urn:schemas-microsoft-com:office:word" xmlns:w="http://schemas.openxmlformats.org/wordprocessingml/2006/main" xmlns:w14="http://schemas.microsoft.com/office/word/2010/wordml" xmlns:w15="http://schemas.microsoft.com/office/word/2012/wordml" xmlns:wpg="http://schemas.microsoft.com/office/word/2010/wordprocessingGroup" xmlns:wpi="http://schemas.microsoft.com/office/word/2010/wordprocessingInk" xmlns:wne="http://schemas.microsoft.com/office/word/2006/wordml" xmlns:wps="http://schemas.microsoft.com/office/word/2010/wordprocessingShape" mc:Ignorable="w14 w15 wp14">
-  <w:endnote w:type="separator" w:id="-1">
-    <w:p>
-      <w:pPr>
-        <w:spacing w:after="0" w:line="240" w:lineRule="auto"/>
-      </w:pPr>
-      <w:r>
-        <w:rPr>
-          <w:rStyle w:val="EndnoteReference"/>
-        </w:rPr>
-        <w:endnoteRef/>
-      </w:r>
-      <w:r>
-        <w:separator/>
-      </w:r>
-    </w:p>
-  </w:endnote>
-  <w:endnote w:type="continuationSeparator" w:id="0">
-    <w:p>
-      <w:pPr>
-        <w:spacing w:after="0" w:line="240" w:lineRule="auto"/>
-      </w:pPr>
-      <w:r>
-        <w:rPr>
-          <w:rStyle w:val="EndnoteReference"/>
-        </w:rPr>
-        <w:endnoteRef/>
-      </w:r>
-      <w:r>
-        <w:continuationSeparator/>
-      </w:r>
-    </w:p>
-  </w:endnote>
-</w:endnotes>
-</file>
-
-<file path=word/footnotes.xml><?xml version="1.0" encoding="utf-8"?>
-<w:footnotes xmlns:wpc="http://schemas.microsoft.com/office/word/2010/wordprocessingCanvas" xmlns:mc="http://schemas.openxmlformats.org/markup-compatibility/2006" xmlns:o="urn:schemas-microsoft-com:office:office" xmlns:r="http://schemas.openxmlformats.org/officeDocument/2006/relationships" xmlns:m="http://schemas.openxmlformats.org/officeDocument/2006/math" xmlns:v="urn:schemas-microsoft-com:vml" xmlns:wp14="http://schemas.microsoft.com/office/word/2010/wordprocessingDrawing" xmlns:wp="http://schemas.openxmlformats.org/drawingml/2006/wordprocessingDrawing" xmlns:w10="urn:schemas-microsoft-com:office:word" xmlns:w="http://schemas.openxmlformats.org/wordprocessingml/2006/main" xmlns:w14="http://schemas.microsoft.com/office/word/2010/wordml" xmlns:w15="http://schemas.microsoft.com/office/word/2012/wordml" xmlns:wpg="http://schemas.microsoft.com/office/word/2010/wordprocessingGroup" xmlns:wpi="http://schemas.microsoft.com/office/word/2010/wordprocessingInk" xmlns:wne="http://schemas.microsoft.com/office/word/2006/wordml" xmlns:wps="http://schemas.microsoft.com/office/word/2010/wordprocessingShape" mc:Ignorable="w14 w15 wp14">
-  <w:footnote w:type="separator" w:id="-1">
-    <w:p>
-      <w:pPr>
-        <w:spacing w:after="0" w:line="240" w:lineRule="auto"/>
-      </w:pPr>
-      <w:r>
-        <w:rPr>
-          <w:rStyle w:val="FootnoteReference"/>
-        </w:rPr>
-        <w:footnoteRef/>
-      </w:r>
-      <w:r>
-        <w:separator/>
-      </w:r>
-    </w:p>
-  </w:footnote>
-  <w:footnote w:type="continuationSeparator" w:id="0">
-    <w:p>
-      <w:pPr>
-        <w:spacing w:after="0" w:line="240" w:lineRule="auto"/>
-      </w:pPr>
-      <w:r>
-        <w:rPr>
-          <w:rStyle w:val="FootnoteReference"/>
-        </w:rPr>
-        <w:footnoteRef/>
-      </w:r>
-      <w:r>
-        <w:continuationSeparator/>
-      </w:r>
-    </w:p>
-  </w:footnote>
-</w:footnotes>
-</file>
-
 <file path=word/numbering.xml><?xml version="1.0" encoding="utf-8"?>
-<w:numbering xmlns:wpc="http://schemas.microsoft.com/office/word/2010/wordprocessingCanvas" xmlns:mc="http://schemas.openxmlformats.org/markup-compatibility/2006" xmlns:o="urn:schemas-microsoft-com:office:office" xmlns:r="http://schemas.openxmlformats.org/officeDocument/2006/relationships" xmlns:m="http://schemas.openxmlformats.org/officeDocument/2006/math" xmlns:v="urn:schemas-microsoft-com:vml" xmlns:wp14="http://schemas.microsoft.com/office/word/2010/wordprocessingDrawing" xmlns:wp="http://schemas.openxmlformats.org/drawingml/2006/wordprocessingDrawing" xmlns:w10="urn:schemas-microsoft-com:office:word" xmlns:w="http://schemas.openxmlformats.org/wordprocessingml/2006/main" xmlns:w14="http://schemas.microsoft.com/office/word/2010/wordml" xmlns:w15="http://schemas.microsoft.com/office/word/2012/wordml" xmlns:wpg="http://schemas.microsoft.com/office/word/2010/wordprocessingGroup" xmlns:wpi="http://schemas.microsoft.com/office/word/2010/wordprocessingInk" xmlns:wne="http://schemas.microsoft.com/office/word/2006/wordml" xmlns:wps="http://schemas.microsoft.com/office/word/2010/wordprocessingShape" mc:Ignorable="w14 w15 wp14">
-  <w:abstractNum w:abstractNumId="1" w15:restartNumberingAfterBreak="0">
+<w:numbering xmlns:wpc="http://schemas.microsoft.com/office/word/2010/wordprocessingCanvas" xmlns:cx="http://schemas.microsoft.com/office/drawing/2014/chartex" xmlns:cx1="http://schemas.microsoft.com/office/drawing/2015/9/8/chartex" xmlns:cx2="http://schemas.microsoft.com/office/drawing/2015/10/21/chartex" xmlns:cx3="http://schemas.microsoft.com/office/drawing/2016/5/9/chartex" xmlns:cx4="http://schemas.microsoft.com/office/drawing/2016/5/10/chartex" xmlns:cx5="http://schemas.microsoft.com/office/drawing/2016/5/11/chartex" xmlns:cx6="http://schemas.microsoft.com/office/drawing/2016/5/12/chartex" xmlns:cx7="http://schemas.microsoft.com/office/drawing/2016/5/13/chartex" xmlns:cx8="http://schemas.microsoft.com/office/drawing/2016/5/14/chartex" xmlns:mc="http://schemas.openxmlformats.org/markup-compatibility/2006" xmlns:aink="http://schemas.microsoft.com/office/drawing/2016/ink" xmlns:am3d="http://schemas.microsoft.com/office/drawing/2017/model3d" xmlns:o="urn:schemas-microsoft-com:office:office" xmlns:oel="http://schemas.microsoft.com/office/2019/extlst" xmlns:r="http://schemas.openxmlformats.org/officeDocument/2006/relationships" xmlns:m="http://schemas.openxmlformats.org/officeDocument/2006/math" xmlns:v="urn:schemas-microsoft-com:vml" xmlns:wp14="http://schemas.microsoft.com/office/word/2010/wordprocessingDrawing" xmlns:wp="http://schemas.openxmlformats.org/drawingml/2006/wordprocessingDrawing" xmlns:w10="urn:schemas-microsoft-com:office:word" xmlns:w="http://schemas.openxmlformats.org/wordprocessingml/2006/main" xmlns:w14="http://schemas.microsoft.com/office/word/2010/wordml" xmlns:w15="http://schemas.microsoft.com/office/word/2012/wordml" xmlns:w16cex="http://schemas.microsoft.com/office/word/2018/wordml/cex" xmlns:w16cid="http://schemas.microsoft.com/office/word/2016/wordml/cid" xmlns:w16="http://schemas.microsoft.com/office/word/2018/wordml" xmlns:w16du="http://schemas.microsoft.com/office/word/2023/wordml/word16du" xmlns:w16sdtdh="http://schemas.microsoft.com/office/word/2020/wordml/sdtdatahash" xmlns:w16sdtfl="http://schemas.microsoft.com/office/word/2024/wordml/sdtformatlock" xmlns:w16se="http://schemas.microsoft.com/office/word/2015/wordml/symex" xmlns:wpg="http://schemas.microsoft.com/office/word/2010/wordprocessingGroup" xmlns:wpi="http://schemas.microsoft.com/office/word/2010/wordprocessingInk" xmlns:wne="http://schemas.microsoft.com/office/word/2006/wordml" xmlns:wps="http://schemas.microsoft.com/office/word/2010/wordprocessingShape" mc:Ignorable="w14 w15 w16se w16cid w16 w16cex w16sdtdh w16sdtfl w16du wp14">
+  <w:abstractNum w:abstractNumId="0" w15:restartNumberingAfterBreak="0">
+    <w:nsid w:val="0696472B"/>
     <w:multiLevelType w:val="hybridMultilevel"/>
-    <w:lvl w:ilvl="0" w15:tentative="1">
+    <w:tmpl w:val="8BE08BF8"/>
+    <w:lvl w:ilvl="0" w:tplc="1F06A80E">
       <w:start w:val="1"/>
       <w:numFmt w:val="bullet"/>
       <w:lvlText w:val="●"/>
@@ -1968,7 +2043,7 @@
         <w:ind w:left="720" w:hanging="360"/>
       </w:pPr>
     </w:lvl>
-    <w:lvl w:ilvl="1" w15:tentative="1">
+    <w:lvl w:ilvl="1" w:tplc="8E5846EC">
       <w:start w:val="1"/>
       <w:numFmt w:val="bullet"/>
       <w:lvlText w:val="○"/>
@@ -1977,7 +2052,7 @@
         <w:ind w:left="1440" w:hanging="360"/>
       </w:pPr>
     </w:lvl>
-    <w:lvl w:ilvl="2" w15:tentative="1">
+    <w:lvl w:ilvl="2" w:tplc="17184678">
       <w:start w:val="1"/>
       <w:numFmt w:val="bullet"/>
       <w:lvlText w:val="■"/>
@@ -1986,7 +2061,7 @@
         <w:ind w:left="2160" w:hanging="360"/>
       </w:pPr>
     </w:lvl>
-    <w:lvl w:ilvl="3" w15:tentative="1">
+    <w:lvl w:ilvl="3" w:tplc="F8B00532">
       <w:start w:val="1"/>
       <w:numFmt w:val="bullet"/>
       <w:lvlText w:val="●"/>
@@ -1995,7 +2070,7 @@
         <w:ind w:left="2880" w:hanging="360"/>
       </w:pPr>
     </w:lvl>
-    <w:lvl w:ilvl="4" w15:tentative="1">
+    <w:lvl w:ilvl="4" w:tplc="95B86006">
       <w:start w:val="1"/>
       <w:numFmt w:val="bullet"/>
       <w:lvlText w:val="○"/>
@@ -2004,7 +2079,7 @@
         <w:ind w:left="3600" w:hanging="360"/>
       </w:pPr>
     </w:lvl>
-    <w:lvl w:ilvl="5" w15:tentative="1">
+    <w:lvl w:ilvl="5" w:tplc="49CC918A">
       <w:start w:val="1"/>
       <w:numFmt w:val="bullet"/>
       <w:lvlText w:val="■"/>
@@ -2013,7 +2088,7 @@
         <w:ind w:left="4320" w:hanging="360"/>
       </w:pPr>
     </w:lvl>
-    <w:lvl w:ilvl="6" w15:tentative="1">
+    <w:lvl w:ilvl="6" w:tplc="E78C97F0">
       <w:start w:val="1"/>
       <w:numFmt w:val="bullet"/>
       <w:lvlText w:val="●"/>
@@ -2022,7 +2097,7 @@
         <w:ind w:left="5040" w:hanging="360"/>
       </w:pPr>
     </w:lvl>
-    <w:lvl w:ilvl="7" w15:tentative="1">
+    <w:lvl w:ilvl="7" w:tplc="60B6AD1A">
       <w:start w:val="1"/>
       <w:numFmt w:val="bullet"/>
       <w:lvlText w:val="●"/>
@@ -2031,7 +2106,7 @@
         <w:ind w:left="5760" w:hanging="360"/>
       </w:pPr>
     </w:lvl>
-    <w:lvl w:ilvl="8" w15:tentative="1">
+    <w:lvl w:ilvl="8" w:tplc="2C6C87CC">
       <w:start w:val="1"/>
       <w:numFmt w:val="bullet"/>
       <w:lvlText w:val="●"/>
@@ -2041,9 +2116,11 @@
       </w:pPr>
     </w:lvl>
   </w:abstractNum>
-  <w:abstractNum w:abstractNumId="2" w15:restartNumberingAfterBreak="0">
+  <w:abstractNum w:abstractNumId="1" w15:restartNumberingAfterBreak="0">
+    <w:nsid w:val="41EA6B1F"/>
     <w:multiLevelType w:val="hybridMultilevel"/>
-    <w:lvl w:ilvl="0" w15:tentative="1">
+    <w:tmpl w:val="9BEA061E"/>
+    <w:lvl w:ilvl="0" w:tplc="1B4235FA">
       <w:start w:val="1"/>
       <w:numFmt w:val="bullet"/>
       <w:lvlText w:val="•"/>
@@ -2052,15 +2129,55 @@
         <w:ind w:left="420" w:hanging="210"/>
       </w:pPr>
     </w:lvl>
+    <w:lvl w:ilvl="1" w:tplc="30569B82">
+      <w:numFmt w:val="decimal"/>
+      <w:lvlText w:val=""/>
+      <w:lvlJc w:val="left"/>
+    </w:lvl>
+    <w:lvl w:ilvl="2" w:tplc="3B3E4D7A">
+      <w:numFmt w:val="decimal"/>
+      <w:lvlText w:val=""/>
+      <w:lvlJc w:val="left"/>
+    </w:lvl>
+    <w:lvl w:ilvl="3" w:tplc="B28E9CBE">
+      <w:numFmt w:val="decimal"/>
+      <w:lvlText w:val=""/>
+      <w:lvlJc w:val="left"/>
+    </w:lvl>
+    <w:lvl w:ilvl="4" w:tplc="8E9A3F54">
+      <w:numFmt w:val="decimal"/>
+      <w:lvlText w:val=""/>
+      <w:lvlJc w:val="left"/>
+    </w:lvl>
+    <w:lvl w:ilvl="5" w:tplc="CD408634">
+      <w:numFmt w:val="decimal"/>
+      <w:lvlText w:val=""/>
+      <w:lvlJc w:val="left"/>
+    </w:lvl>
+    <w:lvl w:ilvl="6" w:tplc="E6B2F142">
+      <w:numFmt w:val="decimal"/>
+      <w:lvlText w:val=""/>
+      <w:lvlJc w:val="left"/>
+    </w:lvl>
+    <w:lvl w:ilvl="7" w:tplc="109ED3AA">
+      <w:numFmt w:val="decimal"/>
+      <w:lvlText w:val=""/>
+      <w:lvlJc w:val="left"/>
+    </w:lvl>
+    <w:lvl w:ilvl="8" w:tplc="9D58C3CC">
+      <w:numFmt w:val="decimal"/>
+      <w:lvlText w:val=""/>
+      <w:lvlJc w:val="left"/>
+    </w:lvl>
   </w:abstractNum>
-  <w:num w:numId="1">
-    <w:abstractNumId w:val="1"/>
+  <w:num w:numId="1" w16cid:durableId="1205213441">
+    <w:abstractNumId w:val="0"/>
     <w:lvlOverride w:ilvl="0">
       <w:startOverride w:val="1"/>
     </w:lvlOverride>
   </w:num>
-  <w:num w:numId="2">
-    <w:abstractNumId w:val="2"/>
+  <w:num w:numId="2" w16cid:durableId="208300977">
+    <w:abstractNumId w:val="1"/>
     <w:lvlOverride w:ilvl="0">
       <w:startOverride w:val="1"/>
     </w:lvlOverride>
@@ -2069,32 +2186,407 @@
 </file>
 
 <file path=word/styles.xml><?xml version="1.0" encoding="utf-8"?>
-<w:styles xmlns:mc="http://schemas.openxmlformats.org/markup-compatibility/2006" xmlns:r="http://schemas.openxmlformats.org/officeDocument/2006/relationships" xmlns:w="http://schemas.openxmlformats.org/wordprocessingml/2006/main" xmlns:w14="http://schemas.microsoft.com/office/word/2010/wordml" xmlns:w15="http://schemas.microsoft.com/office/word/2012/wordml" mc:Ignorable="w14 w15">
+<w:styles xmlns:mc="http://schemas.openxmlformats.org/markup-compatibility/2006" xmlns:r="http://schemas.openxmlformats.org/officeDocument/2006/relationships" xmlns:w="http://schemas.openxmlformats.org/wordprocessingml/2006/main" xmlns:w14="http://schemas.microsoft.com/office/word/2010/wordml" xmlns:w15="http://schemas.microsoft.com/office/word/2012/wordml" xmlns:w16cex="http://schemas.microsoft.com/office/word/2018/wordml/cex" xmlns:w16cid="http://schemas.microsoft.com/office/word/2016/wordml/cid" xmlns:w16="http://schemas.microsoft.com/office/word/2018/wordml" xmlns:w16du="http://schemas.microsoft.com/office/word/2023/wordml/word16du" xmlns:w16sdtdh="http://schemas.microsoft.com/office/word/2020/wordml/sdtdatahash" xmlns:w16sdtfl="http://schemas.microsoft.com/office/word/2024/wordml/sdtformatlock" xmlns:w16se="http://schemas.microsoft.com/office/word/2015/wordml/symex" mc:Ignorable="w14 w15 w16se w16cid w16 w16cex w16sdtdh w16sdtfl w16du">
   <w:docDefaults>
     <w:rPrDefault>
       <w:rPr>
-        <w:rFonts w:ascii="Arial" w:cs="Arial" w:eastAsia="Arial" w:hAnsi="Arial"/>
+        <w:rFonts w:ascii="Arial" w:eastAsia="Arial" w:hAnsi="Arial" w:cs="Arial"/>
         <w:sz w:val="18"/>
         <w:szCs w:val="18"/>
+        <w:lang w:val="en-IN" w:eastAsia="en-IN" w:bidi="ar-SA"/>
       </w:rPr>
     </w:rPrDefault>
     <w:pPrDefault/>
   </w:docDefaults>
-  <w:style w:type="paragraph" w:styleId="Title">
-    <w:name w:val="Title"/>
-    <w:basedOn w:val="Normal"/>
-    <w:next w:val="Normal"/>
+  <w:latentStyles w:defLockedState="0" w:defUIPriority="99" w:defSemiHidden="0" w:defUnhideWhenUsed="0" w:defQFormat="0" w:count="376">
+    <w:lsdException w:name="Normal" w:uiPriority="0" w:qFormat="1"/>
+    <w:lsdException w:name="heading 1" w:uiPriority="9" w:qFormat="1"/>
+    <w:lsdException w:name="heading 2" w:semiHidden="1" w:uiPriority="9" w:unhideWhenUsed="1" w:qFormat="1"/>
+    <w:lsdException w:name="heading 3" w:semiHidden="1" w:uiPriority="9" w:unhideWhenUsed="1" w:qFormat="1"/>
+    <w:lsdException w:name="heading 4" w:semiHidden="1" w:uiPriority="9" w:unhideWhenUsed="1" w:qFormat="1"/>
+    <w:lsdException w:name="heading 5" w:semiHidden="1" w:uiPriority="9" w:unhideWhenUsed="1" w:qFormat="1"/>
+    <w:lsdException w:name="heading 6" w:semiHidden="1" w:uiPriority="9" w:unhideWhenUsed="1" w:qFormat="1"/>
+    <w:lsdException w:name="heading 7" w:semiHidden="1" w:uiPriority="9" w:unhideWhenUsed="1" w:qFormat="1"/>
+    <w:lsdException w:name="heading 8" w:semiHidden="1" w:uiPriority="9" w:unhideWhenUsed="1" w:qFormat="1"/>
+    <w:lsdException w:name="heading 9" w:semiHidden="1" w:uiPriority="9" w:unhideWhenUsed="1" w:qFormat="1"/>
+    <w:lsdException w:name="index 1" w:semiHidden="1" w:unhideWhenUsed="1"/>
+    <w:lsdException w:name="index 2" w:semiHidden="1" w:unhideWhenUsed="1"/>
+    <w:lsdException w:name="index 3" w:semiHidden="1" w:unhideWhenUsed="1"/>
+    <w:lsdException w:name="index 4" w:semiHidden="1" w:unhideWhenUsed="1"/>
+    <w:lsdException w:name="index 5" w:semiHidden="1" w:unhideWhenUsed="1"/>
+    <w:lsdException w:name="index 6" w:semiHidden="1" w:unhideWhenUsed="1"/>
+    <w:lsdException w:name="index 7" w:semiHidden="1" w:unhideWhenUsed="1"/>
+    <w:lsdException w:name="index 8" w:semiHidden="1" w:unhideWhenUsed="1"/>
+    <w:lsdException w:name="index 9" w:semiHidden="1" w:unhideWhenUsed="1"/>
+    <w:lsdException w:name="toc 1" w:semiHidden="1" w:uiPriority="39" w:unhideWhenUsed="1"/>
+    <w:lsdException w:name="toc 2" w:semiHidden="1" w:uiPriority="39" w:unhideWhenUsed="1"/>
+    <w:lsdException w:name="toc 3" w:semiHidden="1" w:uiPriority="39" w:unhideWhenUsed="1"/>
+    <w:lsdException w:name="toc 4" w:semiHidden="1" w:uiPriority="39" w:unhideWhenUsed="1"/>
+    <w:lsdException w:name="toc 5" w:semiHidden="1" w:uiPriority="39" w:unhideWhenUsed="1"/>
+    <w:lsdException w:name="toc 6" w:semiHidden="1" w:uiPriority="39" w:unhideWhenUsed="1"/>
+    <w:lsdException w:name="toc 7" w:semiHidden="1" w:uiPriority="39" w:unhideWhenUsed="1"/>
+    <w:lsdException w:name="toc 8" w:semiHidden="1" w:uiPriority="39" w:unhideWhenUsed="1"/>
+    <w:lsdException w:name="toc 9" w:semiHidden="1" w:uiPriority="39" w:unhideWhenUsed="1"/>
+    <w:lsdException w:name="Normal Indent" w:semiHidden="1" w:unhideWhenUsed="1"/>
+    <w:lsdException w:name="footnote text" w:semiHidden="1" w:unhideWhenUsed="1"/>
+    <w:lsdException w:name="annotation text" w:semiHidden="1" w:unhideWhenUsed="1"/>
+    <w:lsdException w:name="header" w:semiHidden="1" w:unhideWhenUsed="1"/>
+    <w:lsdException w:name="footer" w:semiHidden="1" w:unhideWhenUsed="1"/>
+    <w:lsdException w:name="index heading" w:semiHidden="1" w:unhideWhenUsed="1"/>
+    <w:lsdException w:name="caption" w:semiHidden="1" w:uiPriority="35" w:unhideWhenUsed="1" w:qFormat="1"/>
+    <w:lsdException w:name="table of figures" w:semiHidden="1" w:unhideWhenUsed="1"/>
+    <w:lsdException w:name="envelope address" w:semiHidden="1" w:unhideWhenUsed="1"/>
+    <w:lsdException w:name="envelope return" w:semiHidden="1" w:unhideWhenUsed="1"/>
+    <w:lsdException w:name="footnote reference" w:semiHidden="1" w:unhideWhenUsed="1"/>
+    <w:lsdException w:name="annotation reference" w:semiHidden="1" w:unhideWhenUsed="1"/>
+    <w:lsdException w:name="line number" w:semiHidden="1" w:unhideWhenUsed="1"/>
+    <w:lsdException w:name="page number" w:semiHidden="1" w:unhideWhenUsed="1"/>
+    <w:lsdException w:name="endnote reference" w:semiHidden="1" w:unhideWhenUsed="1"/>
+    <w:lsdException w:name="endnote text" w:semiHidden="1" w:unhideWhenUsed="1"/>
+    <w:lsdException w:name="table of authorities" w:semiHidden="1" w:unhideWhenUsed="1"/>
+    <w:lsdException w:name="macro" w:semiHidden="1" w:unhideWhenUsed="1"/>
+    <w:lsdException w:name="toa heading" w:semiHidden="1" w:unhideWhenUsed="1"/>
+    <w:lsdException w:name="List" w:semiHidden="1" w:unhideWhenUsed="1"/>
+    <w:lsdException w:name="List Bullet" w:semiHidden="1" w:unhideWhenUsed="1"/>
+    <w:lsdException w:name="List Number" w:semiHidden="1" w:unhideWhenUsed="1"/>
+    <w:lsdException w:name="List 2" w:semiHidden="1" w:unhideWhenUsed="1"/>
+    <w:lsdException w:name="List 3" w:semiHidden="1" w:unhideWhenUsed="1"/>
+    <w:lsdException w:name="List 4" w:semiHidden="1" w:unhideWhenUsed="1"/>
+    <w:lsdException w:name="List 5" w:semiHidden="1" w:unhideWhenUsed="1"/>
+    <w:lsdException w:name="List Bullet 2" w:semiHidden="1" w:unhideWhenUsed="1"/>
+    <w:lsdException w:name="List Bullet 3" w:semiHidden="1" w:unhideWhenUsed="1"/>
+    <w:lsdException w:name="List Bullet 4" w:semiHidden="1" w:unhideWhenUsed="1"/>
+    <w:lsdException w:name="List Bullet 5" w:semiHidden="1" w:unhideWhenUsed="1"/>
+    <w:lsdException w:name="List Number 2" w:semiHidden="1" w:unhideWhenUsed="1"/>
+    <w:lsdException w:name="List Number 3" w:semiHidden="1" w:unhideWhenUsed="1"/>
+    <w:lsdException w:name="List Number 4" w:semiHidden="1" w:unhideWhenUsed="1"/>
+    <w:lsdException w:name="List Number 5" w:semiHidden="1" w:unhideWhenUsed="1"/>
+    <w:lsdException w:name="Title" w:uiPriority="10" w:qFormat="1"/>
+    <w:lsdException w:name="Closing" w:semiHidden="1" w:unhideWhenUsed="1"/>
+    <w:lsdException w:name="Signature" w:semiHidden="1" w:unhideWhenUsed="1"/>
+    <w:lsdException w:name="Default Paragraph Font" w:semiHidden="1" w:uiPriority="1" w:unhideWhenUsed="1"/>
+    <w:lsdException w:name="Body Text" w:semiHidden="1" w:unhideWhenUsed="1"/>
+    <w:lsdException w:name="Body Text Indent" w:semiHidden="1" w:unhideWhenUsed="1"/>
+    <w:lsdException w:name="List Continue" w:semiHidden="1" w:unhideWhenUsed="1"/>
+    <w:lsdException w:name="List Continue 2" w:semiHidden="1" w:unhideWhenUsed="1"/>
+    <w:lsdException w:name="List Continue 3" w:semiHidden="1" w:unhideWhenUsed="1"/>
+    <w:lsdException w:name="List Continue 4" w:semiHidden="1" w:unhideWhenUsed="1"/>
+    <w:lsdException w:name="List Continue 5" w:semiHidden="1" w:unhideWhenUsed="1"/>
+    <w:lsdException w:name="Message Header" w:semiHidden="1" w:unhideWhenUsed="1"/>
+    <w:lsdException w:name="Subtitle" w:uiPriority="11" w:qFormat="1"/>
+    <w:lsdException w:name="Salutation" w:semiHidden="1" w:unhideWhenUsed="1"/>
+    <w:lsdException w:name="Date" w:semiHidden="1" w:unhideWhenUsed="1"/>
+    <w:lsdException w:name="Body Text First Indent" w:semiHidden="1" w:unhideWhenUsed="1"/>
+    <w:lsdException w:name="Body Text First Indent 2" w:semiHidden="1" w:unhideWhenUsed="1"/>
+    <w:lsdException w:name="Note Heading" w:semiHidden="1" w:unhideWhenUsed="1"/>
+    <w:lsdException w:name="Body Text 2" w:semiHidden="1" w:unhideWhenUsed="1"/>
+    <w:lsdException w:name="Body Text 3" w:semiHidden="1" w:unhideWhenUsed="1"/>
+    <w:lsdException w:name="Body Text Indent 2" w:semiHidden="1" w:unhideWhenUsed="1"/>
+    <w:lsdException w:name="Body Text Indent 3" w:semiHidden="1" w:unhideWhenUsed="1"/>
+    <w:lsdException w:name="Block Text" w:semiHidden="1" w:unhideWhenUsed="1"/>
+    <w:lsdException w:name="Hyperlink" w:semiHidden="1" w:unhideWhenUsed="1"/>
+    <w:lsdException w:name="FollowedHyperlink" w:semiHidden="1" w:unhideWhenUsed="1"/>
+    <w:lsdException w:name="Strong" w:uiPriority="22" w:qFormat="1"/>
+    <w:lsdException w:name="Emphasis" w:uiPriority="20" w:qFormat="1"/>
+    <w:lsdException w:name="Document Map" w:semiHidden="1" w:unhideWhenUsed="1"/>
+    <w:lsdException w:name="Plain Text" w:semiHidden="1" w:unhideWhenUsed="1"/>
+    <w:lsdException w:name="E-mail Signature" w:semiHidden="1" w:unhideWhenUsed="1"/>
+    <w:lsdException w:name="HTML Top of Form" w:semiHidden="1" w:unhideWhenUsed="1"/>
+    <w:lsdException w:name="HTML Bottom of Form" w:semiHidden="1" w:unhideWhenUsed="1"/>
+    <w:lsdException w:name="Normal (Web)" w:semiHidden="1" w:unhideWhenUsed="1"/>
+    <w:lsdException w:name="HTML Acronym" w:semiHidden="1" w:unhideWhenUsed="1"/>
+    <w:lsdException w:name="HTML Address" w:semiHidden="1" w:unhideWhenUsed="1"/>
+    <w:lsdException w:name="HTML Cite" w:semiHidden="1" w:unhideWhenUsed="1"/>
+    <w:lsdException w:name="HTML Code" w:semiHidden="1" w:unhideWhenUsed="1"/>
+    <w:lsdException w:name="HTML Definition" w:semiHidden="1" w:unhideWhenUsed="1"/>
+    <w:lsdException w:name="HTML Keyboard" w:semiHidden="1" w:unhideWhenUsed="1"/>
+    <w:lsdException w:name="HTML Preformatted" w:semiHidden="1" w:unhideWhenUsed="1"/>
+    <w:lsdException w:name="HTML Sample" w:semiHidden="1" w:unhideWhenUsed="1"/>
+    <w:lsdException w:name="HTML Typewriter" w:semiHidden="1" w:unhideWhenUsed="1"/>
+    <w:lsdException w:name="HTML Variable" w:semiHidden="1" w:unhideWhenUsed="1"/>
+    <w:lsdException w:name="Normal Table" w:semiHidden="1" w:unhideWhenUsed="1"/>
+    <w:lsdException w:name="annotation subject" w:semiHidden="1" w:unhideWhenUsed="1"/>
+    <w:lsdException w:name="No List" w:semiHidden="1" w:unhideWhenUsed="1"/>
+    <w:lsdException w:name="Outline List 1" w:semiHidden="1" w:unhideWhenUsed="1"/>
+    <w:lsdException w:name="Outline List 2" w:semiHidden="1" w:unhideWhenUsed="1"/>
+    <w:lsdException w:name="Outline List 3" w:semiHidden="1" w:unhideWhenUsed="1"/>
+    <w:lsdException w:name="Table Simple 1" w:semiHidden="1" w:unhideWhenUsed="1"/>
+    <w:lsdException w:name="Table Simple 2" w:semiHidden="1" w:unhideWhenUsed="1"/>
+    <w:lsdException w:name="Table Simple 3" w:semiHidden="1" w:unhideWhenUsed="1"/>
+    <w:lsdException w:name="Table Classic 1" w:semiHidden="1" w:unhideWhenUsed="1"/>
+    <w:lsdException w:name="Table Classic 2" w:semiHidden="1" w:unhideWhenUsed="1"/>
+    <w:lsdException w:name="Table Classic 3" w:semiHidden="1" w:unhideWhenUsed="1"/>
+    <w:lsdException w:name="Table Classic 4" w:semiHidden="1" w:unhideWhenUsed="1"/>
+    <w:lsdException w:name="Table Colorful 1" w:semiHidden="1" w:unhideWhenUsed="1"/>
+    <w:lsdException w:name="Table Colorful 2" w:semiHidden="1" w:unhideWhenUsed="1"/>
+    <w:lsdException w:name="Table Colorful 3" w:semiHidden="1" w:unhideWhenUsed="1"/>
+    <w:lsdException w:name="Table Columns 1" w:semiHidden="1" w:unhideWhenUsed="1"/>
+    <w:lsdException w:name="Table Columns 2" w:semiHidden="1" w:unhideWhenUsed="1"/>
+    <w:lsdException w:name="Table Columns 3" w:semiHidden="1" w:unhideWhenUsed="1"/>
+    <w:lsdException w:name="Table Columns 4" w:semiHidden="1" w:unhideWhenUsed="1"/>
+    <w:lsdException w:name="Table Columns 5" w:semiHidden="1" w:unhideWhenUsed="1"/>
+    <w:lsdException w:name="Table Grid 1" w:semiHidden="1" w:unhideWhenUsed="1"/>
+    <w:lsdException w:name="Table Grid 2" w:semiHidden="1" w:unhideWhenUsed="1"/>
+    <w:lsdException w:name="Table Grid 3" w:semiHidden="1" w:unhideWhenUsed="1"/>
+    <w:lsdException w:name="Table Grid 4" w:semiHidden="1" w:unhideWhenUsed="1"/>
+    <w:lsdException w:name="Table Grid 5" w:semiHidden="1" w:unhideWhenUsed="1"/>
+    <w:lsdException w:name="Table Grid 6" w:semiHidden="1" w:unhideWhenUsed="1"/>
+    <w:lsdException w:name="Table Grid 7" w:semiHidden="1" w:unhideWhenUsed="1"/>
+    <w:lsdException w:name="Table Grid 8" w:semiHidden="1" w:unhideWhenUsed="1"/>
+    <w:lsdException w:name="Table List 1" w:semiHidden="1" w:unhideWhenUsed="1"/>
+    <w:lsdException w:name="Table List 2" w:semiHidden="1" w:unhideWhenUsed="1"/>
+    <w:lsdException w:name="Table List 3" w:semiHidden="1" w:unhideWhenUsed="1"/>
+    <w:lsdException w:name="Table List 4" w:semiHidden="1" w:unhideWhenUsed="1"/>
+    <w:lsdException w:name="Table List 5" w:semiHidden="1" w:unhideWhenUsed="1"/>
+    <w:lsdException w:name="Table List 6" w:semiHidden="1" w:unhideWhenUsed="1"/>
+    <w:lsdException w:name="Table List 7" w:semiHidden="1" w:unhideWhenUsed="1"/>
+    <w:lsdException w:name="Table List 8" w:semiHidden="1" w:unhideWhenUsed="1"/>
+    <w:lsdException w:name="Table 3D effects 1" w:semiHidden="1" w:unhideWhenUsed="1"/>
+    <w:lsdException w:name="Table 3D effects 2" w:semiHidden="1" w:unhideWhenUsed="1"/>
+    <w:lsdException w:name="Table 3D effects 3" w:semiHidden="1" w:unhideWhenUsed="1"/>
+    <w:lsdException w:name="Table Contemporary" w:semiHidden="1" w:unhideWhenUsed="1"/>
+    <w:lsdException w:name="Table Elegant" w:semiHidden="1" w:unhideWhenUsed="1"/>
+    <w:lsdException w:name="Table Professional" w:semiHidden="1" w:unhideWhenUsed="1"/>
+    <w:lsdException w:name="Table Subtle 1" w:semiHidden="1" w:unhideWhenUsed="1"/>
+    <w:lsdException w:name="Table Subtle 2" w:semiHidden="1" w:unhideWhenUsed="1"/>
+    <w:lsdException w:name="Table Web 1" w:semiHidden="1" w:unhideWhenUsed="1"/>
+    <w:lsdException w:name="Table Web 2" w:semiHidden="1" w:unhideWhenUsed="1"/>
+    <w:lsdException w:name="Table Web 3" w:semiHidden="1" w:unhideWhenUsed="1"/>
+    <w:lsdException w:name="Balloon Text" w:semiHidden="1" w:unhideWhenUsed="1"/>
+    <w:lsdException w:name="Table Grid" w:uiPriority="39"/>
+    <w:lsdException w:name="Table Theme" w:semiHidden="1" w:unhideWhenUsed="1"/>
+    <w:lsdException w:name="Placeholder Text" w:semiHidden="1"/>
+    <w:lsdException w:name="No Spacing" w:uiPriority="1" w:qFormat="1"/>
+    <w:lsdException w:name="Light Shading" w:uiPriority="60"/>
+    <w:lsdException w:name="Light List" w:uiPriority="61"/>
+    <w:lsdException w:name="Light Grid" w:uiPriority="62"/>
+    <w:lsdException w:name="Medium Shading 1" w:uiPriority="63"/>
+    <w:lsdException w:name="Medium Shading 2" w:uiPriority="64"/>
+    <w:lsdException w:name="Medium List 1" w:uiPriority="65"/>
+    <w:lsdException w:name="Medium List 2" w:uiPriority="66"/>
+    <w:lsdException w:name="Medium Grid 1" w:uiPriority="67"/>
+    <w:lsdException w:name="Medium Grid 2" w:uiPriority="68"/>
+    <w:lsdException w:name="Medium Grid 3" w:uiPriority="69"/>
+    <w:lsdException w:name="Dark List" w:uiPriority="70"/>
+    <w:lsdException w:name="Colorful Shading" w:uiPriority="71"/>
+    <w:lsdException w:name="Colorful List" w:uiPriority="72"/>
+    <w:lsdException w:name="Colorful Grid" w:uiPriority="73"/>
+    <w:lsdException w:name="Light Shading Accent 1" w:uiPriority="60"/>
+    <w:lsdException w:name="Light List Accent 1" w:uiPriority="61"/>
+    <w:lsdException w:name="Light Grid Accent 1" w:uiPriority="62"/>
+    <w:lsdException w:name="Medium Shading 1 Accent 1" w:uiPriority="63"/>
+    <w:lsdException w:name="Medium Shading 2 Accent 1" w:uiPriority="64"/>
+    <w:lsdException w:name="Medium List 1 Accent 1" w:uiPriority="65"/>
+    <w:lsdException w:name="Revision" w:semiHidden="1"/>
+    <w:lsdException w:name="List Paragraph" w:uiPriority="34" w:qFormat="1"/>
+    <w:lsdException w:name="Quote" w:uiPriority="29" w:qFormat="1"/>
+    <w:lsdException w:name="Intense Quote" w:uiPriority="30" w:qFormat="1"/>
+    <w:lsdException w:name="Medium List 2 Accent 1" w:uiPriority="66"/>
+    <w:lsdException w:name="Medium Grid 1 Accent 1" w:uiPriority="67"/>
+    <w:lsdException w:name="Medium Grid 2 Accent 1" w:uiPriority="68"/>
+    <w:lsdException w:name="Medium Grid 3 Accent 1" w:uiPriority="69"/>
+    <w:lsdException w:name="Dark List Accent 1" w:uiPriority="70"/>
+    <w:lsdException w:name="Colorful Shading Accent 1" w:uiPriority="71"/>
+    <w:lsdException w:name="Colorful List Accent 1" w:uiPriority="72"/>
+    <w:lsdException w:name="Colorful Grid Accent 1" w:uiPriority="73"/>
+    <w:lsdException w:name="Light Shading Accent 2" w:uiPriority="60"/>
+    <w:lsdException w:name="Light List Accent 2" w:uiPriority="61"/>
+    <w:lsdException w:name="Light Grid Accent 2" w:uiPriority="62"/>
+    <w:lsdException w:name="Medium Shading 1 Accent 2" w:uiPriority="63"/>
+    <w:lsdException w:name="Medium Shading 2 Accent 2" w:uiPriority="64"/>
+    <w:lsdException w:name="Medium List 1 Accent 2" w:uiPriority="65"/>
+    <w:lsdException w:name="Medium List 2 Accent 2" w:uiPriority="66"/>
+    <w:lsdException w:name="Medium Grid 1 Accent 2" w:uiPriority="67"/>
+    <w:lsdException w:name="Medium Grid 2 Accent 2" w:uiPriority="68"/>
+    <w:lsdException w:name="Medium Grid 3 Accent 2" w:uiPriority="69"/>
+    <w:lsdException w:name="Dark List Accent 2" w:uiPriority="70"/>
+    <w:lsdException w:name="Colorful Shading Accent 2" w:uiPriority="71"/>
+    <w:lsdException w:name="Colorful List Accent 2" w:uiPriority="72"/>
+    <w:lsdException w:name="Colorful Grid Accent 2" w:uiPriority="73"/>
+    <w:lsdException w:name="Light Shading Accent 3" w:uiPriority="60"/>
+    <w:lsdException w:name="Light List Accent 3" w:uiPriority="61"/>
+    <w:lsdException w:name="Light Grid Accent 3" w:uiPriority="62"/>
+    <w:lsdException w:name="Medium Shading 1 Accent 3" w:uiPriority="63"/>
+    <w:lsdException w:name="Medium Shading 2 Accent 3" w:uiPriority="64"/>
+    <w:lsdException w:name="Medium List 1 Accent 3" w:uiPriority="65"/>
+    <w:lsdException w:name="Medium List 2 Accent 3" w:uiPriority="66"/>
+    <w:lsdException w:name="Medium Grid 1 Accent 3" w:uiPriority="67"/>
+    <w:lsdException w:name="Medium Grid 2 Accent 3" w:uiPriority="68"/>
+    <w:lsdException w:name="Medium Grid 3 Accent 3" w:uiPriority="69"/>
+    <w:lsdException w:name="Dark List Accent 3" w:uiPriority="70"/>
+    <w:lsdException w:name="Colorful Shading Accent 3" w:uiPriority="71"/>
+    <w:lsdException w:name="Colorful List Accent 3" w:uiPriority="72"/>
+    <w:lsdException w:name="Colorful Grid Accent 3" w:uiPriority="73"/>
+    <w:lsdException w:name="Light Shading Accent 4" w:uiPriority="60"/>
+    <w:lsdException w:name="Light List Accent 4" w:uiPriority="61"/>
+    <w:lsdException w:name="Light Grid Accent 4" w:uiPriority="62"/>
+    <w:lsdException w:name="Medium Shading 1 Accent 4" w:uiPriority="63"/>
+    <w:lsdException w:name="Medium Shading 2 Accent 4" w:uiPriority="64"/>
+    <w:lsdException w:name="Medium List 1 Accent 4" w:uiPriority="65"/>
+    <w:lsdException w:name="Medium List 2 Accent 4" w:uiPriority="66"/>
+    <w:lsdException w:name="Medium Grid 1 Accent 4" w:uiPriority="67"/>
+    <w:lsdException w:name="Medium Grid 2 Accent 4" w:uiPriority="68"/>
+    <w:lsdException w:name="Medium Grid 3 Accent 4" w:uiPriority="69"/>
+    <w:lsdException w:name="Dark List Accent 4" w:uiPriority="70"/>
+    <w:lsdException w:name="Colorful Shading Accent 4" w:uiPriority="71"/>
+    <w:lsdException w:name="Colorful List Accent 4" w:uiPriority="72"/>
+    <w:lsdException w:name="Colorful Grid Accent 4" w:uiPriority="73"/>
+    <w:lsdException w:name="Light Shading Accent 5" w:uiPriority="60"/>
+    <w:lsdException w:name="Light List Accent 5" w:uiPriority="61"/>
+    <w:lsdException w:name="Light Grid Accent 5" w:uiPriority="62"/>
+    <w:lsdException w:name="Medium Shading 1 Accent 5" w:uiPriority="63"/>
+    <w:lsdException w:name="Medium Shading 2 Accent 5" w:uiPriority="64"/>
+    <w:lsdException w:name="Medium List 1 Accent 5" w:uiPriority="65"/>
+    <w:lsdException w:name="Medium List 2 Accent 5" w:uiPriority="66"/>
+    <w:lsdException w:name="Medium Grid 1 Accent 5" w:uiPriority="67"/>
+    <w:lsdException w:name="Medium Grid 2 Accent 5" w:uiPriority="68"/>
+    <w:lsdException w:name="Medium Grid 3 Accent 5" w:uiPriority="69"/>
+    <w:lsdException w:name="Dark List Accent 5" w:uiPriority="70"/>
+    <w:lsdException w:name="Colorful Shading Accent 5" w:uiPriority="71"/>
+    <w:lsdException w:name="Colorful List Accent 5" w:uiPriority="72"/>
+    <w:lsdException w:name="Colorful Grid Accent 5" w:uiPriority="73"/>
+    <w:lsdException w:name="Light Shading Accent 6" w:uiPriority="60"/>
+    <w:lsdException w:name="Light List Accent 6" w:uiPriority="61"/>
+    <w:lsdException w:name="Light Grid Accent 6" w:uiPriority="62"/>
+    <w:lsdException w:name="Medium Shading 1 Accent 6" w:uiPriority="63"/>
+    <w:lsdException w:name="Medium Shading 2 Accent 6" w:uiPriority="64"/>
+    <w:lsdException w:name="Medium List 1 Accent 6" w:uiPriority="65"/>
+    <w:lsdException w:name="Medium List 2 Accent 6" w:uiPriority="66"/>
+    <w:lsdException w:name="Medium Grid 1 Accent 6" w:uiPriority="67"/>
+    <w:lsdException w:name="Medium Grid 2 Accent 6" w:uiPriority="68"/>
+    <w:lsdException w:name="Medium Grid 3 Accent 6" w:uiPriority="69"/>
+    <w:lsdException w:name="Dark List Accent 6" w:uiPriority="70"/>
+    <w:lsdException w:name="Colorful Shading Accent 6" w:uiPriority="71"/>
+    <w:lsdException w:name="Colorful List Accent 6" w:uiPriority="72"/>
+    <w:lsdException w:name="Colorful Grid Accent 6" w:uiPriority="73"/>
+    <w:lsdException w:name="Subtle Emphasis" w:uiPriority="19" w:qFormat="1"/>
+    <w:lsdException w:name="Intense Emphasis" w:uiPriority="21" w:qFormat="1"/>
+    <w:lsdException w:name="Subtle Reference" w:uiPriority="31" w:qFormat="1"/>
+    <w:lsdException w:name="Intense Reference" w:uiPriority="32" w:qFormat="1"/>
+    <w:lsdException w:name="Book Title" w:uiPriority="33" w:qFormat="1"/>
+    <w:lsdException w:name="Bibliography" w:semiHidden="1" w:uiPriority="37" w:unhideWhenUsed="1"/>
+    <w:lsdException w:name="TOC Heading" w:semiHidden="1" w:uiPriority="39" w:unhideWhenUsed="1" w:qFormat="1"/>
+    <w:lsdException w:name="Plain Table 1" w:uiPriority="41"/>
+    <w:lsdException w:name="Plain Table 2" w:uiPriority="42"/>
+    <w:lsdException w:name="Plain Table 3" w:uiPriority="43"/>
+    <w:lsdException w:name="Plain Table 4" w:uiPriority="44"/>
+    <w:lsdException w:name="Plain Table 5" w:uiPriority="45"/>
+    <w:lsdException w:name="Grid Table Light" w:uiPriority="40"/>
+    <w:lsdException w:name="Grid Table 1 Light" w:uiPriority="46"/>
+    <w:lsdException w:name="Grid Table 2" w:uiPriority="47"/>
+    <w:lsdException w:name="Grid Table 3" w:uiPriority="48"/>
+    <w:lsdException w:name="Grid Table 4" w:uiPriority="49"/>
+    <w:lsdException w:name="Grid Table 5 Dark" w:uiPriority="50"/>
+    <w:lsdException w:name="Grid Table 6 Colorful" w:uiPriority="51"/>
+    <w:lsdException w:name="Grid Table 7 Colorful" w:uiPriority="52"/>
+    <w:lsdException w:name="Grid Table 1 Light Accent 1" w:uiPriority="46"/>
+    <w:lsdException w:name="Grid Table 2 Accent 1" w:uiPriority="47"/>
+    <w:lsdException w:name="Grid Table 3 Accent 1" w:uiPriority="48"/>
+    <w:lsdException w:name="Grid Table 4 Accent 1" w:uiPriority="49"/>
+    <w:lsdException w:name="Grid Table 5 Dark Accent 1" w:uiPriority="50"/>
+    <w:lsdException w:name="Grid Table 6 Colorful Accent 1" w:uiPriority="51"/>
+    <w:lsdException w:name="Grid Table 7 Colorful Accent 1" w:uiPriority="52"/>
+    <w:lsdException w:name="Grid Table 1 Light Accent 2" w:uiPriority="46"/>
+    <w:lsdException w:name="Grid Table 2 Accent 2" w:uiPriority="47"/>
+    <w:lsdException w:name="Grid Table 3 Accent 2" w:uiPriority="48"/>
+    <w:lsdException w:name="Grid Table 4 Accent 2" w:uiPriority="49"/>
+    <w:lsdException w:name="Grid Table 5 Dark Accent 2" w:uiPriority="50"/>
+    <w:lsdException w:name="Grid Table 6 Colorful Accent 2" w:uiPriority="51"/>
+    <w:lsdException w:name="Grid Table 7 Colorful Accent 2" w:uiPriority="52"/>
+    <w:lsdException w:name="Grid Table 1 Light Accent 3" w:uiPriority="46"/>
+    <w:lsdException w:name="Grid Table 2 Accent 3" w:uiPriority="47"/>
+    <w:lsdException w:name="Grid Table 3 Accent 3" w:uiPriority="48"/>
+    <w:lsdException w:name="Grid Table 4 Accent 3" w:uiPriority="49"/>
+    <w:lsdException w:name="Grid Table 5 Dark Accent 3" w:uiPriority="50"/>
+    <w:lsdException w:name="Grid Table 6 Colorful Accent 3" w:uiPriority="51"/>
+    <w:lsdException w:name="Grid Table 7 Colorful Accent 3" w:uiPriority="52"/>
+    <w:lsdException w:name="Grid Table 1 Light Accent 4" w:uiPriority="46"/>
+    <w:lsdException w:name="Grid Table 2 Accent 4" w:uiPriority="47"/>
+    <w:lsdException w:name="Grid Table 3 Accent 4" w:uiPriority="48"/>
+    <w:lsdException w:name="Grid Table 4 Accent 4" w:uiPriority="49"/>
+    <w:lsdException w:name="Grid Table 5 Dark Accent 4" w:uiPriority="50"/>
+    <w:lsdException w:name="Grid Table 6 Colorful Accent 4" w:uiPriority="51"/>
+    <w:lsdException w:name="Grid Table 7 Colorful Accent 4" w:uiPriority="52"/>
+    <w:lsdException w:name="Grid Table 1 Light Accent 5" w:uiPriority="46"/>
+    <w:lsdException w:name="Grid Table 2 Accent 5" w:uiPriority="47"/>
+    <w:lsdException w:name="Grid Table 3 Accent 5" w:uiPriority="48"/>
+    <w:lsdException w:name="Grid Table 4 Accent 5" w:uiPriority="49"/>
+    <w:lsdException w:name="Grid Table 5 Dark Accent 5" w:uiPriority="50"/>
+    <w:lsdException w:name="Grid Table 6 Colorful Accent 5" w:uiPriority="51"/>
+    <w:lsdException w:name="Grid Table 7 Colorful Accent 5" w:uiPriority="52"/>
+    <w:lsdException w:name="Grid Table 1 Light Accent 6" w:uiPriority="46"/>
+    <w:lsdException w:name="Grid Table 2 Accent 6" w:uiPriority="47"/>
+    <w:lsdException w:name="Grid Table 3 Accent 6" w:uiPriority="48"/>
+    <w:lsdException w:name="Grid Table 4 Accent 6" w:uiPriority="49"/>
+    <w:lsdException w:name="Grid Table 5 Dark Accent 6" w:uiPriority="50"/>
+    <w:lsdException w:name="Grid Table 6 Colorful Accent 6" w:uiPriority="51"/>
+    <w:lsdException w:name="Grid Table 7 Colorful Accent 6" w:uiPriority="52"/>
+    <w:lsdException w:name="List Table 1 Light" w:uiPriority="46"/>
+    <w:lsdException w:name="List Table 2" w:uiPriority="47"/>
+    <w:lsdException w:name="List Table 3" w:uiPriority="48"/>
+    <w:lsdException w:name="List Table 4" w:uiPriority="49"/>
+    <w:lsdException w:name="List Table 5 Dark" w:uiPriority="50"/>
+    <w:lsdException w:name="List Table 6 Colorful" w:uiPriority="51"/>
+    <w:lsdException w:name="List Table 7 Colorful" w:uiPriority="52"/>
+    <w:lsdException w:name="List Table 1 Light Accent 1" w:uiPriority="46"/>
+    <w:lsdException w:name="List Table 2 Accent 1" w:uiPriority="47"/>
+    <w:lsdException w:name="List Table 3 Accent 1" w:uiPriority="48"/>
+    <w:lsdException w:name="List Table 4 Accent 1" w:uiPriority="49"/>
+    <w:lsdException w:name="List Table 5 Dark Accent 1" w:uiPriority="50"/>
+    <w:lsdException w:name="List Table 6 Colorful Accent 1" w:uiPriority="51"/>
+    <w:lsdException w:name="List Table 7 Colorful Accent 1" w:uiPriority="52"/>
+    <w:lsdException w:name="List Table 1 Light Accent 2" w:uiPriority="46"/>
+    <w:lsdException w:name="List Table 2 Accent 2" w:uiPriority="47"/>
+    <w:lsdException w:name="List Table 3 Accent 2" w:uiPriority="48"/>
+    <w:lsdException w:name="List Table 4 Accent 2" w:uiPriority="49"/>
+    <w:lsdException w:name="List Table 5 Dark Accent 2" w:uiPriority="50"/>
+    <w:lsdException w:name="List Table 6 Colorful Accent 2" w:uiPriority="51"/>
+    <w:lsdException w:name="List Table 7 Colorful Accent 2" w:uiPriority="52"/>
+    <w:lsdException w:name="List Table 1 Light Accent 3" w:uiPriority="46"/>
+    <w:lsdException w:name="List Table 2 Accent 3" w:uiPriority="47"/>
+    <w:lsdException w:name="List Table 3 Accent 3" w:uiPriority="48"/>
+    <w:lsdException w:name="List Table 4 Accent 3" w:uiPriority="49"/>
+    <w:lsdException w:name="List Table 5 Dark Accent 3" w:uiPriority="50"/>
+    <w:lsdException w:name="List Table 6 Colorful Accent 3" w:uiPriority="51"/>
+    <w:lsdException w:name="List Table 7 Colorful Accent 3" w:uiPriority="52"/>
+    <w:lsdException w:name="List Table 1 Light Accent 4" w:uiPriority="46"/>
+    <w:lsdException w:name="List Table 2 Accent 4" w:uiPriority="47"/>
+    <w:lsdException w:name="List Table 3 Accent 4" w:uiPriority="48"/>
+    <w:lsdException w:name="List Table 4 Accent 4" w:uiPriority="49"/>
+    <w:lsdException w:name="List Table 5 Dark Accent 4" w:uiPriority="50"/>
+    <w:lsdException w:name="List Table 6 Colorful Accent 4" w:uiPriority="51"/>
+    <w:lsdException w:name="List Table 7 Colorful Accent 4" w:uiPriority="52"/>
+    <w:lsdException w:name="List Table 1 Light Accent 5" w:uiPriority="46"/>
+    <w:lsdException w:name="List Table 2 Accent 5" w:uiPriority="47"/>
+    <w:lsdException w:name="List Table 3 Accent 5" w:uiPriority="48"/>
+    <w:lsdException w:name="List Table 4 Accent 5" w:uiPriority="49"/>
+    <w:lsdException w:name="List Table 5 Dark Accent 5" w:uiPriority="50"/>
+    <w:lsdException w:name="List Table 6 Colorful Accent 5" w:uiPriority="51"/>
+    <w:lsdException w:name="List Table 7 Colorful Accent 5" w:uiPriority="52"/>
+    <w:lsdException w:name="List Table 1 Light Accent 6" w:uiPriority="46"/>
+    <w:lsdException w:name="List Table 2 Accent 6" w:uiPriority="47"/>
+    <w:lsdException w:name="List Table 3 Accent 6" w:uiPriority="48"/>
+    <w:lsdException w:name="List Table 4 Accent 6" w:uiPriority="49"/>
+    <w:lsdException w:name="List Table 5 Dark Accent 6" w:uiPriority="50"/>
+    <w:lsdException w:name="List Table 6 Colorful Accent 6" w:uiPriority="51"/>
+    <w:lsdException w:name="List Table 7 Colorful Accent 6" w:uiPriority="52"/>
+    <w:lsdException w:name="Mention" w:semiHidden="1" w:unhideWhenUsed="1"/>
+    <w:lsdException w:name="Smart Hyperlink" w:semiHidden="1" w:unhideWhenUsed="1"/>
+    <w:lsdException w:name="Hashtag" w:semiHidden="1" w:unhideWhenUsed="1"/>
+    <w:lsdException w:name="Unresolved Mention" w:semiHidden="1" w:unhideWhenUsed="1"/>
+    <w:lsdException w:name="Smart Link" w:semiHidden="1" w:unhideWhenUsed="1"/>
+  </w:latentStyles>
+  <w:style w:type="paragraph" w:default="1" w:styleId="Normal">
+    <w:name w:val="Normal"/>
     <w:qFormat/>
-    <w:rPr>
-      <w:sz w:val="56"/>
-      <w:szCs w:val="56"/>
-    </w:rPr>
   </w:style>
   <w:style w:type="paragraph" w:styleId="Heading1">
-    <w:name w:val="Heading 1"/>
-    <w:basedOn w:val="Normal"/>
-    <w:next w:val="Normal"/>
+    <w:name w:val="heading 1"/>
+    <w:uiPriority w:val="9"/>
     <w:qFormat/>
+    <w:pPr>
+      <w:outlineLvl w:val="0"/>
+    </w:pPr>
     <w:rPr>
       <w:color w:val="2E74B5"/>
       <w:sz w:val="32"/>
@@ -2102,10 +2594,14 @@
     </w:rPr>
   </w:style>
   <w:style w:type="paragraph" w:styleId="Heading2">
-    <w:name w:val="Heading 2"/>
-    <w:basedOn w:val="Normal"/>
-    <w:next w:val="Normal"/>
+    <w:name w:val="heading 2"/>
+    <w:uiPriority w:val="9"/>
+    <w:semiHidden/>
+    <w:unhideWhenUsed/>
     <w:qFormat/>
+    <w:pPr>
+      <w:outlineLvl w:val="1"/>
+    </w:pPr>
     <w:rPr>
       <w:color w:val="2E74B5"/>
       <w:sz w:val="26"/>
@@ -2113,10 +2609,14 @@
     </w:rPr>
   </w:style>
   <w:style w:type="paragraph" w:styleId="Heading3">
-    <w:name w:val="Heading 3"/>
-    <w:basedOn w:val="Normal"/>
-    <w:next w:val="Normal"/>
+    <w:name w:val="heading 3"/>
+    <w:uiPriority w:val="9"/>
+    <w:semiHidden/>
+    <w:unhideWhenUsed/>
     <w:qFormat/>
+    <w:pPr>
+      <w:outlineLvl w:val="2"/>
+    </w:pPr>
     <w:rPr>
       <w:color w:val="1F4D78"/>
       <w:sz w:val="24"/>
@@ -2124,10 +2624,14 @@
     </w:rPr>
   </w:style>
   <w:style w:type="paragraph" w:styleId="Heading4">
-    <w:name w:val="Heading 4"/>
-    <w:basedOn w:val="Normal"/>
-    <w:next w:val="Normal"/>
+    <w:name w:val="heading 4"/>
+    <w:uiPriority w:val="9"/>
+    <w:semiHidden/>
+    <w:unhideWhenUsed/>
     <w:qFormat/>
+    <w:pPr>
+      <w:outlineLvl w:val="3"/>
+    </w:pPr>
     <w:rPr>
       <w:i/>
       <w:iCs/>
@@ -2135,27 +2639,69 @@
     </w:rPr>
   </w:style>
   <w:style w:type="paragraph" w:styleId="Heading5">
-    <w:name w:val="Heading 5"/>
-    <w:basedOn w:val="Normal"/>
-    <w:next w:val="Normal"/>
+    <w:name w:val="heading 5"/>
+    <w:uiPriority w:val="9"/>
+    <w:semiHidden/>
+    <w:unhideWhenUsed/>
     <w:qFormat/>
+    <w:pPr>
+      <w:outlineLvl w:val="4"/>
+    </w:pPr>
     <w:rPr>
       <w:color w:val="2E74B5"/>
     </w:rPr>
   </w:style>
   <w:style w:type="paragraph" w:styleId="Heading6">
-    <w:name w:val="Heading 6"/>
-    <w:basedOn w:val="Normal"/>
-    <w:next w:val="Normal"/>
+    <w:name w:val="heading 6"/>
+    <w:uiPriority w:val="9"/>
+    <w:semiHidden/>
+    <w:unhideWhenUsed/>
     <w:qFormat/>
+    <w:pPr>
+      <w:outlineLvl w:val="5"/>
+    </w:pPr>
     <w:rPr>
       <w:color w:val="1F4D78"/>
     </w:rPr>
   </w:style>
-  <w:style w:type="paragraph" w:styleId="Strong">
-    <w:name w:val="Strong"/>
-    <w:basedOn w:val="Normal"/>
-    <w:next w:val="Normal"/>
+  <w:style w:type="character" w:default="1" w:styleId="DefaultParagraphFont">
+    <w:name w:val="Default Paragraph Font"/>
+    <w:uiPriority w:val="1"/>
+    <w:semiHidden/>
+    <w:unhideWhenUsed/>
+  </w:style>
+  <w:style w:type="table" w:default="1" w:styleId="TableNormal">
+    <w:name w:val="Normal Table"/>
+    <w:uiPriority w:val="99"/>
+    <w:semiHidden/>
+    <w:unhideWhenUsed/>
+    <w:tblPr>
+      <w:tblInd w:w="0" w:type="dxa"/>
+      <w:tblCellMar>
+        <w:top w:w="0" w:type="dxa"/>
+        <w:left w:w="108" w:type="dxa"/>
+        <w:bottom w:w="0" w:type="dxa"/>
+        <w:right w:w="108" w:type="dxa"/>
+      </w:tblCellMar>
+    </w:tblPr>
+  </w:style>
+  <w:style w:type="numbering" w:default="1" w:styleId="NoList">
+    <w:name w:val="No List"/>
+    <w:uiPriority w:val="99"/>
+    <w:semiHidden/>
+    <w:unhideWhenUsed/>
+  </w:style>
+  <w:style w:type="paragraph" w:styleId="Title">
+    <w:name w:val="Title"/>
+    <w:uiPriority w:val="10"/>
+    <w:qFormat/>
+    <w:rPr>
+      <w:sz w:val="56"/>
+      <w:szCs w:val="56"/>
+    </w:rPr>
+  </w:style>
+  <w:style w:type="paragraph" w:customStyle="1" w:styleId="Strong1">
+    <w:name w:val="Strong1"/>
     <w:qFormat/>
     <w:rPr>
       <w:b/>
@@ -2164,12 +2710,10 @@
   </w:style>
   <w:style w:type="paragraph" w:styleId="ListParagraph">
     <w:name w:val="List Paragraph"/>
-    <w:basedOn w:val="Normal"/>
     <w:qFormat/>
   </w:style>
   <w:style w:type="character" w:styleId="Hyperlink">
     <w:name w:val="Hyperlink"/>
-    <w:basedOn w:val="DefaultParagraphFont"/>
     <w:uiPriority w:val="99"/>
     <w:unhideWhenUsed/>
     <w:rPr>
@@ -2179,7 +2723,6 @@
   </w:style>
   <w:style w:type="character" w:styleId="FootnoteReference">
     <w:name w:val="footnote reference"/>
-    <w:basedOn w:val="DefaultParagraphFont"/>
     <w:uiPriority w:val="99"/>
     <w:semiHidden/>
     <w:unhideWhenUsed/>
@@ -2189,22 +2732,17 @@
   </w:style>
   <w:style w:type="paragraph" w:styleId="FootnoteText">
     <w:name w:val="footnote text"/>
-    <w:basedOn w:val="Normal"/>
     <w:link w:val="FootnoteTextChar"/>
     <w:uiPriority w:val="99"/>
     <w:semiHidden/>
     <w:unhideWhenUsed/>
-    <w:pPr>
-      <w:spacing w:after="0" w:line="240" w:lineRule="auto"/>
-    </w:pPr>
     <w:rPr>
       <w:sz w:val="20"/>
       <w:szCs w:val="20"/>
     </w:rPr>
   </w:style>
-  <w:style w:type="character" w:styleId="FootnoteTextChar">
+  <w:style w:type="character" w:customStyle="1" w:styleId="FootnoteTextChar">
     <w:name w:val="Footnote Text Char"/>
-    <w:basedOn w:val="DefaultParagraphFont"/>
     <w:link w:val="FootnoteText"/>
     <w:uiPriority w:val="99"/>
     <w:semiHidden/>
@@ -2216,7 +2754,6 @@
   </w:style>
   <w:style w:type="character" w:styleId="EndnoteReference">
     <w:name w:val="endnote reference"/>
-    <w:basedOn w:val="DefaultParagraphFont"/>
     <w:uiPriority w:val="99"/>
     <w:semiHidden/>
     <w:unhideWhenUsed/>
@@ -2226,22 +2763,17 @@
   </w:style>
   <w:style w:type="paragraph" w:styleId="EndnoteText">
     <w:name w:val="endnote text"/>
-    <w:basedOn w:val="Normal"/>
     <w:link w:val="EndnoteTextChar"/>
     <w:uiPriority w:val="99"/>
     <w:semiHidden/>
     <w:unhideWhenUsed/>
-    <w:pPr>
-      <w:spacing w:after="0" w:line="240" w:lineRule="auto"/>
-    </w:pPr>
     <w:rPr>
       <w:sz w:val="20"/>
       <w:szCs w:val="20"/>
     </w:rPr>
   </w:style>
-  <w:style w:type="character" w:styleId="EndnoteTextChar">
+  <w:style w:type="character" w:customStyle="1" w:styleId="EndnoteTextChar">
     <w:name w:val="Endnote Text Char"/>
-    <w:basedOn w:val="DefaultParagraphFont"/>
     <w:link w:val="EndnoteText"/>
     <w:uiPriority w:val="99"/>
     <w:semiHidden/>
@@ -2252,4 +2784,319 @@
     </w:rPr>
   </w:style>
 </w:styles>
+</file>
+
+<file path=word/theme/theme1.xml><?xml version="1.0" encoding="utf-8"?>
+<a:theme xmlns:a="http://schemas.openxmlformats.org/drawingml/2006/main" name="Office Theme">
+  <a:themeElements>
+    <a:clrScheme name="Office">
+      <a:dk1>
+        <a:sysClr val="windowText" lastClr="000000"/>
+      </a:dk1>
+      <a:lt1>
+        <a:sysClr val="window" lastClr="FFFFFF"/>
+      </a:lt1>
+      <a:dk2>
+        <a:srgbClr val="0E2841"/>
+      </a:dk2>
+      <a:lt2>
+        <a:srgbClr val="E8E8E8"/>
+      </a:lt2>
+      <a:accent1>
+        <a:srgbClr val="156082"/>
+      </a:accent1>
+      <a:accent2>
+        <a:srgbClr val="E97132"/>
+      </a:accent2>
+      <a:accent3>
+        <a:srgbClr val="196B24"/>
+      </a:accent3>
+      <a:accent4>
+        <a:srgbClr val="0F9ED5"/>
+      </a:accent4>
+      <a:accent5>
+        <a:srgbClr val="A02B93"/>
+      </a:accent5>
+      <a:accent6>
+        <a:srgbClr val="4EA72E"/>
+      </a:accent6>
+      <a:hlink>
+        <a:srgbClr val="467886"/>
+      </a:hlink>
+      <a:folHlink>
+        <a:srgbClr val="96607D"/>
+      </a:folHlink>
+    </a:clrScheme>
+    <a:fontScheme name="Office">
+      <a:majorFont>
+        <a:latin typeface="Aptos Display" panose="02110004020202020204"/>
+        <a:ea typeface=""/>
+        <a:cs typeface=""/>
+        <a:font script="Jpan" typeface="游ゴシック Light"/>
+        <a:font script="Hang" typeface="맑은 고딕"/>
+        <a:font script="Hans" typeface="等线 Light"/>
+        <a:font script="Hant" typeface="新細明體"/>
+        <a:font script="Arab" typeface="Times New Roman"/>
+        <a:font script="Hebr" typeface="Times New Roman"/>
+        <a:font script="Thai" typeface="Angsana New"/>
+        <a:font script="Ethi" typeface="Nyala"/>
+        <a:font script="Beng" typeface="Vrinda"/>
+        <a:font script="Gujr" typeface="Shruti"/>
+        <a:font script="Khmr" typeface="MoolBoran"/>
+        <a:font script="Knda" typeface="Tunga"/>
+        <a:font script="Guru" typeface="Raavi"/>
+        <a:font script="Cans" typeface="Euphemia"/>
+        <a:font script="Cher" typeface="Plantagenet Cherokee"/>
+        <a:font script="Yiii" typeface="Microsoft Yi Baiti"/>
+        <a:font script="Tibt" typeface="Microsoft Himalaya"/>
+        <a:font script="Thaa" typeface="MV Boli"/>
+        <a:font script="Deva" typeface="Mangal"/>
+        <a:font script="Telu" typeface="Gautami"/>
+        <a:font script="Taml" typeface="Latha"/>
+        <a:font script="Syrc" typeface="Estrangelo Edessa"/>
+        <a:font script="Orya" typeface="Kalinga"/>
+        <a:font script="Mlym" typeface="Kartika"/>
+        <a:font script="Laoo" typeface="DokChampa"/>
+        <a:font script="Sinh" typeface="Iskoola Pota"/>
+        <a:font script="Mong" typeface="Mongolian Baiti"/>
+        <a:font script="Viet" typeface="Times New Roman"/>
+        <a:font script="Uigh" typeface="Microsoft Uighur"/>
+        <a:font script="Geor" typeface="Sylfaen"/>
+        <a:font script="Armn" typeface="Arial"/>
+        <a:font script="Bugi" typeface="Leelawadee UI"/>
+        <a:font script="Bopo" typeface="Microsoft JhengHei"/>
+        <a:font script="Java" typeface="Javanese Text"/>
+        <a:font script="Lisu" typeface="Segoe UI"/>
+        <a:font script="Mymr" typeface="Myanmar Text"/>
+        <a:font script="Nkoo" typeface="Ebrima"/>
+        <a:font script="Olck" typeface="Nirmala UI"/>
+        <a:font script="Osma" typeface="Ebrima"/>
+        <a:font script="Phag" typeface="Phagspa"/>
+        <a:font script="Syrn" typeface="Estrangelo Edessa"/>
+        <a:font script="Syrj" typeface="Estrangelo Edessa"/>
+        <a:font script="Syre" typeface="Estrangelo Edessa"/>
+        <a:font script="Sora" typeface="Nirmala UI"/>
+        <a:font script="Tale" typeface="Microsoft Tai Le"/>
+        <a:font script="Talu" typeface="Microsoft New Tai Lue"/>
+        <a:font script="Tfng" typeface="Ebrima"/>
+      </a:majorFont>
+      <a:minorFont>
+        <a:latin typeface="Aptos" panose="02110004020202020204"/>
+        <a:ea typeface=""/>
+        <a:cs typeface=""/>
+        <a:font script="Jpan" typeface="游明朝"/>
+        <a:font script="Hang" typeface="맑은 고딕"/>
+        <a:font script="Hans" typeface="等线"/>
+        <a:font script="Hant" typeface="新細明體"/>
+        <a:font script="Arab" typeface="Arial"/>
+        <a:font script="Hebr" typeface="Arial"/>
+        <a:font script="Thai" typeface="Cordia New"/>
+        <a:font script="Ethi" typeface="Nyala"/>
+        <a:font script="Beng" typeface="Vrinda"/>
+        <a:font script="Gujr" typeface="Shruti"/>
+        <a:font script="Khmr" typeface="DaunPenh"/>
+        <a:font script="Knda" typeface="Tunga"/>
+        <a:font script="Guru" typeface="Raavi"/>
+        <a:font script="Cans" typeface="Euphemia"/>
+        <a:font script="Cher" typeface="Plantagenet Cherokee"/>
+        <a:font script="Yiii" typeface="Microsoft Yi Baiti"/>
+        <a:font script="Tibt" typeface="Microsoft Himalaya"/>
+        <a:font script="Thaa" typeface="MV Boli"/>
+        <a:font script="Deva" typeface="Mangal"/>
+        <a:font script="Telu" typeface="Gautami"/>
+        <a:font script="Taml" typeface="Latha"/>
+        <a:font script="Syrc" typeface="Estrangelo Edessa"/>
+        <a:font script="Orya" typeface="Kalinga"/>
+        <a:font script="Mlym" typeface="Kartika"/>
+        <a:font script="Laoo" typeface="DokChampa"/>
+        <a:font script="Sinh" typeface="Iskoola Pota"/>
+        <a:font script="Mong" typeface="Mongolian Baiti"/>
+        <a:font script="Viet" typeface="Arial"/>
+        <a:font script="Uigh" typeface="Microsoft Uighur"/>
+        <a:font script="Geor" typeface="Sylfaen"/>
+        <a:font script="Armn" typeface="Arial"/>
+        <a:font script="Bugi" typeface="Leelawadee UI"/>
+        <a:font script="Bopo" typeface="Microsoft JhengHei"/>
+        <a:font script="Java" typeface="Javanese Text"/>
+        <a:font script="Lisu" typeface="Segoe UI"/>
+        <a:font script="Mymr" typeface="Myanmar Text"/>
+        <a:font script="Nkoo" typeface="Ebrima"/>
+        <a:font script="Olck" typeface="Nirmala UI"/>
+        <a:font script="Osma" typeface="Ebrima"/>
+        <a:font script="Phag" typeface="Phagspa"/>
+        <a:font script="Syrn" typeface="Estrangelo Edessa"/>
+        <a:font script="Syrj" typeface="Estrangelo Edessa"/>
+        <a:font script="Syre" typeface="Estrangelo Edessa"/>
+        <a:font script="Sora" typeface="Nirmala UI"/>
+        <a:font script="Tale" typeface="Microsoft Tai Le"/>
+        <a:font script="Talu" typeface="Microsoft New Tai Lue"/>
+        <a:font script="Tfng" typeface="Ebrima"/>
+      </a:minorFont>
+    </a:fontScheme>
+    <a:fmtScheme name="Office">
+      <a:fillStyleLst>
+        <a:solidFill>
+          <a:schemeClr val="phClr"/>
+        </a:solidFill>
+        <a:gradFill rotWithShape="1">
+          <a:gsLst>
+            <a:gs pos="0">
+              <a:schemeClr val="phClr">
+                <a:lumMod val="110000"/>
+                <a:satMod val="105000"/>
+                <a:tint val="67000"/>
+              </a:schemeClr>
+            </a:gs>
+            <a:gs pos="50000">
+              <a:schemeClr val="phClr">
+                <a:lumMod val="105000"/>
+                <a:satMod val="103000"/>
+                <a:tint val="73000"/>
+              </a:schemeClr>
+            </a:gs>
+            <a:gs pos="100000">
+              <a:schemeClr val="phClr">
+                <a:lumMod val="105000"/>
+                <a:satMod val="109000"/>
+                <a:tint val="81000"/>
+              </a:schemeClr>
+            </a:gs>
+          </a:gsLst>
+          <a:lin ang="5400000" scaled="0"/>
+        </a:gradFill>
+        <a:gradFill rotWithShape="1">
+          <a:gsLst>
+            <a:gs pos="0">
+              <a:schemeClr val="phClr">
+                <a:satMod val="103000"/>
+                <a:lumMod val="102000"/>
+                <a:tint val="94000"/>
+              </a:schemeClr>
+            </a:gs>
+            <a:gs pos="50000">
+              <a:schemeClr val="phClr">
+                <a:satMod val="110000"/>
+                <a:lumMod val="100000"/>
+                <a:shade val="100000"/>
+              </a:schemeClr>
+            </a:gs>
+            <a:gs pos="100000">
+              <a:schemeClr val="phClr">
+                <a:lumMod val="99000"/>
+                <a:satMod val="120000"/>
+                <a:shade val="78000"/>
+              </a:schemeClr>
+            </a:gs>
+          </a:gsLst>
+          <a:lin ang="5400000" scaled="0"/>
+        </a:gradFill>
+      </a:fillStyleLst>
+      <a:lnStyleLst>
+        <a:ln w="12700" cap="flat" cmpd="sng" algn="ctr">
+          <a:solidFill>
+            <a:schemeClr val="phClr"/>
+          </a:solidFill>
+          <a:prstDash val="solid"/>
+          <a:miter lim="800000"/>
+        </a:ln>
+        <a:ln w="19050" cap="flat" cmpd="sng" algn="ctr">
+          <a:solidFill>
+            <a:schemeClr val="phClr"/>
+          </a:solidFill>
+          <a:prstDash val="solid"/>
+          <a:miter lim="800000"/>
+        </a:ln>
+        <a:ln w="25400" cap="flat" cmpd="sng" algn="ctr">
+          <a:solidFill>
+            <a:schemeClr val="phClr"/>
+          </a:solidFill>
+          <a:prstDash val="solid"/>
+          <a:miter lim="800000"/>
+        </a:ln>
+      </a:lnStyleLst>
+      <a:effectStyleLst>
+        <a:effectStyle>
+          <a:effectLst/>
+        </a:effectStyle>
+        <a:effectStyle>
+          <a:effectLst/>
+        </a:effectStyle>
+        <a:effectStyle>
+          <a:effectLst>
+            <a:outerShdw blurRad="57150" dist="19050" dir="5400000" algn="ctr" rotWithShape="0">
+              <a:srgbClr val="000000">
+                <a:alpha val="63000"/>
+              </a:srgbClr>
+            </a:outerShdw>
+          </a:effectLst>
+        </a:effectStyle>
+      </a:effectStyleLst>
+      <a:bgFillStyleLst>
+        <a:solidFill>
+          <a:schemeClr val="phClr"/>
+        </a:solidFill>
+        <a:solidFill>
+          <a:schemeClr val="phClr">
+            <a:tint val="95000"/>
+            <a:satMod val="170000"/>
+          </a:schemeClr>
+        </a:solidFill>
+        <a:gradFill rotWithShape="1">
+          <a:gsLst>
+            <a:gs pos="0">
+              <a:schemeClr val="phClr">
+                <a:tint val="93000"/>
+                <a:satMod val="150000"/>
+                <a:shade val="98000"/>
+                <a:lumMod val="102000"/>
+              </a:schemeClr>
+            </a:gs>
+            <a:gs pos="50000">
+              <a:schemeClr val="phClr">
+                <a:tint val="98000"/>
+                <a:satMod val="130000"/>
+                <a:shade val="90000"/>
+                <a:lumMod val="103000"/>
+              </a:schemeClr>
+            </a:gs>
+            <a:gs pos="100000">
+              <a:schemeClr val="phClr">
+                <a:shade val="63000"/>
+                <a:satMod val="120000"/>
+              </a:schemeClr>
+            </a:gs>
+          </a:gsLst>
+          <a:lin ang="5400000" scaled="0"/>
+        </a:gradFill>
+      </a:bgFillStyleLst>
+    </a:fmtScheme>
+  </a:themeElements>
+  <a:objectDefaults>
+    <a:lnDef>
+      <a:spPr/>
+      <a:bodyPr/>
+      <a:lstStyle/>
+      <a:style>
+        <a:lnRef idx="2">
+          <a:schemeClr val="accent1"/>
+        </a:lnRef>
+        <a:fillRef idx="0">
+          <a:schemeClr val="accent1"/>
+        </a:fillRef>
+        <a:effectRef idx="1">
+          <a:schemeClr val="accent1"/>
+        </a:effectRef>
+        <a:fontRef idx="minor">
+          <a:schemeClr val="tx1"/>
+        </a:fontRef>
+      </a:style>
+    </a:lnDef>
+  </a:objectDefaults>
+  <a:extraClrSchemeLst/>
+  <a:extLst>
+    <a:ext uri="{05A4C25C-085E-4340-85A3-A5531E510DB2}">
+      <thm15:themeFamily xmlns:thm15="http://schemas.microsoft.com/office/thememl/2012/main" name="Office Theme" id="{2E142A2C-CD16-42D6-873A-C26D2A0506FA}" vid="{1BDDFF52-6CD6-40A5-AB3C-68EB2F1E4D0A}"/>
+    </a:ext>
+  </a:extLst>
+</a:theme>
 </file>
--- a/resume/Uma_Shankar_Manual_QA_Resume.docx
+++ b/resume/Uma_Shankar_Manual_QA_Resume.docx
@@ -29,43 +29,7 @@
           <w:sz w:val="19"/>
           <w:szCs w:val="19"/>
         </w:rPr>
-        <w:t xml:space="preserve">QA </w:t>
-      </w:r>
-      <w:proofErr w:type="gramStart"/>
-      <w:r>
-        <w:rPr>
-          <w:color w:val="555555"/>
-          <w:sz w:val="19"/>
-          <w:szCs w:val="19"/>
-        </w:rPr>
-        <w:t>Engineer  |</w:t>
-      </w:r>
-      <w:proofErr w:type="gramEnd"/>
-      <w:r>
-        <w:rPr>
-          <w:color w:val="555555"/>
-          <w:sz w:val="19"/>
-          <w:szCs w:val="19"/>
-        </w:rPr>
-        <w:t xml:space="preserve">  Manual </w:t>
-      </w:r>
-      <w:proofErr w:type="gramStart"/>
-      <w:r>
-        <w:rPr>
-          <w:color w:val="555555"/>
-          <w:sz w:val="19"/>
-          <w:szCs w:val="19"/>
-        </w:rPr>
-        <w:t>Testing  |</w:t>
-      </w:r>
-      <w:proofErr w:type="gramEnd"/>
-      <w:r>
-        <w:rPr>
-          <w:color w:val="555555"/>
-          <w:sz w:val="19"/>
-          <w:szCs w:val="19"/>
-        </w:rPr>
-        <w:t xml:space="preserve">  Software Quality Assurance Specialist</w:t>
+        <w:t xml:space="preserve">QA Engineer  |  Manual Testing  |  Software Quality Assurance Specialist</w:t>
       </w:r>
     </w:p>
     <w:p>
@@ -111,15 +75,7 @@
         <w:spacing w:before="55" w:after="45"/>
       </w:pPr>
       <w:r>
-        <w:t xml:space="preserve">Detail-oriented QA Engineer with 1+ year of hands-on experience in Manual Testing, Functional Testing, Regression Testing, API Testing, and defect lifecycle management across web applications. Proficient in test case design using techniques such as Boundary Value Analysis (BVA), Equivalence Partitioning (EP), and Decision Table Testing. Skilled in Postman for REST API validation, SQL for backend testing, and </w:t>
-      </w:r>
-      <w:proofErr w:type="spellStart"/>
-      <w:r>
-        <w:t>LambdaTest</w:t>
-      </w:r>
-      <w:proofErr w:type="spellEnd"/>
-      <w:r>
-        <w:t xml:space="preserve"> for cross-browser compatibility testing. Experienced with Jira for defect tracking and Git/GitHub for test repository management. Strong working knowledge of STLC, SDLC, Agile/Scrum, and exposure to Selenium automation. Committed to enforcing quality standards and enabling faster, defect-free releases.</w:t>
+        <w:t xml:space="preserve">Detail-oriented QA Engineer with 1+ year of hands-on experience in Manual Testing, Functional Testing, Regression Testing, API Testing, and defect lifecycle management across web applications. Proficient in test case design using techniques such as Boundary Value Analysis (BVA), Equivalence Partitioning (EP), and Decision Table Testing. Skilled in Postman for REST API validation, SQL for backend testing, and LambdaTest for cross-browser compatibility testing. Experienced with Jira for defect tracking and Git/GitHub for test repository management. Strong working knowledge of STLC, SDLC, Agile/Scrum, and exposure to Selenium automation. Committed to enforcing quality standards and enabling faster, defect-free releases.</w:t>
       </w:r>
     </w:p>
     <w:p>
@@ -453,20 +409,8 @@
                 <w:sz w:val="17"/>
                 <w:szCs w:val="17"/>
               </w:rPr>
-              <w:t xml:space="preserve">Cross-Browser – </w:t>
-            </w:r>
-            <w:proofErr w:type="spellStart"/>
-            <w:r>
-              <w:rPr>
-                <w:b/>
-                <w:bCs/>
-                <w:color w:val="1F4E79"/>
-                <w:sz w:val="17"/>
-                <w:szCs w:val="17"/>
-              </w:rPr>
-              <w:t>LambdaTest</w:t>
-            </w:r>
-            <w:proofErr w:type="spellEnd"/>
+              <w:t xml:space="preserve">Cross-Browser – LambdaTest</w:t>
+            </w:r>
           </w:p>
         </w:tc>
         <w:tc>
@@ -609,9 +553,40 @@
                 <w:sz w:val="17"/>
                 <w:szCs w:val="17"/>
               </w:rPr>
-              <w:t xml:space="preserve">Selenium &amp; </w:t>
-            </w:r>
-            <w:proofErr w:type="spellStart"/>
+              <w:t xml:space="preserve">Selenium &amp; FireFlink Exposure</w:t>
+            </w:r>
+          </w:p>
+        </w:tc>
+      </w:tr>
+      <w:tr>
+        <w:tblPrEx>
+          <w:tblCellMar>
+            <w:top w:w="0" w:type="dxa"/>
+            <w:bottom w:w="0" w:type="dxa"/>
+          </w:tblCellMar>
+        </w:tblPrEx>
+        <w:tc>
+          <w:tcPr>
+            <w:tcW w:w="3120" w:type="dxa"/>
+            <w:tcBorders>
+              <w:top w:val="single" w:sz="1" w:space="0" w:color="CCDDEE"/>
+              <w:left w:val="single" w:sz="1" w:space="0" w:color="CCDDEE"/>
+              <w:bottom w:val="single" w:sz="1" w:space="0" w:color="CCDDEE"/>
+              <w:right w:val="single" w:sz="1" w:space="0" w:color="CCDDEE"/>
+            </w:tcBorders>
+            <w:shd w:val="clear" w:color="auto" w:fill="EBF3FB"/>
+            <w:tcMar>
+              <w:top w:w="55" w:type="dxa"/>
+              <w:left w:w="100" w:type="dxa"/>
+              <w:bottom w:w="55" w:type="dxa"/>
+              <w:right w:w="100" w:type="dxa"/>
+            </w:tcMar>
+            <w:vAlign w:val="center"/>
+          </w:tcPr>
+          <w:p>
+            <w:pPr>
+              <w:jc w:val="center"/>
+            </w:pPr>
             <w:r>
               <w:rPr>
                 <w:b/>
@@ -620,9 +595,32 @@
                 <w:sz w:val="17"/>
                 <w:szCs w:val="17"/>
               </w:rPr>
-              <w:t>FireFlink</w:t>
-            </w:r>
-            <w:proofErr w:type="spellEnd"/>
+              <w:t>Test Planning &amp; Strategy</w:t>
+            </w:r>
+          </w:p>
+        </w:tc>
+        <w:tc>
+          <w:tcPr>
+            <w:tcW w:w="3120" w:type="dxa"/>
+            <w:tcBorders>
+              <w:top w:val="single" w:sz="1" w:space="0" w:color="CCDDEE"/>
+              <w:left w:val="single" w:sz="1" w:space="0" w:color="CCDDEE"/>
+              <w:bottom w:val="single" w:sz="1" w:space="0" w:color="CCDDEE"/>
+              <w:right w:val="single" w:sz="1" w:space="0" w:color="CCDDEE"/>
+            </w:tcBorders>
+            <w:shd w:val="clear" w:color="auto" w:fill="EBF3FB"/>
+            <w:tcMar>
+              <w:top w:w="55" w:type="dxa"/>
+              <w:left w:w="100" w:type="dxa"/>
+              <w:bottom w:w="55" w:type="dxa"/>
+              <w:right w:w="100" w:type="dxa"/>
+            </w:tcMar>
+            <w:vAlign w:val="center"/>
+          </w:tcPr>
+          <w:p>
+            <w:pPr>
+              <w:jc w:val="center"/>
+            </w:pPr>
             <w:r>
               <w:rPr>
                 <w:b/>
@@ -631,7 +629,41 @@
                 <w:sz w:val="17"/>
                 <w:szCs w:val="17"/>
               </w:rPr>
-              <w:t xml:space="preserve"> Exposure</w:t>
+              <w:t>RTM &amp; Test Reporting</w:t>
+            </w:r>
+          </w:p>
+        </w:tc>
+        <w:tc>
+          <w:tcPr>
+            <w:tcW w:w="3120" w:type="dxa"/>
+            <w:tcBorders>
+              <w:top w:val="single" w:sz="1" w:space="0" w:color="CCDDEE"/>
+              <w:left w:val="single" w:sz="1" w:space="0" w:color="CCDDEE"/>
+              <w:bottom w:val="single" w:sz="1" w:space="0" w:color="CCDDEE"/>
+              <w:right w:val="single" w:sz="1" w:space="0" w:color="CCDDEE"/>
+            </w:tcBorders>
+            <w:shd w:val="clear" w:color="auto" w:fill="EBF3FB"/>
+            <w:tcMar>
+              <w:top w:w="55" w:type="dxa"/>
+              <w:left w:w="100" w:type="dxa"/>
+              <w:bottom w:w="55" w:type="dxa"/>
+              <w:right w:w="100" w:type="dxa"/>
+            </w:tcMar>
+            <w:vAlign w:val="center"/>
+          </w:tcPr>
+          <w:p>
+            <w:pPr>
+              <w:jc w:val="center"/>
+            </w:pPr>
+            <w:r>
+              <w:rPr>
+                <w:b/>
+                <w:bCs/>
+                <w:color w:val="1F4E79"/>
+                <w:sz w:val="17"/>
+                <w:szCs w:val="17"/>
+              </w:rPr>
+              <w:t>Root Cause Analysis</w:t>
             </w:r>
           </w:p>
         </w:tc>
@@ -669,32 +701,14 @@
           <w:sz w:val="20"/>
           <w:szCs w:val="20"/>
         </w:rPr>
-        <w:t xml:space="preserve">QA </w:t>
-      </w:r>
-      <w:proofErr w:type="gramStart"/>
-      <w:r>
-        <w:rPr>
-          <w:b/>
-          <w:bCs/>
-          <w:sz w:val="20"/>
-          <w:szCs w:val="20"/>
-        </w:rPr>
-        <w:t>Engineer</w:t>
+        <w:t xml:space="preserve">QA Engineer</w:t>
       </w:r>
       <w:r>
         <w:rPr>
           <w:color w:val="888888"/>
         </w:rPr>
-        <w:t xml:space="preserve">  |</w:t>
-      </w:r>
-      <w:proofErr w:type="gramEnd"/>
-      <w:r>
-        <w:rPr>
-          <w:color w:val="888888"/>
-        </w:rPr>
-        <w:t xml:space="preserve">  </w:t>
-      </w:r>
-      <w:proofErr w:type="spellStart"/>
+        <w:t xml:space="preserve">  |  </w:t>
+      </w:r>
       <w:r>
         <w:rPr>
           <w:b/>
@@ -703,18 +717,7 @@
           <w:sz w:val="19"/>
           <w:szCs w:val="19"/>
         </w:rPr>
-        <w:t>FireFlink</w:t>
-      </w:r>
-      <w:proofErr w:type="spellEnd"/>
-      <w:r>
-        <w:rPr>
-          <w:b/>
-          <w:bCs/>
-          <w:color w:val="2E75B6"/>
-          <w:sz w:val="19"/>
-          <w:szCs w:val="19"/>
-        </w:rPr>
-        <w:t xml:space="preserve"> Extreme Automation</w:t>
+        <w:t xml:space="preserve">FireFlink Extreme Automation</w:t>
       </w:r>
       <w:r>
         <w:rPr>
@@ -723,15 +726,7 @@
           <w:color w:val="666666"/>
         </w:rPr>
         <w:tab/>
-        <w:t xml:space="preserve">Jan 2025 – </w:t>
-      </w:r>
-      <w:r>
-        <w:rPr>
-          <w:i/>
-          <w:iCs/>
-          <w:color w:val="666666"/>
-        </w:rPr>
-        <w:t>May 2026</w:t>
+        <w:t xml:space="preserve">Jan 2025 – May 2026</w:t>
       </w:r>
     </w:p>
     <w:p>
@@ -743,13 +738,8 @@
         </w:numPr>
         <w:spacing w:before="28" w:after="28"/>
       </w:pPr>
-      <w:proofErr w:type="spellStart"/>
-      <w:r>
-        <w:t>Analyzed</w:t>
-      </w:r>
-      <w:proofErr w:type="spellEnd"/>
-      <w:r>
-        <w:t xml:space="preserve"> functional and non-functional requirements, user stories, and acceptance criteria to prepare comprehensive test plans, test strategies, and test scenarios aligned with business objectives.</w:t>
+      <w:r>
+        <w:t xml:space="preserve">Analyzed functional and non-functional requirements, user stories, and acceptance criteria to prepare comprehensive test plans, test strategies, and test scenarios aligned with business objectives.</w:t>
       </w:r>
     </w:p>
     <w:p>
@@ -827,15 +817,7 @@
         <w:spacing w:before="28" w:after="28"/>
       </w:pPr>
       <w:r>
-        <w:t xml:space="preserve">Conducted cross-browser and cross-device compatibility testing using </w:t>
-      </w:r>
-      <w:proofErr w:type="spellStart"/>
-      <w:r>
-        <w:t>LambdaTest</w:t>
-      </w:r>
-      <w:proofErr w:type="spellEnd"/>
-      <w:r>
-        <w:t xml:space="preserve"> across Chrome, Firefox, Safari, Edge, and multiple OS/device combinations.</w:t>
+        <w:t xml:space="preserve">Conducted cross-browser and cross-device compatibility testing using LambdaTest across Chrome, Firefox, Safari, Edge, and multiple OS/device combinations.</w:t>
       </w:r>
     </w:p>
     <w:p>
@@ -887,15 +869,7 @@
         <w:spacing w:before="28" w:after="28"/>
       </w:pPr>
       <w:r>
-        <w:t xml:space="preserve">Executed manual performance testing to assess application responsiveness, stability, and </w:t>
-      </w:r>
-      <w:proofErr w:type="spellStart"/>
-      <w:r>
-        <w:t>behavior</w:t>
-      </w:r>
-      <w:proofErr w:type="spellEnd"/>
-      <w:r>
-        <w:t xml:space="preserve"> under simulated load conditions.</w:t>
+        <w:t xml:space="preserve">Executed manual performance testing to assess application responsiveness, stability, and behavior under simulated load conditions.</w:t>
       </w:r>
     </w:p>
     <w:p>
@@ -964,30 +938,13 @@
           <w:sz w:val="20"/>
           <w:szCs w:val="20"/>
         </w:rPr>
-        <w:t xml:space="preserve">Business Analyst </w:t>
-      </w:r>
-      <w:proofErr w:type="gramStart"/>
-      <w:r>
-        <w:rPr>
-          <w:b/>
-          <w:bCs/>
-          <w:sz w:val="20"/>
-          <w:szCs w:val="20"/>
-        </w:rPr>
-        <w:t>Intern</w:t>
+        <w:t xml:space="preserve">QA Manual Tester Intern</w:t>
       </w:r>
       <w:r>
         <w:rPr>
           <w:color w:val="888888"/>
         </w:rPr>
-        <w:t xml:space="preserve">  |</w:t>
-      </w:r>
-      <w:proofErr w:type="gramEnd"/>
-      <w:r>
-        <w:rPr>
-          <w:color w:val="888888"/>
-        </w:rPr>
-        <w:t xml:space="preserve">  </w:t>
+        <w:t xml:space="preserve">  |  </w:t>
       </w:r>
       <w:r>
         <w:rPr>
@@ -1006,7 +963,7 @@
           <w:color w:val="666666"/>
         </w:rPr>
         <w:tab/>
-        <w:t>Aug 2023 – Dec 2023</w:t>
+        <w:t>Aug 2023 – Feb 2024</w:t>
       </w:r>
     </w:p>
     <w:p>
@@ -1019,7 +976,7 @@
         <w:spacing w:before="28" w:after="28"/>
       </w:pPr>
       <w:r>
-        <w:t>Gathered and documented business requirements from stakeholders, translating needs into clear functional specifications and process documentation.</w:t>
+        <w:t>Performed manual testing of web-based applications, including functional, regression, smoke, and sanity testing to validate features against business requirements.</w:t>
       </w:r>
     </w:p>
     <w:p>
@@ -1032,7 +989,7 @@
         <w:spacing w:before="28" w:after="28"/>
       </w:pPr>
       <w:r>
-        <w:t>Compiled and evaluated client data, created data visualizations, and submitted weekly findings to team leads using Microsoft PowerPoint and Power BI.</w:t>
+        <w:t>Designed and executed test cases and test scenarios based on functional specifications, ensuring adequate coverage of positive, negative, and edge-case flows.</w:t>
       </w:r>
     </w:p>
     <w:p>
@@ -1045,7 +1002,20 @@
         <w:spacing w:before="28" w:after="28"/>
       </w:pPr>
       <w:r>
-        <w:t>Evaluated client needs and facilitated product adjustments in line with regulatory and business guidelines, supporting the sales and delivery teams.</w:t>
+        <w:t>Logged, tracked, and retested defects, collaborating with developers and stakeholders to reproduce issues and confirm fixes.</w:t>
+      </w:r>
+    </w:p>
+    <w:p>
+      <w:pPr>
+        <w:pStyle w:val="ListParagraph"/>
+        <w:numPr>
+          <w:ilvl w:val="0"/>
+          <w:numId w:val="2"/>
+        </w:numPr>
+        <w:spacing w:before="28" w:after="28"/>
+      </w:pPr>
+      <w:r>
+        <w:t>Conducted exploratory and UAT-support testing, documenting results and reporting quality metrics to team leads for release readiness.</w:t>
       </w:r>
     </w:p>
     <w:p>
@@ -1398,21 +1368,12 @@
             </w:tcMar>
           </w:tcPr>
           <w:p>
-            <w:proofErr w:type="spellStart"/>
-            <w:r>
-              <w:rPr>
-                <w:sz w:val="17"/>
-                <w:szCs w:val="17"/>
-              </w:rPr>
-              <w:t>LambdaTest</w:t>
-            </w:r>
-            <w:proofErr w:type="spellEnd"/>
-            <w:r>
-              <w:rPr>
-                <w:sz w:val="17"/>
-                <w:szCs w:val="17"/>
-              </w:rPr>
-              <w:t xml:space="preserve"> (multi-browser, multi-OS, device compatibility)</w:t>
+            <w:r>
+              <w:rPr>
+                <w:sz w:val="17"/>
+                <w:szCs w:val="17"/>
+              </w:rPr>
+              <w:t xml:space="preserve">LambdaTest (multi-browser, multi-OS, device compatibility)</w:t>
             </w:r>
           </w:p>
         </w:tc>
@@ -1604,23 +1565,7 @@
                 <w:sz w:val="17"/>
                 <w:szCs w:val="17"/>
               </w:rPr>
-              <w:t xml:space="preserve">Selenium WebDriver (Core Java), </w:t>
-            </w:r>
-            <w:proofErr w:type="spellStart"/>
-            <w:r>
-              <w:rPr>
-                <w:sz w:val="17"/>
-                <w:szCs w:val="17"/>
-              </w:rPr>
-              <w:t>FireFlink</w:t>
-            </w:r>
-            <w:proofErr w:type="spellEnd"/>
-            <w:r>
-              <w:rPr>
-                <w:sz w:val="17"/>
-                <w:szCs w:val="17"/>
-              </w:rPr>
-              <w:t xml:space="preserve"> Automation Platform</w:t>
+              <w:t xml:space="preserve">Selenium WebDriver (Core Java), FireFlink Automation Platform</w:t>
             </w:r>
           </w:p>
         </w:tc>
@@ -1775,25 +1720,7 @@
           <w:bCs/>
           <w:color w:val="1F4E79"/>
         </w:rPr>
-        <w:t xml:space="preserve">Web Application Testing – Manual Testing &amp; Postman API </w:t>
-      </w:r>
-      <w:proofErr w:type="gramStart"/>
-      <w:r>
-        <w:rPr>
-          <w:b/>
-          <w:bCs/>
-          <w:color w:val="1F4E79"/>
-        </w:rPr>
-        <w:t>Validation  (</w:t>
-      </w:r>
-      <w:proofErr w:type="gramEnd"/>
-      <w:r>
-        <w:rPr>
-          <w:b/>
-          <w:bCs/>
-          <w:color w:val="1F4E79"/>
-        </w:rPr>
-        <w:t>Active)</w:t>
+        <w:t xml:space="preserve">Web Application Testing – Manual Testing &amp; Postman API Validation  (Active)</w:t>
       </w:r>
     </w:p>
     <w:p>
@@ -1854,30 +1781,13 @@
           <w:sz w:val="20"/>
           <w:szCs w:val="20"/>
         </w:rPr>
-        <w:t xml:space="preserve">MBA – Business </w:t>
-      </w:r>
-      <w:proofErr w:type="gramStart"/>
-      <w:r>
-        <w:rPr>
-          <w:b/>
-          <w:bCs/>
-          <w:sz w:val="20"/>
-          <w:szCs w:val="20"/>
-        </w:rPr>
-        <w:t>Analytics</w:t>
+        <w:t xml:space="preserve">MBA – Information Technology</w:t>
       </w:r>
       <w:r>
         <w:rPr>
           <w:color w:val="888888"/>
         </w:rPr>
-        <w:t xml:space="preserve">  |</w:t>
-      </w:r>
-      <w:proofErr w:type="gramEnd"/>
-      <w:r>
-        <w:rPr>
-          <w:color w:val="888888"/>
-        </w:rPr>
-        <w:t xml:space="preserve">  </w:t>
+        <w:t xml:space="preserve">  |  </w:t>
       </w:r>
       <w:r>
         <w:rPr>
@@ -1906,7 +1816,6 @@
         </w:tabs>
         <w:spacing w:before="110" w:after="18"/>
       </w:pPr>
-      <w:proofErr w:type="gramStart"/>
       <w:r>
         <w:rPr>
           <w:b/>
@@ -1914,40 +1823,13 @@
           <w:sz w:val="20"/>
           <w:szCs w:val="20"/>
         </w:rPr>
-        <w:t>B.Com</w:t>
-      </w:r>
-      <w:proofErr w:type="gramEnd"/>
-      <w:r>
-        <w:rPr>
-          <w:b/>
-          <w:bCs/>
-          <w:sz w:val="20"/>
-          <w:szCs w:val="20"/>
-        </w:rPr>
-        <w:t xml:space="preserve"> – </w:t>
-      </w:r>
-      <w:proofErr w:type="gramStart"/>
-      <w:r>
-        <w:rPr>
-          <w:b/>
-          <w:bCs/>
-          <w:sz w:val="20"/>
-          <w:szCs w:val="20"/>
-        </w:rPr>
-        <w:t>Finance</w:t>
+        <w:t xml:space="preserve">B.Com – Finance</w:t>
       </w:r>
       <w:r>
         <w:rPr>
           <w:color w:val="888888"/>
         </w:rPr>
-        <w:t xml:space="preserve">  |</w:t>
-      </w:r>
-      <w:proofErr w:type="gramEnd"/>
-      <w:r>
-        <w:rPr>
-          <w:color w:val="888888"/>
-        </w:rPr>
-        <w:t xml:space="preserve">  </w:t>
+        <w:t xml:space="preserve">  |  </w:t>
       </w:r>
       <w:r>
         <w:rPr>
@@ -1967,55 +1849,6 @@
         </w:rPr>
         <w:tab/>
         <w:t>2021</w:t>
-      </w:r>
-    </w:p>
-    <w:p>
-      <w:pPr>
-        <w:spacing w:before="90"/>
-      </w:pPr>
-      <w:r>
-        <w:rPr>
-          <w:color w:val="BBBBBB"/>
-          <w:sz w:val="15"/>
-          <w:szCs w:val="15"/>
-        </w:rPr>
-        <w:t xml:space="preserve">QA Engineer | Manual Testing | Functional Testing | Regression Testing | Smoke Testing | Sanity Testing | Integration Testing | System Testing | UAT | Exploratory Testing | Black Box Testing | Grey Box Testing | Test Case Design | Test Plan | Test Strategy | RTM | BVA | Equivalence Partitioning | Decision Table | State Transition | Defect Life Cycle | Bug Reporting | Root Cause Analysis | Jira | Postman | REST API | SQL | Backend Testing | </w:t>
-      </w:r>
-      <w:proofErr w:type="spellStart"/>
-      <w:r>
-        <w:rPr>
-          <w:color w:val="BBBBBB"/>
-          <w:sz w:val="15"/>
-          <w:szCs w:val="15"/>
-        </w:rPr>
-        <w:t>LambdaTest</w:t>
-      </w:r>
-      <w:proofErr w:type="spellEnd"/>
-      <w:r>
-        <w:rPr>
-          <w:color w:val="BBBBBB"/>
-          <w:sz w:val="15"/>
-          <w:szCs w:val="15"/>
-        </w:rPr>
-        <w:t xml:space="preserve"> | Cross-Browser Testing | Git | GitHub | Selenium | </w:t>
-      </w:r>
-      <w:proofErr w:type="spellStart"/>
-      <w:r>
-        <w:rPr>
-          <w:color w:val="BBBBBB"/>
-          <w:sz w:val="15"/>
-          <w:szCs w:val="15"/>
-        </w:rPr>
-        <w:t>FireFlink</w:t>
-      </w:r>
-      <w:proofErr w:type="spellEnd"/>
-      <w:r>
-        <w:rPr>
-          <w:color w:val="BBBBBB"/>
-          <w:sz w:val="15"/>
-          <w:szCs w:val="15"/>
-        </w:rPr>
-        <w:t xml:space="preserve"> | Agile | Scrum | STLC | SDLC | Shift-Left Testing | Test Metrics | Test Closure | Release Sign-off | Sprint Testing | Acceptance Criteria | User Stories | Defect Triage | Severity | Priority | Retesting | Test Execution | Test Reporting | SQA | Software Quality Assurance | Performance Testing | Compatibility Testing | Negative Testing | Positive Testing</w:t>
       </w:r>
     </w:p>
     <w:sectPr>
